--- a/交付成果/第4轮朗读优化版/朗读优化8周版/读书会16_突破生命的束缚_8周资料包（朗读优化版）/Word版/第1周_生命被什么束缚——两大束缚_主持人版.docx
+++ b/交付成果/第4轮朗读优化版/朗读优化8周版/读书会16_突破生命的束缚_8周资料包（朗读优化版）/Word版/第1周_生命被什么束缚——两大束缚_主持人版.docx
@@ -4,37 +4,46 @@
   <w:body>
     <w:p>
       <w:pPr>
-        <w:spacing w:before="160" w:after="80"/>
+        <w:jc w:val="right"/>
       </w:pPr>
       <w:r>
         <w:rPr>
-          <w:rFonts w:ascii="Microsoft YaHei" w:hAnsi="Microsoft YaHei" w:eastAsia="Microsoft YaHei"/>
+          <w:color w:val="888888"/>
+          <w:sz w:val="16"/>
+        </w:rPr>
+        <w:t>📅 最近更新：2026-09-26 18:47　|　第三轮8周版同步：学员版主持人专属内容清理；元数据与 CHANGELOG 同步；结构仍6环节120min；共读原文一字未改；第4轮朗读优化（2026-09-26）：音频转写来源的共读原文已口语化改写</w:t>
+      </w:r>
+    </w:p>
+    <w:p>
+      <w:pPr>
+        <w:jc w:val="center"/>
+      </w:pPr>
+      <w:r>
+        <w:rPr>
           <w:b/>
           <w:color w:val="1F3864"/>
-          <w:sz w:val="34"/>
-        </w:rPr>
-        <w:t>第1周：生命被什么束缚——两大束缚（主持人版）</w:t>
+          <w:sz w:val="36"/>
+        </w:rPr>
+        <w:t>第1周：生命被什么束缚——两大束缚</w:t>
       </w:r>
     </w:p>
     <w:p>
       <w:pPr>
-        <w:spacing w:before="40" w:after="80"/>
-        <w:ind w:left="283"/>
-        <w:shd w:val="clear" w:color="auto" w:fill="EEF2F8"/>
+        <w:ind w:left="170"/>
         <w:pBdr>
-          <w:left w:val="single" w:sz="20" w:space="6" w:color="1F3864"/>
+          <w:left w:val="single" w:sz="18" w:space="4" w:color="1F3864"/>
         </w:pBdr>
+        <w:shd w:val="clear" w:fill="F2F5FA"/>
       </w:pPr>
       <w:r>
         <w:rPr>
-          <w:sz w:val="20"/>
+          <w:b w:val="0"/>
         </w:rPr>
         <w:t xml:space="preserve">⭐ </w:t>
       </w:r>
       <w:r>
         <w:rPr>
           <w:b/>
-          <w:sz w:val="20"/>
         </w:rPr>
         <w:t>本讲主持人速览</w:t>
       </w:r>
@@ -43,7 +52,6 @@
       <w:tblPr>
         <w:tblStyle w:val="TableGrid"/>
         <w:tblW w:type="auto" w:w="0"/>
-        <w:jc w:val="center"/>
         <w:tblLook w:firstColumn="1" w:firstRow="1" w:lastColumn="0" w:lastRow="0" w:noHBand="0" w:noVBand="1" w:val="04A0"/>
       </w:tblPr>
       <w:tblGrid>
@@ -56,17 +64,20 @@
         <w:tc>
           <w:tcPr>
             <w:tcW w:type="dxa" w:w="2409"/>
-            <w:shd w:val="clear" w:color="auto" w:fill="1F3864"/>
+            <w:shd w:val="clear" w:fill="1F3864"/>
           </w:tcPr>
           <w:p>
-            <w:pPr>
-              <w:spacing w:after="20"/>
-            </w:pPr>
             <w:r>
               <w:rPr>
-                <w:b/>
                 <w:color w:val="FFFFFF"/>
-                <w:sz w:val="19"/>
+                <w:sz w:val="18"/>
+              </w:rPr>
+            </w:r>
+            <w:r>
+              <w:rPr>
+                <w:b w:val="0"/>
+                <w:color w:val="FFFFFF"/>
+                <w:sz w:val="18"/>
               </w:rPr>
               <w:t>环节</w:t>
             </w:r>
@@ -75,17 +86,20 @@
         <w:tc>
           <w:tcPr>
             <w:tcW w:type="dxa" w:w="2409"/>
-            <w:shd w:val="clear" w:color="auto" w:fill="1F3864"/>
+            <w:shd w:val="clear" w:fill="1F3864"/>
           </w:tcPr>
           <w:p>
-            <w:pPr>
-              <w:spacing w:after="20"/>
-            </w:pPr>
             <w:r>
               <w:rPr>
-                <w:b/>
                 <w:color w:val="FFFFFF"/>
-                <w:sz w:val="19"/>
+                <w:sz w:val="18"/>
+              </w:rPr>
+            </w:r>
+            <w:r>
+              <w:rPr>
+                <w:b w:val="0"/>
+                <w:color w:val="FFFFFF"/>
+                <w:sz w:val="18"/>
               </w:rPr>
               <w:t>标准时长</w:t>
             </w:r>
@@ -94,17 +108,20 @@
         <w:tc>
           <w:tcPr>
             <w:tcW w:type="dxa" w:w="2409"/>
-            <w:shd w:val="clear" w:color="auto" w:fill="1F3864"/>
+            <w:shd w:val="clear" w:fill="1F3864"/>
           </w:tcPr>
           <w:p>
-            <w:pPr>
-              <w:spacing w:after="20"/>
-            </w:pPr>
             <w:r>
               <w:rPr>
-                <w:b/>
                 <w:color w:val="FFFFFF"/>
-                <w:sz w:val="19"/>
+                <w:sz w:val="18"/>
+              </w:rPr>
+            </w:r>
+            <w:r>
+              <w:rPr>
+                <w:b w:val="0"/>
+                <w:color w:val="FFFFFF"/>
+                <w:sz w:val="18"/>
               </w:rPr>
               <w:t>时间不够怎么办</w:t>
             </w:r>
@@ -113,17 +130,20 @@
         <w:tc>
           <w:tcPr>
             <w:tcW w:type="dxa" w:w="2409"/>
-            <w:shd w:val="clear" w:color="auto" w:fill="1F3864"/>
+            <w:shd w:val="clear" w:fill="1F3864"/>
           </w:tcPr>
           <w:p>
-            <w:pPr>
-              <w:spacing w:after="20"/>
-            </w:pPr>
             <w:r>
               <w:rPr>
-                <w:b/>
                 <w:color w:val="FFFFFF"/>
-                <w:sz w:val="19"/>
+                <w:sz w:val="18"/>
+              </w:rPr>
+            </w:r>
+            <w:r>
+              <w:rPr>
+                <w:b w:val="0"/>
+                <w:color w:val="FFFFFF"/>
+                <w:sz w:val="18"/>
               </w:rPr>
               <w:t>时间富余怎么办</w:t>
             </w:r>
@@ -136,12 +156,15 @@
             <w:tcW w:type="dxa" w:w="2409"/>
           </w:tcPr>
           <w:p>
-            <w:pPr>
-              <w:spacing w:after="20"/>
-            </w:pPr>
             <w:r>
               <w:rPr>
-                <w:sz w:val="19"/>
+                <w:sz w:val="18"/>
+              </w:rPr>
+            </w:r>
+            <w:r>
+              <w:rPr>
+                <w:b w:val="0"/>
+                <w:sz w:val="18"/>
               </w:rPr>
               <w:t>🧘 静心开场</w:t>
             </w:r>
@@ -152,12 +175,15 @@
             <w:tcW w:type="dxa" w:w="2409"/>
           </w:tcPr>
           <w:p>
-            <w:pPr>
-              <w:spacing w:after="20"/>
-            </w:pPr>
             <w:r>
               <w:rPr>
-                <w:sz w:val="19"/>
+                <w:sz w:val="18"/>
+              </w:rPr>
+            </w:r>
+            <w:r>
+              <w:rPr>
+                <w:b w:val="0"/>
+                <w:sz w:val="18"/>
               </w:rPr>
               <w:t>10 min</w:t>
             </w:r>
@@ -168,12 +194,15 @@
             <w:tcW w:type="dxa" w:w="2409"/>
           </w:tcPr>
           <w:p>
-            <w:pPr>
-              <w:spacing w:after="20"/>
-            </w:pPr>
             <w:r>
               <w:rPr>
-                <w:sz w:val="19"/>
+                <w:sz w:val="18"/>
+              </w:rPr>
+            </w:r>
+            <w:r>
+              <w:rPr>
+                <w:b w:val="0"/>
+                <w:sz w:val="18"/>
               </w:rPr>
               <w:t>缩到 5 min，只做呼吸放松＋三句安住语</w:t>
             </w:r>
@@ -184,12 +213,15 @@
             <w:tcW w:type="dxa" w:w="2409"/>
           </w:tcPr>
           <w:p>
-            <w:pPr>
-              <w:spacing w:after="20"/>
-            </w:pPr>
             <w:r>
               <w:rPr>
-                <w:sz w:val="19"/>
+                <w:sz w:val="18"/>
+              </w:rPr>
+            </w:r>
+            <w:r>
+              <w:rPr>
+                <w:b w:val="0"/>
+                <w:sz w:val="18"/>
               </w:rPr>
               <w:t>加做一遍慈心散播</w:t>
             </w:r>
@@ -200,15 +232,18 @@
         <w:tc>
           <w:tcPr>
             <w:tcW w:type="dxa" w:w="2409"/>
-            <w:shd w:val="clear" w:color="auto" w:fill="F2F2F2"/>
+            <w:shd w:val="clear" w:fill="F2F5FA"/>
           </w:tcPr>
           <w:p>
-            <w:pPr>
-              <w:spacing w:after="20"/>
-            </w:pPr>
             <w:r>
               <w:rPr>
-                <w:sz w:val="19"/>
+                <w:sz w:val="18"/>
+              </w:rPr>
+            </w:r>
+            <w:r>
+              <w:rPr>
+                <w:b w:val="0"/>
+                <w:sz w:val="18"/>
               </w:rPr>
               <w:t>📖 共读原文</w:t>
             </w:r>
@@ -217,15 +252,18 @@
         <w:tc>
           <w:tcPr>
             <w:tcW w:type="dxa" w:w="2409"/>
-            <w:shd w:val="clear" w:color="auto" w:fill="F2F2F2"/>
+            <w:shd w:val="clear" w:fill="F2F5FA"/>
           </w:tcPr>
           <w:p>
-            <w:pPr>
-              <w:spacing w:after="20"/>
-            </w:pPr>
             <w:r>
               <w:rPr>
-                <w:sz w:val="19"/>
+                <w:sz w:val="18"/>
+              </w:rPr>
+            </w:r>
+            <w:r>
+              <w:rPr>
+                <w:b w:val="0"/>
+                <w:sz w:val="18"/>
               </w:rPr>
               <w:t>25 min</w:t>
             </w:r>
@@ -234,15 +272,18 @@
         <w:tc>
           <w:tcPr>
             <w:tcW w:type="dxa" w:w="2409"/>
-            <w:shd w:val="clear" w:color="auto" w:fill="F2F2F2"/>
+            <w:shd w:val="clear" w:fill="F2F5FA"/>
           </w:tcPr>
           <w:p>
-            <w:pPr>
-              <w:spacing w:after="20"/>
-            </w:pPr>
             <w:r>
               <w:rPr>
-                <w:sz w:val="19"/>
+                <w:sz w:val="18"/>
+              </w:rPr>
+            </w:r>
+            <w:r>
+              <w:rPr>
+                <w:b w:val="0"/>
+                <w:sz w:val="18"/>
               </w:rPr>
               <w:t>只读材料①的两大束缚总纲＋材料③的「两股力量」段</w:t>
             </w:r>
@@ -251,15 +292,18 @@
         <w:tc>
           <w:tcPr>
             <w:tcW w:type="dxa" w:w="2409"/>
-            <w:shd w:val="clear" w:color="auto" w:fill="F2F2F2"/>
+            <w:shd w:val="clear" w:fill="F2F5FA"/>
           </w:tcPr>
           <w:p>
-            <w:pPr>
-              <w:spacing w:after="20"/>
-            </w:pPr>
             <w:r>
               <w:rPr>
-                <w:sz w:val="19"/>
+                <w:sz w:val="18"/>
+              </w:rPr>
+            </w:r>
+            <w:r>
+              <w:rPr>
+                <w:b w:val="0"/>
+                <w:sz w:val="18"/>
               </w:rPr>
               <w:t>补读材料⑤浓缩版「模因／基因」界定段</w:t>
             </w:r>
@@ -272,12 +316,15 @@
             <w:tcW w:type="dxa" w:w="2409"/>
           </w:tcPr>
           <w:p>
-            <w:pPr>
-              <w:spacing w:after="20"/>
-            </w:pPr>
             <w:r>
               <w:rPr>
-                <w:sz w:val="19"/>
+                <w:sz w:val="18"/>
+              </w:rPr>
+            </w:r>
+            <w:r>
+              <w:rPr>
+                <w:b w:val="0"/>
+                <w:sz w:val="18"/>
               </w:rPr>
               <w:t>💬 第一轮分享</w:t>
             </w:r>
@@ -288,12 +335,15 @@
             <w:tcW w:type="dxa" w:w="2409"/>
           </w:tcPr>
           <w:p>
-            <w:pPr>
-              <w:spacing w:after="20"/>
-            </w:pPr>
             <w:r>
               <w:rPr>
-                <w:sz w:val="19"/>
+                <w:sz w:val="18"/>
+              </w:rPr>
+            </w:r>
+            <w:r>
+              <w:rPr>
+                <w:b w:val="0"/>
+                <w:sz w:val="18"/>
               </w:rPr>
               <w:t>20 min</w:t>
             </w:r>
@@ -304,12 +354,15 @@
             <w:tcW w:type="dxa" w:w="2409"/>
           </w:tcPr>
           <w:p>
-            <w:pPr>
-              <w:spacing w:after="20"/>
-            </w:pPr>
             <w:r>
               <w:rPr>
-                <w:sz w:val="19"/>
+                <w:sz w:val="18"/>
+              </w:rPr>
+            </w:r>
+            <w:r>
+              <w:rPr>
+                <w:b w:val="0"/>
+                <w:sz w:val="18"/>
               </w:rPr>
               <w:t>每人 2 min，只答第1问</w:t>
             </w:r>
@@ -320,12 +373,15 @@
             <w:tcW w:type="dxa" w:w="2409"/>
           </w:tcPr>
           <w:p>
-            <w:pPr>
-              <w:spacing w:after="20"/>
-            </w:pPr>
             <w:r>
               <w:rPr>
-                <w:sz w:val="19"/>
+                <w:sz w:val="18"/>
+              </w:rPr>
+            </w:r>
+            <w:r>
+              <w:rPr>
+                <w:b w:val="0"/>
+                <w:sz w:val="18"/>
               </w:rPr>
               <w:t>加入「我身上最明显的束缚例子」</w:t>
             </w:r>
@@ -336,15 +392,18 @@
         <w:tc>
           <w:tcPr>
             <w:tcW w:type="dxa" w:w="2409"/>
-            <w:shd w:val="clear" w:color="auto" w:fill="F2F2F2"/>
+            <w:shd w:val="clear" w:fill="F2F5FA"/>
           </w:tcPr>
           <w:p>
-            <w:pPr>
-              <w:spacing w:after="20"/>
-            </w:pPr>
             <w:r>
               <w:rPr>
-                <w:sz w:val="19"/>
+                <w:sz w:val="18"/>
+              </w:rPr>
+            </w:r>
+            <w:r>
+              <w:rPr>
+                <w:b w:val="0"/>
+                <w:sz w:val="18"/>
               </w:rPr>
               <w:t>🎯 主题讨论</w:t>
             </w:r>
@@ -353,15 +412,18 @@
         <w:tc>
           <w:tcPr>
             <w:tcW w:type="dxa" w:w="2409"/>
-            <w:shd w:val="clear" w:color="auto" w:fill="F2F2F2"/>
+            <w:shd w:val="clear" w:fill="F2F5FA"/>
           </w:tcPr>
           <w:p>
-            <w:pPr>
-              <w:spacing w:after="20"/>
-            </w:pPr>
             <w:r>
               <w:rPr>
-                <w:sz w:val="19"/>
+                <w:sz w:val="18"/>
+              </w:rPr>
+            </w:r>
+            <w:r>
+              <w:rPr>
+                <w:b w:val="0"/>
+                <w:sz w:val="18"/>
               </w:rPr>
               <w:t>35 min</w:t>
             </w:r>
@@ -370,15 +432,18 @@
         <w:tc>
           <w:tcPr>
             <w:tcW w:type="dxa" w:w="2409"/>
-            <w:shd w:val="clear" w:color="auto" w:fill="F2F2F2"/>
+            <w:shd w:val="clear" w:fill="F2F5FA"/>
           </w:tcPr>
           <w:p>
-            <w:pPr>
-              <w:spacing w:after="20"/>
-            </w:pPr>
             <w:r>
               <w:rPr>
-                <w:sz w:val="19"/>
+                <w:sz w:val="18"/>
+              </w:rPr>
+            </w:r>
+            <w:r>
+              <w:rPr>
+                <w:b w:val="0"/>
+                <w:sz w:val="18"/>
               </w:rPr>
               <w:t>保留第1、2问，第3问留作业思考</w:t>
             </w:r>
@@ -387,15 +452,18 @@
         <w:tc>
           <w:tcPr>
             <w:tcW w:type="dxa" w:w="2409"/>
-            <w:shd w:val="clear" w:color="auto" w:fill="F2F2F2"/>
+            <w:shd w:val="clear" w:fill="F2F5FA"/>
           </w:tcPr>
           <w:p>
-            <w:pPr>
-              <w:spacing w:after="20"/>
-            </w:pPr>
             <w:r>
               <w:rPr>
-                <w:sz w:val="19"/>
+                <w:sz w:val="18"/>
+              </w:rPr>
+            </w:r>
+            <w:r>
+              <w:rPr>
+                <w:b w:val="0"/>
+                <w:sz w:val="18"/>
               </w:rPr>
               <w:t>三问全展开，加做小组两两互访</w:t>
             </w:r>
@@ -408,12 +476,15 @@
             <w:tcW w:type="dxa" w:w="2409"/>
           </w:tcPr>
           <w:p>
-            <w:pPr>
-              <w:spacing w:after="20"/>
-            </w:pPr>
             <w:r>
               <w:rPr>
-                <w:sz w:val="19"/>
+                <w:sz w:val="18"/>
+              </w:rPr>
+            </w:r>
+            <w:r>
+              <w:rPr>
+                <w:b w:val="0"/>
+                <w:sz w:val="18"/>
               </w:rPr>
               <w:t>🧘 禅修练习</w:t>
             </w:r>
@@ -424,12 +495,15 @@
             <w:tcW w:type="dxa" w:w="2409"/>
           </w:tcPr>
           <w:p>
-            <w:pPr>
-              <w:spacing w:after="20"/>
-            </w:pPr>
             <w:r>
               <w:rPr>
-                <w:sz w:val="19"/>
+                <w:sz w:val="18"/>
+              </w:rPr>
+            </w:r>
+            <w:r>
+              <w:rPr>
+                <w:b w:val="0"/>
+                <w:sz w:val="18"/>
               </w:rPr>
               <w:t>15 min</w:t>
             </w:r>
@@ -440,12 +514,15 @@
             <w:tcW w:type="dxa" w:w="2409"/>
           </w:tcPr>
           <w:p>
-            <w:pPr>
-              <w:spacing w:after="20"/>
-            </w:pPr>
             <w:r>
               <w:rPr>
-                <w:sz w:val="19"/>
+                <w:sz w:val="18"/>
+              </w:rPr>
+            </w:r>
+            <w:r>
+              <w:rPr>
+                <w:b w:val="0"/>
+                <w:sz w:val="18"/>
               </w:rPr>
               <w:t>缩到 10 min，「觉察一个惯性＋呼吸三分钟」</w:t>
             </w:r>
@@ -456,12 +533,15 @@
             <w:tcW w:type="dxa" w:w="2409"/>
           </w:tcPr>
           <w:p>
-            <w:pPr>
-              <w:spacing w:after="20"/>
-            </w:pPr>
             <w:r>
               <w:rPr>
-                <w:sz w:val="19"/>
+                <w:sz w:val="18"/>
+              </w:rPr>
+            </w:r>
+            <w:r>
+              <w:rPr>
+                <w:b w:val="0"/>
+                <w:sz w:val="18"/>
               </w:rPr>
               <w:t>加做身心扫描</w:t>
             </w:r>
@@ -472,15 +552,18 @@
         <w:tc>
           <w:tcPr>
             <w:tcW w:type="dxa" w:w="2409"/>
-            <w:shd w:val="clear" w:color="auto" w:fill="F2F2F2"/>
+            <w:shd w:val="clear" w:fill="F2F5FA"/>
           </w:tcPr>
           <w:p>
-            <w:pPr>
-              <w:spacing w:after="20"/>
-            </w:pPr>
             <w:r>
               <w:rPr>
-                <w:sz w:val="19"/>
+                <w:sz w:val="18"/>
+              </w:rPr>
+            </w:r>
+            <w:r>
+              <w:rPr>
+                <w:b w:val="0"/>
+                <w:sz w:val="18"/>
               </w:rPr>
               <w:t>📚 扩展内容包</w:t>
             </w:r>
@@ -489,15 +572,18 @@
         <w:tc>
           <w:tcPr>
             <w:tcW w:type="dxa" w:w="2409"/>
-            <w:shd w:val="clear" w:color="auto" w:fill="F2F2F2"/>
+            <w:shd w:val="clear" w:fill="F2F5FA"/>
           </w:tcPr>
           <w:p>
-            <w:pPr>
-              <w:spacing w:after="20"/>
-            </w:pPr>
             <w:r>
               <w:rPr>
-                <w:sz w:val="19"/>
+                <w:sz w:val="18"/>
+              </w:rPr>
+            </w:r>
+            <w:r>
+              <w:rPr>
+                <w:b w:val="0"/>
+                <w:sz w:val="18"/>
               </w:rPr>
               <w:t>（弹性）</w:t>
             </w:r>
@@ -506,15 +592,18 @@
         <w:tc>
           <w:tcPr>
             <w:tcW w:type="dxa" w:w="2409"/>
-            <w:shd w:val="clear" w:color="auto" w:fill="F2F2F2"/>
+            <w:shd w:val="clear" w:fill="F2F5FA"/>
           </w:tcPr>
           <w:p>
-            <w:pPr>
-              <w:spacing w:after="20"/>
-            </w:pPr>
             <w:r>
               <w:rPr>
-                <w:sz w:val="19"/>
+                <w:sz w:val="18"/>
+              </w:rPr>
+            </w:r>
+            <w:r>
+              <w:rPr>
+                <w:b w:val="0"/>
+                <w:sz w:val="18"/>
               </w:rPr>
               <w:t>略过</w:t>
             </w:r>
@@ -523,15 +612,18 @@
         <w:tc>
           <w:tcPr>
             <w:tcW w:type="dxa" w:w="2409"/>
-            <w:shd w:val="clear" w:color="auto" w:fill="F2F2F2"/>
+            <w:shd w:val="clear" w:fill="F2F5FA"/>
           </w:tcPr>
           <w:p>
-            <w:pPr>
-              <w:spacing w:after="20"/>
-            </w:pPr>
             <w:r>
               <w:rPr>
-                <w:sz w:val="19"/>
+                <w:sz w:val="18"/>
+              </w:rPr>
+            </w:r>
+            <w:r>
+              <w:rPr>
+                <w:b w:val="0"/>
+                <w:sz w:val="18"/>
               </w:rPr>
               <w:t>读材料⑤浓缩版并讨论</w:t>
             </w:r>
@@ -544,12 +636,15 @@
             <w:tcW w:type="dxa" w:w="2409"/>
           </w:tcPr>
           <w:p>
-            <w:pPr>
-              <w:spacing w:after="20"/>
-            </w:pPr>
             <w:r>
               <w:rPr>
-                <w:sz w:val="19"/>
+                <w:sz w:val="18"/>
+              </w:rPr>
+            </w:r>
+            <w:r>
+              <w:rPr>
+                <w:b w:val="0"/>
+                <w:sz w:val="18"/>
               </w:rPr>
               <w:t>🔚 收尾与回向</w:t>
             </w:r>
@@ -560,12 +655,15 @@
             <w:tcW w:type="dxa" w:w="2409"/>
           </w:tcPr>
           <w:p>
-            <w:pPr>
-              <w:spacing w:after="20"/>
-            </w:pPr>
             <w:r>
               <w:rPr>
-                <w:sz w:val="19"/>
+                <w:sz w:val="18"/>
+              </w:rPr>
+            </w:r>
+            <w:r>
+              <w:rPr>
+                <w:b w:val="0"/>
+                <w:sz w:val="18"/>
               </w:rPr>
               <w:t>15 min</w:t>
             </w:r>
@@ -576,12 +674,15 @@
             <w:tcW w:type="dxa" w:w="2409"/>
           </w:tcPr>
           <w:p>
-            <w:pPr>
-              <w:spacing w:after="20"/>
-            </w:pPr>
             <w:r>
               <w:rPr>
-                <w:sz w:val="19"/>
+                <w:sz w:val="18"/>
+              </w:rPr>
+            </w:r>
+            <w:r>
+              <w:rPr>
+                <w:b w:val="0"/>
+                <w:sz w:val="18"/>
               </w:rPr>
               <w:t>缩到 10 min，回向词照读</w:t>
             </w:r>
@@ -592,12 +693,15 @@
             <w:tcW w:type="dxa" w:w="2409"/>
           </w:tcPr>
           <w:p>
-            <w:pPr>
-              <w:spacing w:after="20"/>
-            </w:pPr>
             <w:r>
               <w:rPr>
-                <w:sz w:val="19"/>
+                <w:sz w:val="18"/>
+              </w:rPr>
+            </w:r>
+            <w:r>
+              <w:rPr>
+                <w:b w:val="0"/>
+                <w:sz w:val="18"/>
               </w:rPr>
               <w:t>加「下周预告＋作业认领」</w:t>
             </w:r>
@@ -607,296 +711,217 @@
     </w:tbl>
     <w:p>
       <w:pPr>
-        <w:spacing w:before="40" w:after="80"/>
-        <w:ind w:left="283"/>
-        <w:shd w:val="clear" w:color="auto" w:fill="EEF2F8"/>
+        <w:ind w:left="170"/>
         <w:pBdr>
-          <w:left w:val="single" w:sz="20" w:space="6" w:color="1F3864"/>
+          <w:left w:val="single" w:sz="18" w:space="4" w:color="1F3864"/>
         </w:pBdr>
+        <w:shd w:val="clear" w:fill="F2F5FA"/>
       </w:pPr>
       <w:r>
         <w:rPr>
           <w:b/>
-          <w:sz w:val="20"/>
         </w:rPr>
         <w:t>主持人10条守则（精简版）</w:t>
       </w:r>
       <w:r>
         <w:rPr>
-          <w:sz w:val="20"/>
+          <w:b w:val="0"/>
         </w:rPr>
         <w:t>：①先静心后开讲，不急于输出观点；②多提问、少灌输，让成员自己看见；③照读时语速放慢、留白；④共读原文可跳读、不可改写；⑤分享以自愿为限，不点名、不强求；⑥不诊断、不给心理学标签、不评判成员家庭；⑦牢记「看清束缚不是审判自己」；⑧成员情绪波动时提供呼吸放松/暂离选项；⑨控制单次发言时长，照顾好安静的人；⑩准时收尾、从容回向。</w:t>
       </w:r>
     </w:p>
     <w:p>
       <w:pPr>
-        <w:spacing w:before="40" w:after="80"/>
-        <w:ind w:left="283"/>
-        <w:shd w:val="clear" w:color="auto" w:fill="EEF2F8"/>
+        <w:ind w:left="170"/>
         <w:pBdr>
-          <w:left w:val="single" w:sz="20" w:space="6" w:color="1F3864"/>
+          <w:left w:val="single" w:sz="18" w:space="4" w:color="1F3864"/>
         </w:pBdr>
+        <w:shd w:val="clear" w:fill="F2F5FA"/>
       </w:pPr>
       <w:r>
         <w:rPr>
           <w:b/>
-          <w:sz w:val="20"/>
         </w:rPr>
         <w:t>读书会16：突破生命的束缚 · 第1周</w:t>
       </w:r>
-      <w:r>
-        <w:rPr>
-          <w:sz w:val="20"/>
-        </w:rPr>
-        <w:t xml:space="preserve"> 这一周，我们不急着谈「怎么解脱」，而是先诚实地看清：生命到底被什么东西绑住了。看得清，是解开的第一步；能看清，本身就是正念在起作用。愿这一小时，我们不是多背了几个名词，而是对自己多了一分温柔的看见。 本周主题：</w:t>
+    </w:p>
+    <w:p>
+      <w:pPr>
+        <w:ind w:left="170"/>
+        <w:pBdr>
+          <w:left w:val="single" w:sz="18" w:space="4" w:color="1F3864"/>
+        </w:pBdr>
+        <w:shd w:val="clear" w:fill="F2F5FA"/>
+      </w:pPr>
+      <w:r>
+        <w:rPr>
+          <w:b w:val="0"/>
+        </w:rPr>
+        <w:t>这一周，我们不急着谈「怎么解脱」，而是先诚实地看清：生命到底被什么东西绑住了。看得清，是解开的第一步；能看清，本身就是正念在起作用。愿这一小时，我们不是多背了几个名词，而是对自己多了一分温柔的看见。</w:t>
+      </w:r>
+    </w:p>
+    <w:p>
+      <w:pPr>
+        <w:ind w:left="170"/>
+        <w:pBdr>
+          <w:left w:val="single" w:sz="18" w:space="4" w:color="1F3864"/>
+        </w:pBdr>
+        <w:shd w:val="clear" w:fill="F2F5FA"/>
+      </w:pPr>
+      <w:r>
+        <w:rPr>
+          <w:b w:val="0"/>
+        </w:rPr>
+        <w:t>本周主题：</w:t>
       </w:r>
       <w:r>
         <w:rPr>
           <w:b/>
-          <w:sz w:val="20"/>
         </w:rPr>
         <w:t>生命被两股力量——无始心理习性与物种基因/模因——紧紧束缚。</w:t>
       </w:r>
     </w:p>
     <w:p>
-      <w:pPr>
-        <w:spacing w:before="160" w:after="80"/>
-      </w:pPr>
-      <w:r>
-        <w:rPr>
-          <w:rFonts w:ascii="Microsoft YaHei" w:hAnsi="Microsoft YaHei" w:eastAsia="Microsoft YaHei"/>
+      <w:r>
+        <w:rPr>
           <w:b/>
           <w:color w:val="1F3864"/>
-          <w:sz w:val="28"/>
+          <w:sz w:val="26"/>
         </w:rPr>
         <w:t>📋 本周信息卡</w:t>
       </w:r>
     </w:p>
     <w:p>
       <w:pPr>
-        <w:ind w:left="340"/>
+        <w:pStyle w:val="ListBullet"/>
       </w:pPr>
       <w:r>
         <w:rPr>
-          <w:color w:val="1F3864"/>
-          <w:sz w:val="21"/>
-        </w:rPr>
-        <w:t xml:space="preserve">• </w:t>
-      </w:r>
-      <w:r>
-        <w:rPr>
           <w:b/>
-          <w:sz w:val="21"/>
         </w:rPr>
         <w:t>时长</w:t>
       </w:r>
       <w:r>
         <w:rPr>
-          <w:sz w:val="21"/>
+          <w:b w:val="0"/>
         </w:rPr>
         <w:t>：120 min（10/25/20/35/15/15）</w:t>
       </w:r>
     </w:p>
     <w:p>
       <w:pPr>
-        <w:ind w:left="340"/>
+        <w:pStyle w:val="ListBullet"/>
       </w:pPr>
       <w:r>
         <w:rPr>
-          <w:color w:val="1F3864"/>
-          <w:sz w:val="21"/>
-        </w:rPr>
-        <w:t xml:space="preserve">• </w:t>
-      </w:r>
-      <w:r>
-        <w:rPr>
           <w:b/>
-          <w:sz w:val="21"/>
         </w:rPr>
         <w:t>核心问题</w:t>
       </w:r>
       <w:r>
         <w:rPr>
-          <w:sz w:val="21"/>
+          <w:b w:val="0"/>
         </w:rPr>
         <w:t>：我们每天以为自己在做决定，真的是「我」在决定吗？生命被哪两股力量裹挟？</w:t>
       </w:r>
     </w:p>
     <w:p>
       <w:pPr>
-        <w:ind w:left="340"/>
+        <w:pStyle w:val="ListBullet"/>
       </w:pPr>
       <w:r>
         <w:rPr>
-          <w:color w:val="1F3864"/>
-          <w:sz w:val="21"/>
-        </w:rPr>
-        <w:t xml:space="preserve">• </w:t>
-      </w:r>
-      <w:r>
-        <w:rPr>
           <w:b/>
-          <w:sz w:val="21"/>
         </w:rPr>
         <w:t>覆盖要点</w:t>
       </w:r>
       <w:r>
         <w:rPr>
-          <w:sz w:val="21"/>
+          <w:b w:val="0"/>
         </w:rPr>
         <w:t>：无始心理习性（六种心理余势：业／随眠／巴拉密／意乐性／习气／性行）＋物种基因与模因（物种相续流的基因、生存环境的模因）</w:t>
       </w:r>
     </w:p>
     <w:p>
       <w:pPr>
-        <w:ind w:left="340"/>
+        <w:pStyle w:val="ListBullet"/>
       </w:pPr>
       <w:r>
         <w:rPr>
-          <w:color w:val="1F3864"/>
-          <w:sz w:val="21"/>
-        </w:rPr>
-        <w:t xml:space="preserve">• </w:t>
-      </w:r>
-      <w:r>
-        <w:rPr>
           <w:b/>
-          <w:sz w:val="21"/>
         </w:rPr>
         <w:t>共读原文提要</w:t>
       </w:r>
       <w:r>
         <w:rPr>
-          <w:sz w:val="21"/>
+          <w:b w:val="0"/>
         </w:rPr>
         <w:t>：</w:t>
       </w:r>
     </w:p>
     <w:p>
+      <w:r>
+        <w:rPr>
+          <w:b w:val="0"/>
+        </w:rPr>
+        <w:t xml:space="preserve">  - 材料①《突破生命的束缚1-20240913》：两大束缚总说＋六种心理余势逐一解说＋人类鼓励机制/防护机制（★核心）</w:t>
+      </w:r>
+    </w:p>
+    <w:p>
+      <w:r>
+        <w:rPr>
+          <w:b w:val="0"/>
+        </w:rPr>
+        <w:t xml:space="preserve">  - 材料②《突破生命的束缚1-20241112》：生存繁衍本能、身份认同、世界被构建、四食、进化即退化（★核心）</w:t>
+      </w:r>
+    </w:p>
+    <w:p>
+      <w:r>
+        <w:rPr>
+          <w:b w:val="0"/>
+        </w:rPr>
+        <w:t xml:space="preserve">  - 材料③《突破生命的束缚1-20250420》：生命被两股力量彻底束缚、家族基因实例、五蕴与受想（★核心）</w:t>
+      </w:r>
+    </w:p>
+    <w:p>
+      <w:r>
+        <w:rPr>
+          <w:b w:val="0"/>
+        </w:rPr>
+        <w:t xml:space="preserve">  - 材料④《哈佛演讲-20241108》：双重束缚总纲与六种心理余势（★核心）</w:t>
+      </w:r>
+    </w:p>
+    <w:p>
+      <w:r>
+        <w:rPr>
+          <w:b w:val="0"/>
+        </w:rPr>
+        <w:t xml:space="preserve">  - 材料⑤《突破生命的束缚1-浓缩版-20241130》：世界如何被构建、两大束缚术语界定（◈扩展）</w:t>
+      </w:r>
+    </w:p>
+    <w:p>
       <w:pPr>
-        <w:ind w:left="340"/>
+        <w:pStyle w:val="ListBullet"/>
       </w:pPr>
       <w:r>
         <w:rPr>
-          <w:color w:val="1F3864"/>
-          <w:sz w:val="21"/>
-        </w:rPr>
-        <w:t xml:space="preserve">• </w:t>
-      </w:r>
-      <w:r>
-        <w:rPr>
-          <w:sz w:val="21"/>
-        </w:rPr>
-        <w:t>材料①《突破生命的束缚1-20240913》：两大束缚总说＋六种心理余势逐一解说＋人类鼓励机制/防护机制（★核心）</w:t>
-      </w:r>
-    </w:p>
-    <w:p>
-      <w:pPr>
-        <w:ind w:left="340"/>
-      </w:pPr>
-      <w:r>
-        <w:rPr>
-          <w:color w:val="1F3864"/>
-          <w:sz w:val="21"/>
-        </w:rPr>
-        <w:t xml:space="preserve">• </w:t>
-      </w:r>
-      <w:r>
-        <w:rPr>
-          <w:sz w:val="21"/>
-        </w:rPr>
-        <w:t>材料②《突破生命的束缚1-20241112》：生存繁衍本能、身份认同、世界被构建、四食、进化即退化（★核心）</w:t>
-      </w:r>
-    </w:p>
-    <w:p>
-      <w:pPr>
-        <w:ind w:left="340"/>
-      </w:pPr>
-      <w:r>
-        <w:rPr>
-          <w:color w:val="1F3864"/>
-          <w:sz w:val="21"/>
-        </w:rPr>
-        <w:t xml:space="preserve">• </w:t>
-      </w:r>
-      <w:r>
-        <w:rPr>
-          <w:sz w:val="21"/>
-        </w:rPr>
-        <w:t>材料③《突破生命的束缚1-20250420》：生命被两股力量彻底束缚、家族基因实例、五蕴与受想（★核心）</w:t>
-      </w:r>
-    </w:p>
-    <w:p>
-      <w:pPr>
-        <w:ind w:left="340"/>
-      </w:pPr>
-      <w:r>
-        <w:rPr>
-          <w:color w:val="1F3864"/>
-          <w:sz w:val="21"/>
-        </w:rPr>
-        <w:t xml:space="preserve">• </w:t>
-      </w:r>
-      <w:r>
-        <w:rPr>
-          <w:sz w:val="21"/>
-        </w:rPr>
-        <w:t>材料④《哈佛演讲-20241108》：双重束缚总纲与六种心理余势（★核心）</w:t>
-      </w:r>
-    </w:p>
-    <w:p>
-      <w:pPr>
-        <w:ind w:left="340"/>
-      </w:pPr>
-      <w:r>
-        <w:rPr>
-          <w:color w:val="1F3864"/>
-          <w:sz w:val="21"/>
-        </w:rPr>
-        <w:t xml:space="preserve">• </w:t>
-      </w:r>
-      <w:r>
-        <w:rPr>
-          <w:sz w:val="21"/>
-        </w:rPr>
-        <w:t>材料⑤《突破生命的束缚1-浓缩版-20241130》：世界如何被构建、两大束缚术语界定（◈扩展）</w:t>
-      </w:r>
-    </w:p>
-    <w:p>
-      <w:pPr>
-        <w:ind w:left="340"/>
-      </w:pPr>
-      <w:r>
-        <w:rPr>
-          <w:color w:val="1F3864"/>
-          <w:sz w:val="21"/>
-        </w:rPr>
-        <w:t xml:space="preserve">• </w:t>
-      </w:r>
-      <w:r>
-        <w:rPr>
           <w:b/>
-          <w:sz w:val="21"/>
         </w:rPr>
         <w:t>本周作业</w:t>
       </w:r>
       <w:r>
         <w:rPr>
-          <w:sz w:val="21"/>
+          <w:b w:val="0"/>
         </w:rPr>
         <w:t>：本周每天留 3 分钟，记下「一次我以为是我在做决定、其实是被惯性带走的瞬间」（只记录、不评判，下周带来分享）。</w:t>
       </w:r>
     </w:p>
     <w:p>
-      <w:pPr>
-        <w:spacing w:before="160" w:after="80"/>
-      </w:pPr>
-      <w:r>
-        <w:rPr>
-          <w:rFonts w:ascii="Microsoft YaHei" w:hAnsi="Microsoft YaHei" w:eastAsia="Microsoft YaHei"/>
+      <w:r>
+        <w:rPr>
           <w:b/>
           <w:color w:val="1F3864"/>
-          <w:sz w:val="28"/>
+          <w:sz w:val="26"/>
         </w:rPr>
         <w:t>⏱ 时间弹性指南（本讲通用）</w:t>
       </w:r>
@@ -905,7 +930,6 @@
       <w:tblPr>
         <w:tblStyle w:val="TableGrid"/>
         <w:tblW w:type="auto" w:w="0"/>
-        <w:jc w:val="center"/>
         <w:tblLook w:firstColumn="1" w:firstRow="1" w:lastColumn="0" w:lastRow="0" w:noHBand="0" w:noVBand="1" w:val="04A0"/>
       </w:tblPr>
       <w:tblGrid>
@@ -918,17 +942,20 @@
         <w:tc>
           <w:tcPr>
             <w:tcW w:type="dxa" w:w="2409"/>
-            <w:shd w:val="clear" w:color="auto" w:fill="1F3864"/>
+            <w:shd w:val="clear" w:fill="1F3864"/>
           </w:tcPr>
           <w:p>
-            <w:pPr>
-              <w:spacing w:after="20"/>
-            </w:pPr>
             <w:r>
               <w:rPr>
-                <w:b/>
                 <w:color w:val="FFFFFF"/>
-                <w:sz w:val="19"/>
+                <w:sz w:val="18"/>
+              </w:rPr>
+            </w:r>
+            <w:r>
+              <w:rPr>
+                <w:b w:val="0"/>
+                <w:color w:val="FFFFFF"/>
+                <w:sz w:val="18"/>
               </w:rPr>
               <w:t>分段</w:t>
             </w:r>
@@ -937,17 +964,20 @@
         <w:tc>
           <w:tcPr>
             <w:tcW w:type="dxa" w:w="2409"/>
-            <w:shd w:val="clear" w:color="auto" w:fill="1F3864"/>
+            <w:shd w:val="clear" w:fill="1F3864"/>
           </w:tcPr>
           <w:p>
-            <w:pPr>
-              <w:spacing w:after="20"/>
-            </w:pPr>
             <w:r>
               <w:rPr>
-                <w:b/>
                 <w:color w:val="FFFFFF"/>
-                <w:sz w:val="19"/>
+                <w:sz w:val="18"/>
+              </w:rPr>
+            </w:r>
+            <w:r>
+              <w:rPr>
+                <w:b w:val="0"/>
+                <w:color w:val="FFFFFF"/>
+                <w:sz w:val="18"/>
               </w:rPr>
               <w:t>基准</w:t>
             </w:r>
@@ -956,17 +986,20 @@
         <w:tc>
           <w:tcPr>
             <w:tcW w:type="dxa" w:w="2409"/>
-            <w:shd w:val="clear" w:color="auto" w:fill="1F3864"/>
+            <w:shd w:val="clear" w:fill="1F3864"/>
           </w:tcPr>
           <w:p>
-            <w:pPr>
-              <w:spacing w:after="20"/>
-            </w:pPr>
             <w:r>
               <w:rPr>
-                <w:b/>
                 <w:color w:val="FFFFFF"/>
-                <w:sz w:val="19"/>
+                <w:sz w:val="18"/>
+              </w:rPr>
+            </w:r>
+            <w:r>
+              <w:rPr>
+                <w:b w:val="0"/>
+                <w:color w:val="FFFFFF"/>
+                <w:sz w:val="18"/>
               </w:rPr>
               <w:t>可延展空间</w:t>
             </w:r>
@@ -975,17 +1008,20 @@
         <w:tc>
           <w:tcPr>
             <w:tcW w:type="dxa" w:w="2409"/>
-            <w:shd w:val="clear" w:color="auto" w:fill="1F3864"/>
+            <w:shd w:val="clear" w:fill="1F3864"/>
           </w:tcPr>
           <w:p>
-            <w:pPr>
-              <w:spacing w:after="20"/>
-            </w:pPr>
             <w:r>
               <w:rPr>
-                <w:b/>
                 <w:color w:val="FFFFFF"/>
-                <w:sz w:val="19"/>
+                <w:sz w:val="18"/>
+              </w:rPr>
+            </w:r>
+            <w:r>
+              <w:rPr>
+                <w:b w:val="0"/>
+                <w:color w:val="FFFFFF"/>
+                <w:sz w:val="18"/>
               </w:rPr>
               <w:t>调整建议</w:t>
             </w:r>
@@ -998,12 +1034,15 @@
             <w:tcW w:type="dxa" w:w="2409"/>
           </w:tcPr>
           <w:p>
-            <w:pPr>
-              <w:spacing w:after="20"/>
-            </w:pPr>
             <w:r>
               <w:rPr>
-                <w:sz w:val="19"/>
+                <w:sz w:val="18"/>
+              </w:rPr>
+            </w:r>
+            <w:r>
+              <w:rPr>
+                <w:b w:val="0"/>
+                <w:sz w:val="18"/>
               </w:rPr>
               <w:t>静心开场</w:t>
             </w:r>
@@ -1014,12 +1053,15 @@
             <w:tcW w:type="dxa" w:w="2409"/>
           </w:tcPr>
           <w:p>
-            <w:pPr>
-              <w:spacing w:after="20"/>
-            </w:pPr>
             <w:r>
               <w:rPr>
-                <w:sz w:val="19"/>
+                <w:sz w:val="18"/>
+              </w:rPr>
+            </w:r>
+            <w:r>
+              <w:rPr>
+                <w:b w:val="0"/>
+                <w:sz w:val="18"/>
               </w:rPr>
               <w:t>10 min</w:t>
             </w:r>
@@ -1030,12 +1072,15 @@
             <w:tcW w:type="dxa" w:w="2409"/>
           </w:tcPr>
           <w:p>
-            <w:pPr>
-              <w:spacing w:after="20"/>
-            </w:pPr>
             <w:r>
               <w:rPr>
-                <w:sz w:val="19"/>
+                <w:sz w:val="18"/>
+              </w:rPr>
+            </w:r>
+            <w:r>
+              <w:rPr>
+                <w:b w:val="0"/>
+                <w:sz w:val="18"/>
               </w:rPr>
               <w:t>5–15 min</w:t>
             </w:r>
@@ -1046,12 +1091,15 @@
             <w:tcW w:type="dxa" w:w="2409"/>
           </w:tcPr>
           <w:p>
-            <w:pPr>
-              <w:spacing w:after="20"/>
-            </w:pPr>
             <w:r>
               <w:rPr>
-                <w:sz w:val="19"/>
+                <w:sz w:val="18"/>
+              </w:rPr>
+            </w:r>
+            <w:r>
+              <w:rPr>
+                <w:b w:val="0"/>
+                <w:sz w:val="18"/>
               </w:rPr>
               <w:t>人多/新成员多则加长，帮助安坐</w:t>
             </w:r>
@@ -1062,15 +1110,18 @@
         <w:tc>
           <w:tcPr>
             <w:tcW w:type="dxa" w:w="2409"/>
-            <w:shd w:val="clear" w:color="auto" w:fill="F2F2F2"/>
+            <w:shd w:val="clear" w:fill="F2F5FA"/>
           </w:tcPr>
           <w:p>
-            <w:pPr>
-              <w:spacing w:after="20"/>
-            </w:pPr>
             <w:r>
               <w:rPr>
-                <w:sz w:val="19"/>
+                <w:sz w:val="18"/>
+              </w:rPr>
+            </w:r>
+            <w:r>
+              <w:rPr>
+                <w:b w:val="0"/>
+                <w:sz w:val="18"/>
               </w:rPr>
               <w:t>共读原文</w:t>
             </w:r>
@@ -1079,15 +1130,18 @@
         <w:tc>
           <w:tcPr>
             <w:tcW w:type="dxa" w:w="2409"/>
-            <w:shd w:val="clear" w:color="auto" w:fill="F2F2F2"/>
+            <w:shd w:val="clear" w:fill="F2F5FA"/>
           </w:tcPr>
           <w:p>
-            <w:pPr>
-              <w:spacing w:after="20"/>
-            </w:pPr>
             <w:r>
               <w:rPr>
-                <w:sz w:val="19"/>
+                <w:sz w:val="18"/>
+              </w:rPr>
+            </w:r>
+            <w:r>
+              <w:rPr>
+                <w:b w:val="0"/>
+                <w:sz w:val="18"/>
               </w:rPr>
               <w:t>25 min</w:t>
             </w:r>
@@ -1096,15 +1150,18 @@
         <w:tc>
           <w:tcPr>
             <w:tcW w:type="dxa" w:w="2409"/>
-            <w:shd w:val="clear" w:color="auto" w:fill="F2F2F2"/>
+            <w:shd w:val="clear" w:fill="F2F5FA"/>
           </w:tcPr>
           <w:p>
-            <w:pPr>
-              <w:spacing w:after="20"/>
-            </w:pPr>
             <w:r>
               <w:rPr>
-                <w:sz w:val="19"/>
+                <w:sz w:val="18"/>
+              </w:rPr>
+            </w:r>
+            <w:r>
+              <w:rPr>
+                <w:b w:val="0"/>
+                <w:sz w:val="18"/>
               </w:rPr>
               <w:t>20–40 min</w:t>
             </w:r>
@@ -1113,15 +1170,18 @@
         <w:tc>
           <w:tcPr>
             <w:tcW w:type="dxa" w:w="2409"/>
-            <w:shd w:val="clear" w:color="auto" w:fill="F2F2F2"/>
+            <w:shd w:val="clear" w:fill="F2F5FA"/>
           </w:tcPr>
           <w:p>
-            <w:pPr>
-              <w:spacing w:after="20"/>
-            </w:pPr>
             <w:r>
               <w:rPr>
-                <w:sz w:val="19"/>
+                <w:sz w:val="18"/>
+              </w:rPr>
+            </w:r>
+            <w:r>
+              <w:rPr>
+                <w:b w:val="0"/>
+                <w:sz w:val="18"/>
               </w:rPr>
               <w:t>材料①③为骨，材料②④⑤按时间取舍</w:t>
             </w:r>
@@ -1134,12 +1194,15 @@
             <w:tcW w:type="dxa" w:w="2409"/>
           </w:tcPr>
           <w:p>
-            <w:pPr>
-              <w:spacing w:after="20"/>
-            </w:pPr>
             <w:r>
               <w:rPr>
-                <w:sz w:val="19"/>
+                <w:sz w:val="18"/>
+              </w:rPr>
+            </w:r>
+            <w:r>
+              <w:rPr>
+                <w:b w:val="0"/>
+                <w:sz w:val="18"/>
               </w:rPr>
               <w:t>第一轮分享</w:t>
             </w:r>
@@ -1150,12 +1213,15 @@
             <w:tcW w:type="dxa" w:w="2409"/>
           </w:tcPr>
           <w:p>
-            <w:pPr>
-              <w:spacing w:after="20"/>
-            </w:pPr>
             <w:r>
               <w:rPr>
-                <w:sz w:val="19"/>
+                <w:sz w:val="18"/>
+              </w:rPr>
+            </w:r>
+            <w:r>
+              <w:rPr>
+                <w:b w:val="0"/>
+                <w:sz w:val="18"/>
               </w:rPr>
               <w:t>20 min</w:t>
             </w:r>
@@ -1166,12 +1232,15 @@
             <w:tcW w:type="dxa" w:w="2409"/>
           </w:tcPr>
           <w:p>
-            <w:pPr>
-              <w:spacing w:after="20"/>
-            </w:pPr>
             <w:r>
               <w:rPr>
-                <w:sz w:val="19"/>
+                <w:sz w:val="18"/>
+              </w:rPr>
+            </w:r>
+            <w:r>
+              <w:rPr>
+                <w:b w:val="0"/>
+                <w:sz w:val="18"/>
               </w:rPr>
               <w:t>15–35 min</w:t>
             </w:r>
@@ -1182,12 +1251,15 @@
             <w:tcW w:type="dxa" w:w="2409"/>
           </w:tcPr>
           <w:p>
-            <w:pPr>
-              <w:spacing w:after="20"/>
-            </w:pPr>
             <w:r>
               <w:rPr>
-                <w:sz w:val="19"/>
+                <w:sz w:val="18"/>
+              </w:rPr>
+            </w:r>
+            <w:r>
+              <w:rPr>
+                <w:b w:val="0"/>
+                <w:sz w:val="18"/>
               </w:rPr>
               <w:t>人数×2 min 估算，宁少勿赶</w:t>
             </w:r>
@@ -1198,15 +1270,18 @@
         <w:tc>
           <w:tcPr>
             <w:tcW w:type="dxa" w:w="2409"/>
-            <w:shd w:val="clear" w:color="auto" w:fill="F2F2F2"/>
+            <w:shd w:val="clear" w:fill="F2F5FA"/>
           </w:tcPr>
           <w:p>
-            <w:pPr>
-              <w:spacing w:after="20"/>
-            </w:pPr>
             <w:r>
               <w:rPr>
-                <w:sz w:val="19"/>
+                <w:sz w:val="18"/>
+              </w:rPr>
+            </w:r>
+            <w:r>
+              <w:rPr>
+                <w:b w:val="0"/>
+                <w:sz w:val="18"/>
               </w:rPr>
               <w:t>主题讨论</w:t>
             </w:r>
@@ -1215,15 +1290,18 @@
         <w:tc>
           <w:tcPr>
             <w:tcW w:type="dxa" w:w="2409"/>
-            <w:shd w:val="clear" w:color="auto" w:fill="F2F2F2"/>
+            <w:shd w:val="clear" w:fill="F2F5FA"/>
           </w:tcPr>
           <w:p>
-            <w:pPr>
-              <w:spacing w:after="20"/>
-            </w:pPr>
             <w:r>
               <w:rPr>
-                <w:sz w:val="19"/>
+                <w:sz w:val="18"/>
+              </w:rPr>
+            </w:r>
+            <w:r>
+              <w:rPr>
+                <w:b w:val="0"/>
+                <w:sz w:val="18"/>
               </w:rPr>
               <w:t>35 min</w:t>
             </w:r>
@@ -1232,15 +1310,18 @@
         <w:tc>
           <w:tcPr>
             <w:tcW w:type="dxa" w:w="2409"/>
-            <w:shd w:val="clear" w:color="auto" w:fill="F2F2F2"/>
+            <w:shd w:val="clear" w:fill="F2F5FA"/>
           </w:tcPr>
           <w:p>
-            <w:pPr>
-              <w:spacing w:after="20"/>
-            </w:pPr>
             <w:r>
               <w:rPr>
-                <w:sz w:val="19"/>
+                <w:sz w:val="18"/>
+              </w:rPr>
+            </w:r>
+            <w:r>
+              <w:rPr>
+                <w:b w:val="0"/>
+                <w:sz w:val="18"/>
               </w:rPr>
               <w:t>25–45 min</w:t>
             </w:r>
@@ -1249,15 +1330,18 @@
         <w:tc>
           <w:tcPr>
             <w:tcW w:type="dxa" w:w="2409"/>
-            <w:shd w:val="clear" w:color="auto" w:fill="F2F2F2"/>
+            <w:shd w:val="clear" w:fill="F2F5FA"/>
           </w:tcPr>
           <w:p>
-            <w:pPr>
-              <w:spacing w:after="20"/>
-            </w:pPr>
             <w:r>
               <w:rPr>
-                <w:sz w:val="19"/>
+                <w:sz w:val="18"/>
+              </w:rPr>
+            </w:r>
+            <w:r>
+              <w:rPr>
+                <w:b w:val="0"/>
+                <w:sz w:val="18"/>
               </w:rPr>
               <w:t>第1问必谈，2、3问视时间</w:t>
             </w:r>
@@ -1270,12 +1354,15 @@
             <w:tcW w:type="dxa" w:w="2409"/>
           </w:tcPr>
           <w:p>
-            <w:pPr>
-              <w:spacing w:after="20"/>
-            </w:pPr>
             <w:r>
               <w:rPr>
-                <w:sz w:val="19"/>
+                <w:sz w:val="18"/>
+              </w:rPr>
+            </w:r>
+            <w:r>
+              <w:rPr>
+                <w:b w:val="0"/>
+                <w:sz w:val="18"/>
               </w:rPr>
               <w:t>禅修练习</w:t>
             </w:r>
@@ -1286,12 +1373,15 @@
             <w:tcW w:type="dxa" w:w="2409"/>
           </w:tcPr>
           <w:p>
-            <w:pPr>
-              <w:spacing w:after="20"/>
-            </w:pPr>
             <w:r>
               <w:rPr>
-                <w:sz w:val="19"/>
+                <w:sz w:val="18"/>
+              </w:rPr>
+            </w:r>
+            <w:r>
+              <w:rPr>
+                <w:b w:val="0"/>
+                <w:sz w:val="18"/>
               </w:rPr>
               <w:t>15 min</w:t>
             </w:r>
@@ -1302,12 +1392,15 @@
             <w:tcW w:type="dxa" w:w="2409"/>
           </w:tcPr>
           <w:p>
-            <w:pPr>
-              <w:spacing w:after="20"/>
-            </w:pPr>
             <w:r>
               <w:rPr>
-                <w:sz w:val="19"/>
+                <w:sz w:val="18"/>
+              </w:rPr>
+            </w:r>
+            <w:r>
+              <w:rPr>
+                <w:b w:val="0"/>
+                <w:sz w:val="18"/>
               </w:rPr>
               <w:t>10–20 min</w:t>
             </w:r>
@@ -1318,12 +1411,15 @@
             <w:tcW w:type="dxa" w:w="2409"/>
           </w:tcPr>
           <w:p>
-            <w:pPr>
-              <w:spacing w:after="20"/>
-            </w:pPr>
             <w:r>
               <w:rPr>
-                <w:sz w:val="19"/>
+                <w:sz w:val="18"/>
+              </w:rPr>
+            </w:r>
+            <w:r>
+              <w:rPr>
+                <w:b w:val="0"/>
+                <w:sz w:val="18"/>
               </w:rPr>
               <w:t>与收尾合并可省出 5 min</w:t>
             </w:r>
@@ -1334,15 +1430,18 @@
         <w:tc>
           <w:tcPr>
             <w:tcW w:type="dxa" w:w="2409"/>
-            <w:shd w:val="clear" w:color="auto" w:fill="F2F2F2"/>
+            <w:shd w:val="clear" w:fill="F2F5FA"/>
           </w:tcPr>
           <w:p>
-            <w:pPr>
-              <w:spacing w:after="20"/>
-            </w:pPr>
             <w:r>
               <w:rPr>
-                <w:sz w:val="19"/>
+                <w:sz w:val="18"/>
+              </w:rPr>
+            </w:r>
+            <w:r>
+              <w:rPr>
+                <w:b w:val="0"/>
+                <w:sz w:val="18"/>
               </w:rPr>
               <w:t>收尾与回向</w:t>
             </w:r>
@@ -1351,15 +1450,18 @@
         <w:tc>
           <w:tcPr>
             <w:tcW w:type="dxa" w:w="2409"/>
-            <w:shd w:val="clear" w:color="auto" w:fill="F2F2F2"/>
+            <w:shd w:val="clear" w:fill="F2F5FA"/>
           </w:tcPr>
           <w:p>
-            <w:pPr>
-              <w:spacing w:after="20"/>
-            </w:pPr>
             <w:r>
               <w:rPr>
-                <w:sz w:val="19"/>
+                <w:sz w:val="18"/>
+              </w:rPr>
+            </w:r>
+            <w:r>
+              <w:rPr>
+                <w:b w:val="0"/>
+                <w:sz w:val="18"/>
               </w:rPr>
               <w:t>15 min</w:t>
             </w:r>
@@ -1368,15 +1470,18 @@
         <w:tc>
           <w:tcPr>
             <w:tcW w:type="dxa" w:w="2409"/>
-            <w:shd w:val="clear" w:color="auto" w:fill="F2F2F2"/>
+            <w:shd w:val="clear" w:fill="F2F5FA"/>
           </w:tcPr>
           <w:p>
-            <w:pPr>
-              <w:spacing w:after="20"/>
-            </w:pPr>
             <w:r>
               <w:rPr>
-                <w:sz w:val="19"/>
+                <w:sz w:val="18"/>
+              </w:rPr>
+            </w:r>
+            <w:r>
+              <w:rPr>
+                <w:b w:val="0"/>
+                <w:sz w:val="18"/>
               </w:rPr>
               <w:t>10–25 min</w:t>
             </w:r>
@@ -1385,15 +1490,18 @@
         <w:tc>
           <w:tcPr>
             <w:tcW w:type="dxa" w:w="2409"/>
-            <w:shd w:val="clear" w:color="auto" w:fill="F2F2F2"/>
+            <w:shd w:val="clear" w:fill="F2F5FA"/>
           </w:tcPr>
           <w:p>
-            <w:pPr>
-              <w:spacing w:after="20"/>
-            </w:pPr>
             <w:r>
               <w:rPr>
-                <w:sz w:val="19"/>
+                <w:sz w:val="18"/>
+              </w:rPr>
+            </w:r>
+            <w:r>
+              <w:rPr>
+                <w:b w:val="0"/>
+                <w:sz w:val="18"/>
               </w:rPr>
               <w:t>回向词务必读完</w:t>
             </w:r>
@@ -1402,112 +1510,101 @@
       </w:tr>
     </w:tbl>
     <w:p>
-      <w:pPr>
-        <w:spacing w:before="160" w:after="80"/>
-      </w:pPr>
-      <w:r>
-        <w:rPr>
-          <w:rFonts w:ascii="Microsoft YaHei" w:hAnsi="Microsoft YaHei" w:eastAsia="Microsoft YaHei"/>
+      <w:r>
+        <w:rPr>
           <w:b/>
           <w:color w:val="1F3864"/>
-          <w:sz w:val="28"/>
+          <w:sz w:val="26"/>
         </w:rPr>
         <w:t>🧘 静心开场（10 min）</w:t>
       </w:r>
     </w:p>
     <w:p>
       <w:pPr>
-        <w:spacing w:before="40" w:after="80"/>
-        <w:ind w:left="283"/>
-        <w:shd w:val="clear" w:color="auto" w:fill="EEF2F8"/>
+        <w:ind w:left="170"/>
         <w:pBdr>
-          <w:left w:val="single" w:sz="20" w:space="6" w:color="1F3864"/>
+          <w:left w:val="single" w:sz="18" w:space="4" w:color="1F3864"/>
         </w:pBdr>
+        <w:shd w:val="clear" w:fill="F2F5FA"/>
       </w:pPr>
       <w:r>
         <w:rPr>
-          <w:sz w:val="20"/>
+          <w:b w:val="0"/>
         </w:rPr>
         <w:t xml:space="preserve">💬 </w:t>
       </w:r>
       <w:r>
         <w:rPr>
           <w:b/>
-          <w:sz w:val="20"/>
         </w:rPr>
         <w:t>破冰｜3–5分钟</w:t>
       </w:r>
       <w:r>
         <w:rPr>
-          <w:sz w:val="20"/>
+          <w:b w:val="0"/>
         </w:rPr>
         <w:t>：今天有没有一次「本想做A，最后却做了B」的时刻？说出那件小事，说完就放下。</w:t>
       </w:r>
     </w:p>
     <w:p>
       <w:pPr>
-        <w:spacing w:before="40" w:after="80"/>
-        <w:ind w:left="283"/>
-        <w:shd w:val="clear" w:color="auto" w:fill="EEF2F8"/>
+        <w:ind w:left="170"/>
         <w:pBdr>
-          <w:left w:val="single" w:sz="20" w:space="6" w:color="1F3864"/>
+          <w:left w:val="single" w:sz="18" w:space="4" w:color="1F3864"/>
         </w:pBdr>
+        <w:shd w:val="clear" w:fill="F2F5FA"/>
       </w:pPr>
       <w:r>
         <w:rPr>
-          <w:sz w:val="20"/>
+          <w:b w:val="0"/>
         </w:rPr>
         <w:t xml:space="preserve">🛡️ </w:t>
       </w:r>
       <w:r>
         <w:rPr>
           <w:b/>
-          <w:sz w:val="20"/>
         </w:rPr>
         <w:t>心理安全三约定</w:t>
       </w:r>
       <w:r>
         <w:rPr>
-          <w:sz w:val="20"/>
+          <w:b w:val="0"/>
         </w:rPr>
         <w:t xml:space="preserve">（每次开场在心里过一遍）：① </w:t>
       </w:r>
       <w:r>
         <w:rPr>
           <w:b/>
-          <w:sz w:val="20"/>
         </w:rPr>
         <w:t>保密</w:t>
       </w:r>
       <w:r>
         <w:rPr>
-          <w:sz w:val="20"/>
+          <w:b w:val="0"/>
         </w:rPr>
         <w:t xml:space="preserve">——这里说的话不出这间屋子；② </w:t>
       </w:r>
       <w:r>
         <w:rPr>
           <w:b/>
-          <w:sz w:val="20"/>
         </w:rPr>
         <w:t>不评判</w:t>
       </w:r>
       <w:r>
         <w:rPr>
-          <w:sz w:val="20"/>
+          <w:b w:val="0"/>
         </w:rPr>
         <w:t xml:space="preserve">——不评价任何人的分享，也不急着评价自己；③ </w:t>
       </w:r>
       <w:r>
         <w:rPr>
           <w:b/>
-          <w:sz w:val="20"/>
         </w:rPr>
         <w:t>可随时暂停</w:t>
       </w:r>
       <w:r>
         <w:rPr>
-          <w:sz w:val="20"/>
+          <w:b w:val="0"/>
         </w:rPr>
         <w:t>——任何时候觉得不舒服，都可以停下来休息、喝水或离开，不需要解释。</w:t>
       </w:r>
@@ -1515,7 +1612,7 @@
     <w:p>
       <w:r>
         <w:rPr>
-          <w:sz w:val="21"/>
+          <w:b w:val="0"/>
         </w:rPr>
         <w:t>（引导语，请主持人照读，语速放慢，中间留白）</w:t>
       </w:r>
@@ -1523,7 +1620,7 @@
     <w:p>
       <w:r>
         <w:rPr>
-          <w:sz w:val="21"/>
+          <w:b w:val="0"/>
         </w:rPr>
         <w:t>「请大家找一个让自己舒服的坐姿……可以盘腿，也可以坐在椅子上，双脚平放地面。后背自然挺直，但不要僵硬，肩膀放松，双手轻轻放在腿上。</w:t>
       </w:r>
@@ -1531,7 +1628,7 @@
     <w:p>
       <w:r>
         <w:rPr>
-          <w:sz w:val="21"/>
+          <w:b w:val="0"/>
         </w:rPr>
         <w:t>（停顿 5 秒）</w:t>
       </w:r>
@@ -1539,7 +1636,7 @@
     <w:p>
       <w:r>
         <w:rPr>
-          <w:sz w:val="21"/>
+          <w:b w:val="0"/>
         </w:rPr>
         <w:t>轻轻闭上眼睛，或者把视线柔和地落在前方地面上。现在，把注意力带回到呼吸上——不要刻意去控制它，只是知道：气进来了，气出去了。呼吸长一点，知道它长；呼吸短一点，知道它短。</w:t>
       </w:r>
@@ -1547,7 +1644,7 @@
     <w:p>
       <w:r>
         <w:rPr>
-          <w:sz w:val="21"/>
+          <w:b w:val="0"/>
         </w:rPr>
         <w:t>（停顿 10 秒）</w:t>
       </w:r>
@@ -1555,7 +1652,7 @@
     <w:p>
       <w:r>
         <w:rPr>
-          <w:sz w:val="21"/>
+          <w:b w:val="0"/>
         </w:rPr>
         <w:t>如果发现自己走神了，很好，这说明你觉察到了。不用责怪自己，只是温柔地把心再带回呼吸，一次，再一次。</w:t>
       </w:r>
@@ -1563,7 +1660,7 @@
     <w:p>
       <w:r>
         <w:rPr>
-          <w:sz w:val="21"/>
+          <w:b w:val="0"/>
         </w:rPr>
         <w:t>（停顿 10 秒）</w:t>
       </w:r>
@@ -1571,7 +1668,7 @@
     <w:p>
       <w:r>
         <w:rPr>
-          <w:sz w:val="21"/>
+          <w:b w:val="0"/>
         </w:rPr>
         <w:t>今天我们要一起去看一个很深、也很温柔的问题：我们的生命，被什么东西悄悄绑住了。看的时候，请记得——看清束缚，是了解心的自然运作，不是审判自己。现在你有能力安静坐下来观察，这本身就是正念在运作。</w:t>
       </w:r>
@@ -1579,7 +1676,7 @@
     <w:p>
       <w:r>
         <w:rPr>
-          <w:sz w:val="21"/>
+          <w:b w:val="0"/>
         </w:rPr>
         <w:t>（停顿 5 秒）</w:t>
       </w:r>
@@ -1587,7 +1684,7 @@
     <w:p>
       <w:r>
         <w:rPr>
-          <w:sz w:val="21"/>
+          <w:b w:val="0"/>
         </w:rPr>
         <w:t>好，我们慢慢睁开眼睛，带着这份安静，开始今天的共读。」</w:t>
       </w:r>
@@ -1595,7 +1692,7 @@
     <w:p>
       <w:r>
         <w:rPr>
-          <w:sz w:val="21"/>
+          <w:b w:val="0"/>
         </w:rPr>
         <w:t>（主持人提示：若成员多为新人，可在开场后补一句「今天没有标准答案，你听到什么、想到什么，都可以分享」；若有人身体不适，提醒可随时改变坐姿或靠椅背。</w:t>
       </w:r>
@@ -1603,7 +1700,7 @@
     <w:p>
       <w:r>
         <w:rPr>
-          <w:sz w:val="21"/>
+          <w:b w:val="0"/>
         </w:rPr>
         <w:t>开场三件事值得留意：一是让身体先安顿下来——姿势舒服，比盘腿漂亮重要得多，直背而不僵硬即可；二是给心一个「现在开始」的信号，一句「我们开始今天的共读」就已足够；三是主持人自己先把气息放慢半拍，因为静心的质量，往往取决于带领者自己的安稳，而非话术。</w:t>
       </w:r>
@@ -1611,7 +1708,7 @@
     <w:p>
       <w:r>
         <w:rPr>
-          <w:sz w:val="21"/>
+          <w:b w:val="0"/>
         </w:rPr>
         <w:t>若现场嘈杂、或有成员迟到，不妨先带一次三分钟的呼吸，等大家安顿后再正式开场。若想加深，可在开场收尾时补一句安住语：「此刻，我们能安静坐在这里观察自己的心，这本身就是一件值得感恩的事。」</w:t>
       </w:r>
@@ -1619,21 +1716,17 @@
     <w:p>
       <w:r>
         <w:rPr>
-          <w:sz w:val="21"/>
+          <w:b w:val="0"/>
         </w:rPr>
         <w:t>今天就讨论「生命被什么束缚」，若成员一开始就带着想「解决问题」的急切，也请不必阻止——只需温和提醒：先看清，再谈解开。座位尽量围成一圈，让每个人都能看到彼此，减少「上课」的压迫感；灯光柔和一些，手机调静音或统一保管，都是帮助大家回到当下的细微安排。总之，开场十分钟不追求精彩，只追求安稳——大家坐得住、心肯来，就是最好的开场。）</w:t>
       </w:r>
     </w:p>
     <w:p>
-      <w:pPr>
-        <w:spacing w:before="160" w:after="80"/>
-      </w:pPr>
-      <w:r>
-        <w:rPr>
-          <w:rFonts w:ascii="Microsoft YaHei" w:hAnsi="Microsoft YaHei" w:eastAsia="Microsoft YaHei"/>
+      <w:r>
+        <w:rPr>
           <w:b/>
           <w:color w:val="1F3864"/>
-          <w:sz w:val="28"/>
+          <w:sz w:val="26"/>
         </w:rPr>
         <w:t>📖 共读原文（25 min）</w:t>
       </w:r>
@@ -1641,43 +1734,40 @@
     <w:p>
       <w:r>
         <w:rPr>
-          <w:sz w:val="21"/>
+          <w:b w:val="0"/>
         </w:rPr>
         <w:t>（说明：以下为逐字照录的知识库原文，均来自「古源尊者开示及上座部佛教资料」知识库，已注明 media_id 与打开方式。音声材料标题后附「（依据录音转写整理，已校对明显同音错字）」，保留原始时间码。主持人可</w:t>
       </w:r>
       <w:r>
         <w:rPr>
           <w:b/>
-          <w:sz w:val="21"/>
         </w:rPr>
         <w:t>跳读</w:t>
       </w:r>
       <w:r>
         <w:rPr>
-          <w:sz w:val="21"/>
+          <w:b w:val="0"/>
         </w:rPr>
         <w:t>，不可改写。）</w:t>
       </w:r>
     </w:p>
     <w:p>
       <w:pPr>
-        <w:spacing w:before="40" w:after="80"/>
-        <w:ind w:left="283"/>
-        <w:shd w:val="clear" w:color="auto" w:fill="EEF2F8"/>
+        <w:ind w:left="170"/>
         <w:pBdr>
-          <w:left w:val="single" w:sz="20" w:space="6" w:color="1F3864"/>
+          <w:left w:val="single" w:sz="18" w:space="4" w:color="1F3864"/>
         </w:pBdr>
+        <w:shd w:val="clear" w:fill="F2F5FA"/>
       </w:pPr>
       <w:r>
         <w:rPr>
           <w:b/>
-          <w:sz w:val="20"/>
         </w:rPr>
         <w:t>【本周朗读段 · 开始】</w:t>
       </w:r>
       <w:r>
         <w:rPr>
-          <w:sz w:val="20"/>
+          <w:b w:val="0"/>
         </w:rPr>
         <w:t>（本段约 3689 字，供中等稍慢朗读，约 21 分钟；其余为默读／选读／延伸内容）</w:t>
       </w:r>
@@ -1686,167 +1776,129 @@
       <w:r>
         <w:rPr>
           <w:b/>
-          <w:sz w:val="21"/>
         </w:rPr>
         <w:t>主持人备课要点（读前 1 分钟扫一眼）</w:t>
       </w:r>
       <w:r>
         <w:rPr>
-          <w:sz w:val="21"/>
+          <w:b w:val="0"/>
         </w:rPr>
         <w:t>：本周五份材料讲的是同一件事——「生命被两股力量束缚」。第一股是</w:t>
       </w:r>
       <w:r>
         <w:rPr>
           <w:b/>
-          <w:sz w:val="21"/>
         </w:rPr>
         <w:t>内在的</w:t>
       </w:r>
       <w:r>
         <w:rPr>
-          <w:sz w:val="21"/>
+          <w:b w:val="0"/>
         </w:rPr>
         <w:t>：无始轮回里存留在生命相续流中的六种心理余势（业、随眠/烦恼、巴拉密、意乐性/喜好、习气、性行/性情）。第二股是</w:t>
       </w:r>
       <w:r>
         <w:rPr>
           <w:b/>
-          <w:sz w:val="21"/>
         </w:rPr>
         <w:t>外在的</w:t>
       </w:r>
       <w:r>
         <w:rPr>
-          <w:sz w:val="21"/>
+          <w:b w:val="0"/>
         </w:rPr>
         <w:t>：此生这一物种的</w:t>
       </w:r>
       <w:r>
         <w:rPr>
           <w:b/>
-          <w:sz w:val="21"/>
         </w:rPr>
         <w:t>基因</w:t>
       </w:r>
       <w:r>
         <w:rPr>
-          <w:sz w:val="21"/>
+          <w:b w:val="0"/>
         </w:rPr>
         <w:t>（生存繁衍本能、身体构造、性情底色）＋生存环境的</w:t>
       </w:r>
       <w:r>
         <w:rPr>
           <w:b/>
-          <w:sz w:val="21"/>
         </w:rPr>
         <w:t>模因</w:t>
       </w:r>
       <w:r>
         <w:rPr>
-          <w:sz w:val="21"/>
+          <w:b w:val="0"/>
         </w:rPr>
         <w:t>（家庭、社会、文化、教育）。尊者反复强调两点：①业与习气不是存在别处的「仓库」，而是当下身心里潜在的势力（如苹果树结果）；②看清它，是为了不再被自动牵着走，不是自责。读时请把「六种心理余势」当作一副「观察镜子」，而不是一张「罪状」。</w:t>
       </w:r>
     </w:p>
     <w:p>
-      <w:pPr>
-        <w:spacing w:before="120" w:after="80"/>
-      </w:pPr>
-      <w:r>
-        <w:rPr>
-          <w:rFonts w:ascii="Microsoft YaHei" w:hAnsi="Microsoft YaHei" w:eastAsia="Microsoft YaHei"/>
+      <w:r>
+        <w:rPr>
           <w:b/>
           <w:color w:val="1F3864"/>
-          <w:sz w:val="25"/>
+          <w:sz w:val="23"/>
         </w:rPr>
         <w:t>材料① ★核心：《突破生命的束缚1-一切诸佛亘古的努力-古源尊者-20240913》（依据录音转写整理，已校对明显同音错字）</w:t>
       </w:r>
     </w:p>
     <w:p>
       <w:pPr>
-        <w:ind w:left="340"/>
+        <w:pStyle w:val="ListBullet"/>
       </w:pPr>
       <w:r>
         <w:rPr>
-          <w:color w:val="1F3864"/>
-          <w:sz w:val="21"/>
-        </w:rPr>
-        <w:t xml:space="preserve">• </w:t>
-      </w:r>
-      <w:r>
-        <w:rPr>
-          <w:sz w:val="21"/>
+          <w:b w:val="0"/>
         </w:rPr>
         <w:t>文件类型：音声</w:t>
       </w:r>
     </w:p>
     <w:p>
       <w:pPr>
-        <w:ind w:left="340"/>
+        <w:pStyle w:val="ListBullet"/>
       </w:pPr>
       <w:r>
         <w:rPr>
-          <w:color w:val="1F3864"/>
-          <w:sz w:val="21"/>
-        </w:rPr>
-        <w:t xml:space="preserve">• </w:t>
-      </w:r>
-      <w:r>
-        <w:rPr>
-          <w:sz w:val="21"/>
+          <w:b w:val="0"/>
         </w:rPr>
         <w:t>知识库出处：古源尊者开示及上座部佛教资料</w:t>
       </w:r>
     </w:p>
     <w:p>
       <w:pPr>
-        <w:ind w:left="340"/>
+        <w:pStyle w:val="ListBullet"/>
       </w:pPr>
       <w:r>
         <w:rPr>
-          <w:color w:val="1F3864"/>
-          <w:sz w:val="21"/>
-        </w:rPr>
-        <w:t xml:space="preserve">• </w:t>
-      </w:r>
-      <w:r>
-        <w:rPr>
-          <w:sz w:val="21"/>
-        </w:rPr>
-        <w:t>media_id：`soundrecording_d0dd1c0cd17209afe241ece24bf6b7b4_ee4a2b3da093bd4216f0481af4876a017439961422831605`</w:t>
+          <w:b w:val="0"/>
+        </w:rPr>
+        <w:t>media_id：soundrecording_d0dd1c0cd17209afe241ece24bf6b7b4_ee4a2b3da093bd4216f0481af4876a017439961422831605</w:t>
       </w:r>
     </w:p>
     <w:p>
       <w:pPr>
-        <w:ind w:left="340"/>
+        <w:pStyle w:val="ListBullet"/>
       </w:pPr>
       <w:r>
         <w:rPr>
-          <w:color w:val="1F3864"/>
-          <w:sz w:val="21"/>
-        </w:rPr>
-        <w:t xml:space="preserve">• </w:t>
-      </w:r>
-      <w:r>
-        <w:rPr>
-          <w:sz w:val="21"/>
+          <w:b w:val="0"/>
         </w:rPr>
         <w:t>打开方式：ima知识库搜索「突破生命的束缚1 一切诸佛亘古的努力」</w:t>
       </w:r>
     </w:p>
     <w:p>
       <w:pPr>
-        <w:spacing w:before="40" w:after="80"/>
-        <w:ind w:left="283"/>
-        <w:shd w:val="clear" w:color="auto" w:fill="EEF2F8"/>
+        <w:ind w:left="170"/>
         <w:pBdr>
-          <w:left w:val="single" w:sz="20" w:space="6" w:color="1F3864"/>
+          <w:left w:val="single" w:sz="18" w:space="4" w:color="1F3864"/>
         </w:pBdr>
+        <w:shd w:val="clear" w:fill="F2F5FA"/>
       </w:pPr>
       <w:r>
         <w:rPr>
-          <w:sz w:val="20"/>
+          <w:b w:val="0"/>
         </w:rPr>
         <w:t>⚠️ 主持人操作：本讲为两大束缚「总说」。先读[00:03:25]–[00:05:13]两股力量总纲（必读），再读[00:05:30]–[00:08:25]物种基因与模因举例，再读[00:08:29]–[00:18:23]六种心理余势，最后读[00:18:32]–[00:22:14]鼓励机制/防护机制；时间紧可只读「业」「随眠」与鼓励机制段。</w:t>
       </w:r>
@@ -1854,7 +1906,7 @@
     <w:p>
       <w:r>
         <w:rPr>
-          <w:sz w:val="21"/>
+          <w:b w:val="0"/>
         </w:rPr>
         <w:t>[00:03:25.780] 为什么要突破生命的束缚？无始以来，我们在六道里面。轮回生成。那为什么会？轮回生成，不得解脱？</w:t>
       </w:r>
@@ -1862,7 +1914,7 @@
     <w:p>
       <w:r>
         <w:rPr>
-          <w:sz w:val="21"/>
+          <w:b w:val="0"/>
         </w:rPr>
         <w:t>[00:03:44.100] 我们总结出来有两条有两股。非常主要的力量在束缚着我们。一条是我们无始以来，存留在我们这个生命相聚流里面的。六种心理于式。包括像业，烦恼，你想性情这些方面。</w:t>
       </w:r>
@@ -1870,7 +1922,7 @@
     <w:p>
       <w:r>
         <w:rPr>
-          <w:sz w:val="21"/>
+          <w:b w:val="0"/>
         </w:rPr>
         <w:t>[00:04:08.780] 第二一个，就是我们每一次轮回，都会投身为六道的其中一道的某一个物种。</w:t>
       </w:r>
@@ -1878,7 +1930,7 @@
     <w:p>
       <w:r>
         <w:rPr>
-          <w:sz w:val="21"/>
+          <w:b w:val="0"/>
         </w:rPr>
         <w:t>[00:04:18.280] 这种。这个物种，它也是从他的祖先，一代一代的，传承下来。这个物种为了生存。在他的这个。传承的过程中，为了生存和繁衍它的生命，它会培养出很多的习习惯性的这种反应模式。而这种模式，它是会以基因的方式在我们身体存在。同时，我们会受到外在环境的限制。包括包括我们出生的家庭。社会。文化。外在的这种气候。整个的社会的安定情况。有没有战争等等。</w:t>
       </w:r>
@@ -1886,7 +1938,7 @@
     <w:p>
       <w:r>
         <w:rPr>
-          <w:sz w:val="21"/>
+          <w:b w:val="0"/>
         </w:rPr>
         <w:t>[00:05:13.705] 这个两大。力量，会把我们的生命紧紧的束缚住。这些束缚，使得生命在生死轮回中。苦苦的挣扎。无法获得。真正的自由。</w:t>
       </w:r>
@@ -1894,7 +1946,7 @@
     <w:p>
       <w:r>
         <w:rPr>
-          <w:sz w:val="21"/>
+          <w:b w:val="0"/>
         </w:rPr>
         <w:t>[00:05:30.500] 我一直想把这张图画好，就是。画了四年了，也没画出来。又想表达我们被两股力量所束缚。那。大家可以体会一下，本来，他这两张图是要汇集到我们这一生这个人身上。那会不了，我就两张图来说明。这个左边这张图，就代表我们在无始的轮回当中，在六道里面轮回。六道里面轮回的这种心理，于是，会。在我们的这个身心上存留下来。右边这张图，就是我们作为人，这一生作为人。人这个物种，它所这个表现出来的这种。生存方式。它就会影响着我们这一生，</w:t>
       </w:r>
@@ -1902,7 +1954,7 @@
     <w:p>
       <w:r>
         <w:rPr>
-          <w:sz w:val="21"/>
+          <w:b w:val="0"/>
         </w:rPr>
         <w:t>[00:06:29.630] 举个例子说，我们是一个人，我们就不会像狗一样的生活。如果人就像狗一样的生活，我们就认为他是一个变态，或者是一个畸形的，或者是有病的人。我们只能像人一样的生活。如果你是一个女人，这就是女人的特征，生儿育女的主要责任就会落在女人的身上。为了生儿育女，你们的身体器官都会有特定的这个设置。那男人是男人的特征，他有长胡子，嘴巴还有喉结等等，包括也这种这个骨骼，它异就不一样。那这个是物种的基因，这个导致这个人类的这样一种传承。那我们如果想一下，</w:t>
       </w:r>
@@ -1910,7 +1962,7 @@
     <w:p>
       <w:r>
         <w:rPr>
-          <w:sz w:val="21"/>
+          <w:b w:val="0"/>
         </w:rPr>
         <w:t>[00:07:23.950] 在母系社会？可能这个女性的虽然除了传宗接代的生儿育女的功能没有变化，其他在这个形体上可能会有很多不同。那同样的，比如说我们这个时代。很多人。这个倡导小鲜肉对。这个人，就长得越来越秀气，越来越白。对，就是这个时代的这种。审美观之间，那男人女人，越来越强悍，越来越在社会上起很重要的作用。</w:t>
       </w:r>
@@ -1918,7 +1970,7 @@
     <w:p>
       <w:r>
         <w:rPr>
-          <w:sz w:val="21"/>
+          <w:b w:val="0"/>
         </w:rPr>
         <w:t>[00:08:02.480] 那如果是这样的一种模式在传承几百年，那可能我们。这个人、这个物种的基因就会发生很大的变化。那你只要是在这样的基因的这种影响下，你的行为模式，就会按照这个方式来，你很难改变。</w:t>
       </w:r>
@@ -1926,7 +1978,7 @@
     <w:p>
       <w:r>
         <w:rPr>
-          <w:sz w:val="21"/>
+          <w:b w:val="0"/>
         </w:rPr>
         <w:t>[00:08:25.240] 这个就是我们两股力量，会紧紧的把我们束缚。</w:t>
       </w:r>
@@ -1934,7 +1986,7 @@
     <w:p>
       <w:r>
         <w:rPr>
-          <w:sz w:val="21"/>
+          <w:b w:val="0"/>
         </w:rPr>
         <w:t>[00:08:29.760] 那六种心理于失哪六种？简单来讲，第一个就是业好。我们讲经常讲这个业。那。这个业，很多人会不了解的人会问说，你们佛教徒讲业业业业存在哪里。越不需要存的，就在每个当下的我们的身心里面，它作为一种潜在的影响力，就存在那个地方。</w:t>
       </w:r>
@@ -1942,7 +1994,7 @@
     <w:p>
       <w:r>
         <w:rPr>
-          <w:sz w:val="21"/>
+          <w:b w:val="0"/>
         </w:rPr>
         <w:t>[00:08:55.800] 就像说我们说，诶那个苹果会长苹果，苹果树会长苹果。那每年？一棵树都长几百斤苹果。那如果人问你说，那你这个苹果是存在哪里了，那不需要存呐。苹果树在春天的时候就开花，它的花期就两三天，对？它就开始长种子。再过个三四个月，它就成熟了，就可以吃了。好，那苹果吃完以后，它第二年继续长，那它不需要有苹果存在。哪里有是这个苹果有那个长苹果的基因，它就会，到春天就会开花，到夏天的时候就会结果。秋天的时候就会结果对？</w:t>
       </w:r>
@@ -1950,7 +2002,7 @@
     <w:p>
       <w:r>
         <w:rPr>
-          <w:sz w:val="21"/>
+          <w:b w:val="0"/>
         </w:rPr>
         <w:t>[00:09:39.510] 叶也是这样的，就是你照做了，就在我们的名色流里面，会留下这样的一种潜在的心理遗失。在因缘成熟的时候，它就会成为果报。</w:t>
       </w:r>
@@ -1958,7 +2010,7 @@
     <w:p>
       <w:r>
         <w:rPr>
-          <w:sz w:val="21"/>
+          <w:b w:val="0"/>
         </w:rPr>
         <w:t>[00:10:06.460] 第二一个？我们就讲烦恼随眠了。比如说我们的贪，我们的嗔留下来的这种心理遗失，生命流动，这个由于过去我们的不善心，驱动去杀生，偷盗，邪淫等等。那这些习惯，他会这些行为，如果在他当时感觉有好处。他就会觉得我贪我嗔我吃是获得利益的一种手段。这样的一种行为，就会存留下来。过去我们有，这个古大德，把它翻译成叫等流果。就是像水流一样的相等的流下来。这样的一种行为就是催眠。</w:t>
       </w:r>
@@ -1966,7 +2018,7 @@
     <w:p>
       <w:r>
         <w:rPr>
-          <w:sz w:val="21"/>
+          <w:b w:val="0"/>
         </w:rPr>
         <w:t>[00:11:00.820] 所以我们看一个人生下来小孩子的时候，就会发现，就这个孩子，脾气比较不好。不好带这个孩子生下来很乖，那普遍来讲，大部分情况下来讲即这个男孩子比较不好带。脾气比较大，女孩子，比较好带，又愿意吃饭，愿意睡觉，不吵闹。那这个，也是跟他的这种睡眠有关，也跟他的性情有关。</w:t>
       </w:r>
@@ -1974,7 +2026,7 @@
     <w:p>
       <w:r>
         <w:rPr>
-          <w:sz w:val="21"/>
+          <w:b w:val="0"/>
         </w:rPr>
         <w:t>[00:11:32.200] 第三种，叫菠萝蜜，叫以巴利，叫巴拉蜜。如果说那个业。是，善业不善业，留下来的影响力。巴拉蜜？它也是一种叶。那这是什么业？但是我们布施，持戒，禅修，服务，恭敬，回向功德，随喜功德，听闻佛法，弘扬佛法，端正自己的见解。把这些善业是导向解脱的这种清净的业，这种业成熟的时候会成为我们导向解脱的资粮。这种耶，就称为叫波罗蜜或叫巴拉蜜。这是第三种第四种。</w:t>
       </w:r>
@@ -1982,7 +2034,7 @@
     <w:p>
       <w:r>
         <w:rPr>
-          <w:sz w:val="21"/>
+          <w:b w:val="0"/>
         </w:rPr>
         <w:t>[00:12:19.060] 我们叫阿加沙亚，阿加沙亚就是有人把它翻译成意象性。那简单来讲，就是你天生的那些喜好。或者厌恶，比如说有些人生下来就不喜欢吃某一样东西，有些人生下来就会这个喜欢某一类东西，那这个是过去带来的，这个叫意向性或者是好恶。那阿加沙亚。第五一个，叫瓦达，那就是习气。习惯了。这个习惯，跟上面的这个喜好有什么区别？喜好它会表现为对某一类目标，某一类这个人事物的这种喜好。习惯，它是一些行为层面上的东西。</w:t>
       </w:r>
@@ -1990,7 +2042,7 @@
     <w:p>
       <w:r>
         <w:rPr>
-          <w:sz w:val="21"/>
+          <w:b w:val="0"/>
         </w:rPr>
         <w:t>[00:13:08.280] 那在经典里面讲过，说佛陀有个弟子，他来出家，他就是要铺红地毯。这个给他住很好的地方。他心才能够平静，才能够禅修正果。</w:t>
       </w:r>
@@ -1998,7 +2050,7 @@
     <w:p>
       <w:r>
         <w:rPr>
-          <w:sz w:val="21"/>
+          <w:b w:val="0"/>
         </w:rPr>
         <w:t>[00:13:26.600] 那也有一位佛陀的弟子，他已经证了阿拉汉。他还会经常骂人，骂人说你这个贱种。你这个低等人，有很多人就跑去佛陀那去投诉说这个人怎么骂人？能说他阿拉汉还会骂人吗？佛陀说，他不是这个故意骂人的。他就是五百字都是高贵的婆罗门，所以每一生，只要不是高贵的婆罗门，他就会说，你这个贱种，你这个低等的，这是习惯了。跟他的内心，就是有没有这种，排斥心，或者是这种不善，他也没有关系，就是习惯而已。</w:t>
       </w:r>
@@ -2006,30 +2058,28 @@
     <w:p>
       <w:r>
         <w:rPr>
-          <w:sz w:val="21"/>
+          <w:b w:val="0"/>
         </w:rPr>
         <w:t>[00:15:26.015] 那第六一种，就叫甲利带。加绿带，就是行。我们假了，就是行，很多人说就自善行，什么，快乐行这个假了。假利大就行，我们经常讲说贪性行者，生性行者，痴性行者。这个对。这个就性情，就就就叫加里大。我们说这个人这个。生来就是这个脾气不好。甚有些人，生来就是慈眉善目。你像这个。这个心胸很开阔，不会计较。这个是性情。这种六种性情，我们自己对照一下，那我们。且不说，我们能不能够摆脱它的控制。我们甚至于，我们对于这个六种心理，于是，我们连观察都不会。那观察都不会的人，也就一定完全被这个习惯带着走。</w:t>
       </w:r>
     </w:p>
     <w:p>
       <w:pPr>
-        <w:spacing w:before="40" w:after="80"/>
-        <w:ind w:left="283"/>
-        <w:shd w:val="clear" w:color="auto" w:fill="EEF2F8"/>
+        <w:ind w:left="170"/>
         <w:pBdr>
-          <w:left w:val="single" w:sz="20" w:space="6" w:color="1F3864"/>
+          <w:left w:val="single" w:sz="18" w:space="4" w:color="1F3864"/>
         </w:pBdr>
+        <w:shd w:val="clear" w:fill="F2F5FA"/>
       </w:pPr>
       <w:r>
         <w:rPr>
           <w:b/>
-          <w:sz w:val="20"/>
         </w:rPr>
         <w:t>【本周朗读段 · 结束】</w:t>
       </w:r>
       <w:r>
         <w:rPr>
-          <w:sz w:val="20"/>
+          <w:b w:val="0"/>
         </w:rPr>
         <w:t>（以下为默读／选读／延伸内容，时间富余时再读）</w:t>
       </w:r>
@@ -2037,7 +2087,7 @@
     <w:p>
       <w:r>
         <w:rPr>
-          <w:sz w:val="21"/>
+          <w:b w:val="0"/>
         </w:rPr>
         <w:t>[00:16:21.880] 我们每天以为是在做决策，我们的生命是把握在自己的手里面。如果真的是这样，</w:t>
       </w:r>
@@ -2045,7 +2095,7 @@
     <w:p>
       <w:r>
         <w:rPr>
-          <w:sz w:val="21"/>
+          <w:b w:val="0"/>
         </w:rPr>
         <w:t>[00:16:30.120] 大家这次来禅修，你说我要好好的觉自如主行，那你原则上就不会打妄想。会打妄想，就说明你管不了你的心。呼吸你都管不了，就是觉知呼吸你都管不了，何况你做出来的那么大的所谓的生意，事业。这个婚姻感情生活方式那些东西的决定，更是按照我们的六种心理，于是不自觉的去做出来的，即使你觉得好像，我反复的思考，我反复的抉择。那些抉择，也是在我们很多的过去的这种六种心理意识留下来，这种经验认知里面来回横跳而已了，</w:t>
       </w:r>
@@ -2053,7 +2103,7 @@
     <w:p>
       <w:r>
         <w:rPr>
-          <w:sz w:val="21"/>
+          <w:b w:val="0"/>
         </w:rPr>
         <w:t>[00:17:16.630] 是一种贪正解了。这个就是六种清理于师。如果说要了解一下这个水棉。随缘，我们说有汤。有贪欲贪的执着，对生命的有的执着，欲贪有贪，</w:t>
       </w:r>
@@ -2061,7 +2111,7 @@
     <w:p>
       <w:r>
         <w:rPr>
-          <w:sz w:val="21"/>
+          <w:b w:val="0"/>
         </w:rPr>
         <w:t>[00:17:36.355] 嗔贵，傲慢，邪见，怀疑，还有这种愚痴，我们讲无名，就等等的这一些。</w:t>
       </w:r>
@@ -2069,7 +2119,7 @@
     <w:p>
       <w:r>
         <w:rPr>
-          <w:sz w:val="21"/>
+          <w:b w:val="0"/>
         </w:rPr>
         <w:t>[00:17:45.000] 那这个是我们无始以来的六种心理仪式，加上我们物种的相聚流，</w:t>
       </w:r>
@@ -2077,7 +2127,7 @@
     <w:p>
       <w:r>
         <w:rPr>
-          <w:sz w:val="21"/>
+          <w:b w:val="0"/>
         </w:rPr>
         <w:t>[00:17:52.850] 那把把我们的这个生命。紧紧的或者是完全的捆在你的这种模式里面，我们很难能够从这里面跳出来，那这个是一种表现，那如果我们不能够从这里跳出来，我们的生命就谈不上真正的自由。那我们也谈不上，我们能够解脱，</w:t>
       </w:r>
@@ -2085,7 +2135,7 @@
     <w:p>
       <w:r>
         <w:rPr>
-          <w:sz w:val="21"/>
+          <w:b w:val="0"/>
         </w:rPr>
         <w:t>[00:18:16.285] 你总是被你的惯性带着走，我们叫做认知行为模式，一种惯性。</w:t>
       </w:r>
@@ -2093,7 +2143,7 @@
     <w:p>
       <w:r>
         <w:rPr>
-          <w:sz w:val="21"/>
+          <w:b w:val="0"/>
         </w:rPr>
         <w:t>[00:18:23.120] 为为什么我们会形成这样一个不能解脱的这种心理，于是把我们捆住。</w:t>
       </w:r>
@@ -2101,7 +2151,7 @@
     <w:p>
       <w:r>
         <w:rPr>
-          <w:sz w:val="21"/>
+          <w:b w:val="0"/>
         </w:rPr>
         <w:t>[00:18:32.460] 我们先来看一下。我们的生存。人类的生存？它是一种什么样的方式？我把它整理出来，</w:t>
       </w:r>
@@ -2109,7 +2159,7 @@
     <w:p>
       <w:r>
         <w:rPr>
-          <w:sz w:val="21"/>
+          <w:b w:val="0"/>
         </w:rPr>
         <w:t>[00:18:41.385] 有些同学，以前都听过我们叫做人类活着的这种鼓励机制和这种防护机制。人类对于生存的这种鼓励机制设定，</w:t>
       </w:r>
@@ -2117,7 +2167,7 @@
     <w:p>
       <w:r>
         <w:rPr>
-          <w:sz w:val="21"/>
+          <w:b w:val="0"/>
         </w:rPr>
         <w:t>[00:18:57.480] 基本上基本原则大家都很很清楚。凡是。你接出的。那些目标是对你的生存和物种还原有帮助的。给接触到了。或者你得到了。你就要感到快乐。这样的快乐，可以去强化，促使我们更愿意去做这种，能够导致生存和物种繁衍目标达成的这样的行为。不然？我们就不知道怎么活下去，对？因为你不知道什么东西对我们有好处，什么东西对我们没好处。他就要通过这种，快乐，感受来去体验，来去体会。</w:t>
       </w:r>
@@ -2125,7 +2175,7 @@
     <w:p>
       <w:r>
         <w:rPr>
-          <w:sz w:val="21"/>
+          <w:b w:val="0"/>
         </w:rPr>
         <w:t>[00:19:43.680] 那同时，这种快乐，它必须是短暂的。这个它不能持续太久。而且它的边际效应，必须递减。为什么？比如说。你吃饭。饿的时候，你吃第一口饭最快乐，对？第二口就没有第一口快了。吃饱了。你就会觉得肚子撑了。他就没有快乐，而肚子撑？它已经转化为一种痛苦。那。我们试想一下，如果没有这样的机制。你吃完一口饭就能够一直快乐。那这是会是什么样的结果？</w:t>
       </w:r>
@@ -2133,7 +2183,7 @@
     <w:p>
       <w:r>
         <w:rPr>
-          <w:sz w:val="21"/>
+          <w:b w:val="0"/>
         </w:rPr>
         <w:t>[00:20:27.760] 要么？你不会想再吃饭？不会想再吃饭，最后也导致营养不良死亡。要么？你吃饭的边际效应不会递减。好，你就会一直想吃下去。肚子吃撑了，撑破了你也不知道。那你就会死亡，</w:t>
       </w:r>
@@ -2141,7 +2191,7 @@
     <w:p>
       <w:r>
         <w:rPr>
-          <w:sz w:val="21"/>
+          <w:b w:val="0"/>
         </w:rPr>
         <w:t>[00:20:46.330] 同样的就是吃饭是为了生存，对？那。同样的，如果是为了物种的繁衍，那如果发生一次性行为，一次性行为你就会一直沐浴在快乐的余晖中很长时间。</w:t>
       </w:r>
@@ -2149,7 +2199,7 @@
     <w:p>
       <w:r>
         <w:rPr>
-          <w:sz w:val="21"/>
+          <w:b w:val="0"/>
         </w:rPr>
         <w:t>[00:21:00.880] 一对于。交配的这个动力就会失去，就是物种延续的这个动力就会失去。</w:t>
       </w:r>
@@ -2157,7 +2207,7 @@
     <w:p>
       <w:r>
         <w:rPr>
-          <w:sz w:val="21"/>
+          <w:b w:val="0"/>
         </w:rPr>
         <w:t>[00:21:11.120] 那因为我们有苦，有饥饿，有焦虑。或者说有对性的渴望，</w:t>
       </w:r>
@@ -2165,7 +2215,7 @@
     <w:p>
       <w:r>
         <w:rPr>
-          <w:sz w:val="21"/>
+          <w:b w:val="0"/>
         </w:rPr>
         <w:t>[00:21:17.740] 我们才会去思考，去做这些事。那为了获得这个些事，能够更有保障，你要努力的去提高你在社会中的地位，以便获取更多的资源，获取更多的这个能够生存和繁衍的，这些目标和对象。包括你的生产资料，还有拥有更多的伴侣，更多的性。那但是，因为预热的边际效应它是递减的好。因此，它导致人们他总是在不安和不满足的这种基因的促使下，你总是更多的去关注怎样达到目标，或者达到目标的时候那种快乐的感受。就你去专注于达到目标的快乐感受，而不失去这件事情的意义本身和它的价值。</w:t>
       </w:r>
@@ -2173,109 +2223,76 @@
     <w:p>
       <w:r>
         <w:rPr>
-          <w:sz w:val="21"/>
+          <w:b w:val="0"/>
         </w:rPr>
         <w:t>[00:22:14.820] 你总是想获得那个快乐的感受。那。在这个过程中，你就会忽略掉快乐，它边际效应递减，它是短暂的，最后会消失的这个事实，你会忽略它，因为你觉得那个东西有快乐，我们要</w:t>
       </w:r>
     </w:p>
     <w:p>
-      <w:pPr>
-        <w:spacing w:before="120" w:after="80"/>
-      </w:pPr>
-      <w:r>
-        <w:rPr>
-          <w:rFonts w:ascii="Microsoft YaHei" w:hAnsi="Microsoft YaHei" w:eastAsia="Microsoft YaHei"/>
+      <w:r>
+        <w:rPr>
           <w:b/>
           <w:color w:val="1F3864"/>
-          <w:sz w:val="25"/>
+          <w:sz w:val="23"/>
         </w:rPr>
         <w:t>材料② ★核心：《突破生命的束缚1-古源尊者-20241112》（依据录音转写整理，已校对明显同音错字）</w:t>
       </w:r>
     </w:p>
     <w:p>
       <w:pPr>
-        <w:ind w:left="340"/>
+        <w:pStyle w:val="ListBullet"/>
       </w:pPr>
       <w:r>
         <w:rPr>
-          <w:color w:val="1F3864"/>
-          <w:sz w:val="21"/>
-        </w:rPr>
-        <w:t xml:space="preserve">• </w:t>
-      </w:r>
-      <w:r>
-        <w:rPr>
-          <w:sz w:val="21"/>
+          <w:b w:val="0"/>
         </w:rPr>
         <w:t>文件类型：音声</w:t>
       </w:r>
     </w:p>
     <w:p>
       <w:pPr>
-        <w:ind w:left="340"/>
+        <w:pStyle w:val="ListBullet"/>
       </w:pPr>
       <w:r>
         <w:rPr>
-          <w:color w:val="1F3864"/>
-          <w:sz w:val="21"/>
-        </w:rPr>
-        <w:t xml:space="preserve">• </w:t>
-      </w:r>
-      <w:r>
-        <w:rPr>
-          <w:sz w:val="21"/>
+          <w:b w:val="0"/>
         </w:rPr>
         <w:t>知识库出处：古源尊者开示及上座部佛教资料</w:t>
       </w:r>
     </w:p>
     <w:p>
       <w:pPr>
-        <w:ind w:left="340"/>
+        <w:pStyle w:val="ListBullet"/>
       </w:pPr>
       <w:r>
         <w:rPr>
-          <w:color w:val="1F3864"/>
-          <w:sz w:val="21"/>
-        </w:rPr>
-        <w:t xml:space="preserve">• </w:t>
-      </w:r>
-      <w:r>
-        <w:rPr>
-          <w:sz w:val="21"/>
-        </w:rPr>
-        <w:t>media_id：`soundrecording_d0dd1c0cd17209afe241ece24bf6b7b4_cee24916eba0006ed2d9ad48661e4e557439961422831605`</w:t>
+          <w:b w:val="0"/>
+        </w:rPr>
+        <w:t>media_id：soundrecording_d0dd1c0cd17209afe241ece24bf6b7b4_cee24916eba0006ed2d9ad48661e4e557439961422831605</w:t>
       </w:r>
     </w:p>
     <w:p>
       <w:pPr>
-        <w:ind w:left="340"/>
+        <w:pStyle w:val="ListBullet"/>
       </w:pPr>
       <w:r>
         <w:rPr>
-          <w:color w:val="1F3864"/>
-          <w:sz w:val="21"/>
-        </w:rPr>
-        <w:t xml:space="preserve">• </w:t>
-      </w:r>
-      <w:r>
-        <w:rPr>
-          <w:sz w:val="21"/>
+          <w:b w:val="0"/>
         </w:rPr>
         <w:t>打开方式：ima知识库搜索「突破生命的束缚1 古源尊者 20241112」</w:t>
       </w:r>
     </w:p>
     <w:p>
       <w:pPr>
-        <w:spacing w:before="40" w:after="80"/>
-        <w:ind w:left="283"/>
-        <w:shd w:val="clear" w:color="auto" w:fill="EEF2F8"/>
+        <w:ind w:left="170"/>
         <w:pBdr>
-          <w:left w:val="single" w:sz="20" w:space="6" w:color="1F3864"/>
+          <w:left w:val="single" w:sz="18" w:space="4" w:color="1F3864"/>
         </w:pBdr>
+        <w:shd w:val="clear" w:fill="F2F5FA"/>
       </w:pPr>
       <w:r>
         <w:rPr>
-          <w:sz w:val="20"/>
+          <w:b w:val="0"/>
         </w:rPr>
         <w:t>⚠️ 主持人操作：本讲重在生存繁衍本能、身份认同、四食与「世界是被构建出来的」。先读[00:04:23]–[00:06:39]，再读[00:11:33]–[00:13:18]，四食段[00:13:18]–[00:19:18]可跳读，最后以[00:56:25]–[00:56:49]收束。读后请成员想一想：自己身上有哪些「被构建的身份标签」。</w:t>
       </w:r>
@@ -2283,7 +2300,7 @@
     <w:p>
       <w:r>
         <w:rPr>
-          <w:sz w:val="21"/>
+          <w:b w:val="0"/>
         </w:rPr>
         <w:t>[00:04:23.340] 我们可以先看看我们是怎么构建这个世界，或者说我们的世界是怎么构建出来的。那一个人生下来。我们说这个刚出生的孩子。这个妈妈。把奶递给他，他就会吃奶。好。就是。一切生命它生存是他的第一本能。到了他的青春期到来的时候，他就会有这种这种对物种繁衍的这种功能就会被激发。我们叫青春期。那所以这个生存和物种的繁衍，是一切生命的最底层的生存动力。在这个基础上，</w:t>
       </w:r>
@@ -2291,7 +2308,7 @@
     <w:p>
       <w:r>
         <w:rPr>
-          <w:sz w:val="21"/>
+          <w:b w:val="0"/>
         </w:rPr>
         <w:t>[00:05:29.820] 我们看看这个小孩子。生下来以后，这个爸爸妈妈总是不厌其烦的给他说，来，叫爸爸，叫爸爸，叫妈妈，叫妈妈，对？为什么？你要给他构建身份认同好。所以他们第二层面，它其实是身份认同。为什么爸爸妈妈一直叫你要叫爸爸，你要帮妈妈？我们也在需要身份认同。因为如果一个刚刚有小孩的父亲或者母亲，他都会很高兴，他觉得我终于成为爸爸了，我终于成为妈妈。那这个身份认同是构建出来的。</w:t>
       </w:r>
@@ -2299,7 +2316,7 @@
     <w:p>
       <w:r>
         <w:rPr>
-          <w:sz w:val="21"/>
+          <w:b w:val="0"/>
         </w:rPr>
         <w:t>[00:06:10.020] 那为什么说是共建出来的？因为这个生命从佛教佛法的角度上，他无始以来自己独立在轮回。这一生只是借用你这个家庭这个因缘来出生而已，但有独立的生命体。</w:t>
       </w:r>
@@ -2307,7 +2324,7 @@
     <w:p>
       <w:r>
         <w:rPr>
-          <w:sz w:val="21"/>
+          <w:b w:val="0"/>
         </w:rPr>
         <w:t>[00:06:22.870] 但你要给他构建你是我的，你是我的孩子，那这是一个充分认同。对孩子来讲，他也需要，这个构建，这个在妈妈的怀里是很安全的。这个这些都是身份认同。</w:t>
       </w:r>
@@ -2315,7 +2332,7 @@
     <w:p>
       <w:r>
         <w:rPr>
-          <w:sz w:val="21"/>
+          <w:b w:val="0"/>
         </w:rPr>
         <w:t>[00:11:33.950] 比如说我们构建出来，这个孩子是我的。那这个孩子是用你的，他就成为你的一部分，所以那么他的任何身体上，心理上，各种各样的这种，你觉得他可能被伤害，或者你觉得可能会带来不好的东西，那你就会跟着一起痛苦，那比如说你觉得这个先生是我的。那先生是你的，先生的所有的一切行为，那你都会牵扯着你的心，哪一天，这个闹矛盾了，家庭出现问题了，情感出现问题了，你就天崩地裂了，因为你的一部分没有标。</w:t>
       </w:r>
@@ -2323,7 +2340,7 @@
     <w:p>
       <w:r>
         <w:rPr>
-          <w:sz w:val="21"/>
+          <w:b w:val="0"/>
         </w:rPr>
         <w:t>[00:12:13.220] 对，那这个就是这个，我们世界是要构建，因为不构建，你就没有这些，对？身份认同，时空观，这个伦理，艺术科学这些你就没有。但是，你构建如果把它构建为跟无常苦我没有关的，是一个常乐我净的状态的时候，那你未来的生活就会很麻烦，你就会被这个捆死掉，就是被你构建的生命捆得死死的，我们说这个你所认知的世界是你的响应构建的。那个响应，就是很多就是我们出生，开始就搭建起来的。</w:t>
       </w:r>
@@ -2331,7 +2348,7 @@
     <w:p>
       <w:r>
         <w:rPr>
-          <w:sz w:val="21"/>
+          <w:b w:val="0"/>
         </w:rPr>
         <w:t>[00:12:48.100] 好。不管，你的生命如何去构建就是从或者是是为了生存，还是有种繁衍它无外乎，就是觅食的过程了，生命终其一生都是觅食的过程，寻求食物。佛陀说一切众生依食而住，就是一切众生就是寻求食物，靠着食物而才能够安住。</w:t>
       </w:r>
@@ -2339,7 +2356,7 @@
     <w:p>
       <w:r>
         <w:rPr>
-          <w:sz w:val="21"/>
+          <w:b w:val="0"/>
         </w:rPr>
         <w:t>[00:13:08.700] 佛陀说一切众生依食而住，就是一切众生就是寻求食物，靠着食物而才能够安住。</w:t>
       </w:r>
@@ -2347,7 +2364,7 @@
     <w:p>
       <w:r>
         <w:rPr>
-          <w:sz w:val="21"/>
+          <w:b w:val="0"/>
         </w:rPr>
         <w:t>[00:13:18.620] 那只是，佛教对于食物的划分，这个它分成两类，一类是物质的食粮，这个叫断食，有人也把它翻译成团食好，那再一类，是精神的食粮，这个是佛教很明确的把它提出来。一般，这个社会上会认为说我们要精神食粮，比如说文化，艺术，音乐，这些这个亲情，友情，爱情，等等的，这个是属于精神食粮。那佛教，是直接把它非常精细的分成叫处施施食和施食。</w:t>
       </w:r>
@@ -2355,7 +2372,7 @@
     <w:p>
       <w:r>
         <w:rPr>
-          <w:sz w:val="21"/>
+          <w:b w:val="0"/>
         </w:rPr>
         <w:t>[00:14:02.020] 触识，就是接触，就人是不能够没有接触的。那哪怕把你关在一个黑洞里面，你的心也会升起各种各样的益处。就你心里会要胡思乱想。如果一个人没有想法的话，我们说他要么昏迷，要么属于深度睡眠。所以一定只要是一个生命，一定会去寻求他的感官的这种接触。那当然感官接触是美好的，那我们会带来给我们带来美好的感受，因为触缘受，对？触缘受受缘爱对，我们如果是十二缘起之，我们就知道爱缘取。那就因为为什么要接触？因为我们追求美好的感受。</w:t>
       </w:r>
@@ -2363,7 +2380,7 @@
     <w:p>
       <w:r>
         <w:rPr>
-          <w:sz w:val="21"/>
+          <w:b w:val="0"/>
         </w:rPr>
         <w:t>[00:15:03.960] 首先是讲一切众生依食而住。我们是我们一生任何时候，除了你在熟睡，你都是在觅食，都在寻求食物，不是物质的食物，就是精神的食物。那首先是触食，你要寻求各种各样的接触和感官的这种接触。</w:t>
       </w:r>
@@ -2371,7 +2388,7 @@
     <w:p>
       <w:r>
         <w:rPr>
-          <w:sz w:val="21"/>
+          <w:b w:val="0"/>
         </w:rPr>
         <w:t>[00:15:22.140] 第二，是施食。施食，就是行动行为，思是这个思心所的思思心所，就是组织起其他的心所共同去完成，一个造作一个业。我们讲思就是业，施食，它就是如果用佛陀的语言来讲就是业。就是，我们无时不刻不在造业，我们不能不造业，除了熟睡什么意思？就是我们接触一个。目标，那我们就会对这个目标采取行动，哪怕没有语言和行为的行动，你也会有内心的行动。那这个过程，就是事实。好，</w:t>
       </w:r>
@@ -2379,7 +2396,7 @@
     <w:p>
       <w:r>
         <w:rPr>
-          <w:sz w:val="21"/>
+          <w:b w:val="0"/>
         </w:rPr>
         <w:t>[00:16:09.350] 扩展开来，我们每天在规划，我们每天在，这个照做，我们这个工作，上班，生活，他都是要也要去组织，去把这件事情做起来，哪怕即出一句话，在这个组织的过程整合的过程都是这个事实了。</w:t>
       </w:r>
@@ -2387,7 +2404,7 @@
     <w:p>
       <w:r>
         <w:rPr>
-          <w:sz w:val="21"/>
+          <w:b w:val="0"/>
         </w:rPr>
         <w:t>[00:19:18.840] 那我们要了解就是这个，即使你给自己的生命赋予这个，多么的这种有趣，多么的高尚，或者多么的低劣，或者是你是个艺术家，你是个科学家，或者你是一个宗教师，它都是一个觅食的过程。一切众生衣食而住，我们每天要吃饭好，每天眼睛想看，耳朵想听，鼻子想闻，舌头想尝试，想尝味道，身体想有美好的触摸，就是追求促使。我每天生理欲都在努力照做，思考规划做事说话，这是事实。</w:t>
       </w:r>
@@ -2395,7 +2412,7 @@
     <w:p>
       <w:r>
         <w:rPr>
-          <w:sz w:val="21"/>
+          <w:b w:val="0"/>
         </w:rPr>
         <w:t>[00:56:25.100] 好，那这个即，那我们这个心理于式，六种心理于式，它是为什么会这样形成，以及这个物种的相聚性的这种基因，这两种力量对我们人的束缚，它是怎么在我们日常生活上的这样一种表现。我们讲到这里，我们就能清楚的看到对。</w:t>
       </w:r>
@@ -2403,7 +2420,7 @@
     <w:p>
       <w:r>
         <w:rPr>
-          <w:sz w:val="21"/>
+          <w:b w:val="0"/>
         </w:rPr>
         <w:t>[00:56:49.040] 好，那今天的课，我们就学习到这里，看大家有没有什么问题，跟大家问题。</w:t>
       </w:r>
@@ -2411,7 +2428,7 @@
     <w:p>
       <w:r>
         <w:rPr>
-          <w:sz w:val="21"/>
+          <w:b w:val="0"/>
         </w:rPr>
         <w:t>[01:03:11.200] 最后一个问题是关于进化的，我们最早的时候是天然下来吃各种地膜，争抢，就感觉更像是一种退化，就为什么我们基因里面写的都是这种。就是基于物质的这种怎么能够更好的生活，而不是把过去那么美好的这种德行去传递下来，对，因为还是因为那个。</w:t>
       </w:r>
@@ -2419,7 +2436,7 @@
     <w:p>
       <w:r>
         <w:rPr>
-          <w:sz w:val="21"/>
+          <w:b w:val="0"/>
         </w:rPr>
         <w:t>[01:03:38.660] 首先，因为愚痴了。对，那这个在我们的祖先，他，这个从观音天下来，成为我们地球的第一代人类。那这个刚开始他们的目标，就是修行，这个回到观音天去。</w:t>
       </w:r>
@@ -2427,7 +2444,7 @@
     <w:p>
       <w:r>
         <w:rPr>
-          <w:sz w:val="21"/>
+          <w:b w:val="0"/>
         </w:rPr>
         <w:t>[01:04:54.680] 就开始吃地膜对？他是因为无聊才吃地膜，不是因为饿才吃地膜，对不对？</w:t>
       </w:r>
@@ -2435,7 +2452,7 @@
     <w:p>
       <w:r>
         <w:rPr>
-          <w:sz w:val="21"/>
+          <w:b w:val="0"/>
         </w:rPr>
         <w:t>[01:05:28.600] 这个过程它是是退化，那为什么会退化？就是因为愚痴，因为痴地膜没有关系，因为愚痴，所以他就是本来他不要吃这个东西，他就觉得吃的好玩。就开始贪了，那因为贪升起来，这个我们的身体变得越来越低劣，外在的条件也越来越差。环境越来越差，最后我们才会这个饮血茹毛，对？</w:t>
       </w:r>
@@ -2443,7 +2460,7 @@
     <w:p>
       <w:r>
         <w:rPr>
-          <w:sz w:val="21"/>
+          <w:b w:val="0"/>
         </w:rPr>
         <w:t>[01:07:06.820] 达尔文认为原始人是进化的，那实际上我们的原始人是退化来的。可以理解成我们现代生物学上面的进化的机制都是让我们更加退化。他不是为了更加退化，而是我们的心越来这个数字，越来越越下滑，就道德越来越下滑。</w:t>
       </w:r>
@@ -2451,109 +2468,76 @@
     <w:p>
       <w:r>
         <w:rPr>
-          <w:sz w:val="21"/>
+          <w:b w:val="0"/>
         </w:rPr>
         <w:t>[01:07:39.340] 所以我们现在处于简洁，在佛经里面我们属于简洁，人岁从这个无量岁，每一百年就会减一岁，一直减到人寿十岁。那为什么会处在简洁？就是人类的这种道德逐渐的下滑的过程就是简洁了。</w:t>
       </w:r>
     </w:p>
     <w:p>
-      <w:pPr>
-        <w:spacing w:before="120" w:after="80"/>
-      </w:pPr>
-      <w:r>
-        <w:rPr>
-          <w:rFonts w:ascii="Microsoft YaHei" w:hAnsi="Microsoft YaHei" w:eastAsia="Microsoft YaHei"/>
+      <w:r>
+        <w:rPr>
           <w:b/>
           <w:color w:val="1F3864"/>
-          <w:sz w:val="25"/>
+          <w:sz w:val="23"/>
         </w:rPr>
         <w:t>材料③ ★核心：《突破生命的束缚1-古源尊者-20250420》（依据录音转写整理，已校对明显同音错字）</w:t>
       </w:r>
     </w:p>
     <w:p>
       <w:pPr>
-        <w:ind w:left="340"/>
+        <w:pStyle w:val="ListBullet"/>
       </w:pPr>
       <w:r>
         <w:rPr>
-          <w:color w:val="1F3864"/>
-          <w:sz w:val="21"/>
-        </w:rPr>
-        <w:t xml:space="preserve">• </w:t>
-      </w:r>
-      <w:r>
-        <w:rPr>
-          <w:sz w:val="21"/>
+          <w:b w:val="0"/>
         </w:rPr>
         <w:t>文件类型：音声</w:t>
       </w:r>
     </w:p>
     <w:p>
       <w:pPr>
-        <w:ind w:left="340"/>
+        <w:pStyle w:val="ListBullet"/>
       </w:pPr>
       <w:r>
         <w:rPr>
-          <w:color w:val="1F3864"/>
-          <w:sz w:val="21"/>
-        </w:rPr>
-        <w:t xml:space="preserve">• </w:t>
-      </w:r>
-      <w:r>
-        <w:rPr>
-          <w:sz w:val="21"/>
+          <w:b w:val="0"/>
         </w:rPr>
         <w:t>知识库出处：古源尊者开示及上座部佛教资料</w:t>
       </w:r>
     </w:p>
     <w:p>
       <w:pPr>
-        <w:ind w:left="340"/>
+        <w:pStyle w:val="ListBullet"/>
       </w:pPr>
       <w:r>
         <w:rPr>
-          <w:color w:val="1F3864"/>
-          <w:sz w:val="21"/>
-        </w:rPr>
-        <w:t xml:space="preserve">• </w:t>
-      </w:r>
-      <w:r>
-        <w:rPr>
-          <w:sz w:val="21"/>
-        </w:rPr>
-        <w:t>media_id：`soundrecording_d0dd1c0cd17209afe241ece24bf6b7b4_e4375e0e2f16c946f1cd6469581f88c87439961422831605`</w:t>
+          <w:b w:val="0"/>
+        </w:rPr>
+        <w:t>media_id：soundrecording_d0dd1c0cd17209afe241ece24bf6b7b4_e4375e0e2f16c946f1cd6469581f88c87439961422831605</w:t>
       </w:r>
     </w:p>
     <w:p>
       <w:pPr>
-        <w:ind w:left="340"/>
+        <w:pStyle w:val="ListBullet"/>
       </w:pPr>
       <w:r>
         <w:rPr>
-          <w:color w:val="1F3864"/>
-          <w:sz w:val="21"/>
-        </w:rPr>
-        <w:t xml:space="preserve">• </w:t>
-      </w:r>
-      <w:r>
-        <w:rPr>
-          <w:sz w:val="21"/>
+          <w:b w:val="0"/>
         </w:rPr>
         <w:t>打开方式：ima知识库搜索「突破生命的束缚1 古源尊者 20250420」</w:t>
       </w:r>
     </w:p>
     <w:p>
       <w:pPr>
-        <w:spacing w:before="40" w:after="80"/>
-        <w:ind w:left="283"/>
-        <w:shd w:val="clear" w:color="auto" w:fill="EEF2F8"/>
+        <w:ind w:left="170"/>
         <w:pBdr>
-          <w:left w:val="single" w:sz="20" w:space="6" w:color="1F3864"/>
+          <w:left w:val="single" w:sz="18" w:space="4" w:color="1F3864"/>
         </w:pBdr>
+        <w:shd w:val="clear" w:fill="F2F5FA"/>
       </w:pPr>
       <w:r>
         <w:rPr>
-          <w:sz w:val="20"/>
+          <w:b w:val="0"/>
         </w:rPr>
         <w:t>⚠️ 主持人操作：本讲两大束缚讲得最集中。读[00:49:15]–[00:50:01]「牧羊人」式人生，再读[00:50:01]–[00:52:01]六种心理余势，最后读[00:52:01]–[00:54:54]家族基因实例，收于[00:54:54]–[00:57:15]五蕴与受想。读到「家族诅咒」处，请接一句提醒：这是观察对象，不是宿命判决。</w:t>
       </w:r>
@@ -2561,7 +2545,7 @@
     <w:p>
       <w:r>
         <w:rPr>
-          <w:sz w:val="21"/>
+          <w:b w:val="0"/>
         </w:rPr>
         <w:t>[00:06:33.860] 我们说你要一个人，就要么像一条河流，河流，因为它有始有终，不是很恰当，因为未来我们还没看到，所以我经常比喻。就是生命，就像搓把手。搓麻疹怎么概念？大家知道搓过麻疹。三股绳这个三股这个草就可以变成麻绳，那最少要三股，它有的可以变五七股。那它其实特别像即。我们这个生命，它其实有几大要素。这个生命的几大要素？它就是一个，我们称为叫做业。或者说，我们称为这个。如果三要素来讲，三股麻绳？色法就是物资的部分好。我们物质的部分，</w:t>
       </w:r>
@@ -2569,7 +2553,7 @@
     <w:p>
       <w:r>
         <w:rPr>
-          <w:sz w:val="21"/>
+          <w:b w:val="0"/>
         </w:rPr>
         <w:t>[00:07:34.425] 在佛教的名词里面叫色法。我们精神的部分。在佛教里面称为叫明法。好。也就是身心。身心这个状态，它一直都在变化，它是依着什么样的东西的变化，它的影响力所影响这个身心的最主要的是什么？又是要远离。</w:t>
       </w:r>
@@ -2577,7 +2561,7 @@
     <w:p>
       <w:r>
         <w:rPr>
-          <w:sz w:val="21"/>
+          <w:b w:val="0"/>
         </w:rPr>
         <w:t>[00:08:02.200] 那原力是指什么？比如说业。是一种原理，</w:t>
       </w:r>
@@ -2585,7 +2569,7 @@
     <w:p>
       <w:r>
         <w:rPr>
-          <w:sz w:val="21"/>
+          <w:b w:val="0"/>
         </w:rPr>
         <w:t>[00:08:10.255] 我们很多的烦恼。是一种原理，比如刚才有位同学讲说，我也知道不要控制，但是我就是要控制，我告诉他不要控制，但是我一直要控制，那这个就是烦恼，就是那种要控制的烦恼，它这个力量很强。他管不了他好，那他这个控制什么？控制你的心？控制你的物质的部分？这是就是烦恼的原因。所以那么简单来讲，</w:t>
       </w:r>
@@ -2593,7 +2577,7 @@
     <w:p>
       <w:r>
         <w:rPr>
-          <w:sz w:val="21"/>
+          <w:b w:val="0"/>
         </w:rPr>
         <w:t>[00:08:41.960] 我们这个生命，就是三步麻生。跟物质有关的，跟精神有关的，以及影响我们物质和精神的那些力量。我每个当下都在搓麻子。</w:t>
       </w:r>
@@ -2601,7 +2585,7 @@
     <w:p>
       <w:r>
         <w:rPr>
-          <w:sz w:val="21"/>
+          <w:b w:val="0"/>
         </w:rPr>
         <w:t>[00:08:54.220] 这个什么意思？每个单项你坐在这，比如说你坐在这。好，那侧身坐着你可能会腿痛一会儿难受，那你就开始这个排斥，怎么搞的？这个五阳的者什么时候早点结束？那这是由于色法。的不舒适导致。心里面不快乐好。心里的不快乐，完了以后，我们产生一个烦恼。对这个身心都产生影响。就是当你觉得做的不舒服的时候，你越想就越不舒服。越想就越想下做对？那这个就是我们每个当下就是爹妈什么，你身体的问题，心的问题，那个烦恼的问题，</w:t>
       </w:r>
@@ -2609,7 +2593,7 @@
     <w:p>
       <w:r>
         <w:rPr>
-          <w:sz w:val="21"/>
+          <w:b w:val="0"/>
         </w:rPr>
         <w:t>[00:09:48.990] 你不断往下说。那原来你这个没有接触过我们这个法，这个你的一种想法现在接触了有另外一种想法。这个想法，就是心里面倒腾出来的那这个心里想的想法，那就影响我们下次听话的这种习惯，所以它这个三个，它都互相联系的，互相关联的，</w:t>
       </w:r>
@@ -2617,7 +2601,7 @@
     <w:p>
       <w:r>
         <w:rPr>
-          <w:sz w:val="21"/>
+          <w:b w:val="0"/>
         </w:rPr>
         <w:t>[00:10:16.790] 所以这个一般有些人说，我们佛教是唯心主义者。那这个想法是错的。这佛教既不是唯心主义，也不是唯物主义。</w:t>
       </w:r>
@@ -2625,7 +2609,7 @@
     <w:p>
       <w:r>
         <w:rPr>
-          <w:sz w:val="21"/>
+          <w:b w:val="0"/>
         </w:rPr>
         <w:t>[00:10:29.340] 我们叫缘起主义。叫缘起主义者，即我们是跟当下的各种各样的意愿条件的改变，而而会有不同的这种方向的，对？</w:t>
       </w:r>
@@ -2633,7 +2617,7 @@
     <w:p>
       <w:r>
         <w:rPr>
-          <w:sz w:val="21"/>
+          <w:b w:val="0"/>
         </w:rPr>
         <w:t>[00:47:41.020] 那不健康，你只要追求这个东西，它就不健康，什么叫不健康？比如说你起贪心的人。就以后我们会讲，就是锌对我们的身体的影响。起贪心的人，如果一个贪心比较重的人，我们讲贪心型者普遍就比较胖。那为什么？他除了愿意多吃资源以外？其他，就是他的心生色法，他就比较黏着。就粘着性色色法，它就留在身体各个地方，它就变成这个脂肪，就比较疼。生性行者，一般都比较瘦，像我这样，</w:t>
       </w:r>
@@ -2641,7 +2625,7 @@
     <w:p>
       <w:r>
         <w:rPr>
-          <w:sz w:val="21"/>
+          <w:b w:val="0"/>
         </w:rPr>
         <w:t>[00:48:21.790] 那为什么？生气的人，容易生气的人，他就是这个产生的新生色法的沉重压力，不失业，有时候火气比较强。所以他身体如果比较僵硬比较硬，那这个就是不健康了。他不是善行，你贪嗔吃的这种心态产生的这个留下来的影响力，它就是不善业。不善业，未来还会产生不良的果报。如果在临终时候成熟了。那这个就是这个我们说，如果我们只是去追求那这样的这种这个感官的快乐，他会会有什么样。但是。</w:t>
       </w:r>
@@ -2649,7 +2633,7 @@
     <w:p>
       <w:r>
         <w:rPr>
-          <w:sz w:val="21"/>
+          <w:b w:val="0"/>
         </w:rPr>
         <w:t>[00:49:15.480] 说实在话，我们大部分的人或者我们无数生的轮会，我们都追求这样东西，对？大家都总结过了，说你这个那个读书干什么？读书为了这个上大学上大学干嘛？上大学为了好工作，好工作为了干嘛？为了为了找媳妇，</w:t>
       </w:r>
@@ -2657,7 +2641,7 @@
     <w:p>
       <w:r>
         <w:rPr>
-          <w:sz w:val="21"/>
+          <w:b w:val="0"/>
         </w:rPr>
         <w:t>[00:49:32.080] 找媳妇干嘛？为了生个孩子，生生个孩子干嘛？</w:t>
       </w:r>
@@ -2665,7 +2649,7 @@
     <w:p>
       <w:r>
         <w:rPr>
-          <w:sz w:val="21"/>
+          <w:b w:val="0"/>
         </w:rPr>
         <w:t>[00:49:34.630] 对，对他就是生命，就这就像牧羊人一样，对。是那么这个，就是会导致，我们一生一生他都是这样，所以我们这一生，我们说这个。这个填这个头了，就说我们这个生命，它被两股力量彻底的束缚。</w:t>
       </w:r>
@@ -2673,7 +2657,7 @@
     <w:p>
       <w:r>
         <w:rPr>
-          <w:sz w:val="21"/>
+          <w:b w:val="0"/>
         </w:rPr>
         <w:t>[00:50:01.180] 一股是无始以来的六种心理仪式，六种心理预式，就是业谈道然后，这个巴拉密还有就是我们的信息。我们的习习性，我们的喜好那这些六种心理，</w:t>
       </w:r>
@@ -2681,7 +2665,7 @@
     <w:p>
       <w:r>
         <w:rPr>
-          <w:sz w:val="21"/>
+          <w:b w:val="0"/>
         </w:rPr>
         <w:t>[00:50:22.055] 所以我们说，这个人天生就这样，天生这样就是我就啥来。再一个就是物种下去有一个基因就是对为人，我们人就是吃米面。天，对？但是，这个对于这个其他的生命不的，比如说天界的生命，大家看到我们人吃的它有很多吃，那些在是这样的东西，我们讲天厨妙香，对，天上的饮食，这是很精美的。好，那我们再去看，就是畜生的饮食，那就比人差对？这鬼界的生命的饮食比畜生还差。</w:t>
       </w:r>
@@ -2689,7 +2673,7 @@
     <w:p>
       <w:r>
         <w:rPr>
-          <w:sz w:val="21"/>
+          <w:b w:val="0"/>
         </w:rPr>
         <w:t>[00:51:01.600] 那在经典里面有一个记载，有一天佛陀带着李国门去托钵，经过一个城门，佛陀。我就不知主的就笑，那佛陀一般轻一下，他都带着微笑，他不会就轻易笑。</w:t>
       </w:r>
@@ -2697,7 +2681,7 @@
     <w:p>
       <w:r>
         <w:rPr>
-          <w:sz w:val="21"/>
+          <w:b w:val="0"/>
         </w:rPr>
         <w:t>[00:51:19.015] 弟子马上就要问他，按照这个我说佛陀你为什么笑？他说，刚才，我们看到这个城墙上头，有一个恶鬼，他七十年都没有。有，知道。刚才，有一个人，吐了一口口水，他，下来抢了一口口水，结果，打不过另外一个恶鬼。结果，他还饿的不行那。所以这个鬼的生命，就是很艰难的，就是它的饮食就不是我们这样的饮食对，那这个就是物种相聚有的起因，那包括我们在生命流里面还有其他的很多的一些类型。</w:t>
       </w:r>
@@ -2705,7 +2689,7 @@
     <w:p>
       <w:r>
         <w:rPr>
-          <w:sz w:val="21"/>
+          <w:b w:val="0"/>
         </w:rPr>
         <w:t>[00:52:01.770] 那这个前段时间有个人讲说，就是我在广州，还有那个有个癌症康复印的时候，这个。有个人就讲说他的这个母系的家族从他的这个曾曾老爷，这个老爷，到他这一代，一代一代都有一个相似的毛病，有相似的一种疾病或者相似的一些遭遇，那这个东西，它就是家族里面的基因。那家族里的基因往往，就是跟那个家族曾经做过的一些事情有关，</w:t>
       </w:r>
@@ -2713,7 +2697,7 @@
     <w:p>
       <w:r>
         <w:rPr>
-          <w:sz w:val="21"/>
+          <w:b w:val="0"/>
         </w:rPr>
         <w:t>[00:52:42.005] 比如说我有一个校友，他是一个这个非常厉害的一个基金的主管。很有钱，很有非常的聪明，平常非常的乐观，是一个律师，结果他三十七岁的时候突然得了抑郁症，就是想自杀。那他说他怎么想，没想到我这样的人会抑郁症，他会想试试的。后面他就去思考，就观察，就发现他这个家族，这个母性的这个家族，</w:t>
       </w:r>
@@ -2721,7 +2705,7 @@
     <w:p>
       <w:r>
         <w:rPr>
-          <w:sz w:val="21"/>
+          <w:b w:val="0"/>
         </w:rPr>
         <w:t>[00:53:32.360] 不然他就是想受伤。好，所以他这个江湖七大族一直都是这后面，当然他就说这个有人给他追查，我发现是他的这个过去第四逝世的这个母系的老爷，由于这个，这个冤枉了他的一个小妾，这个小妾，投井自杀，三十七岁的时候投井自杀。所以他可能就发了诅咒，挑挑衅的时候发很强的诅咒，所以他整个家族的都于是成有了这样的一个东西。</w:t>
       </w:r>
@@ -2729,7 +2713,7 @@
     <w:p>
       <w:r>
         <w:rPr>
-          <w:sz w:val="21"/>
+          <w:b w:val="0"/>
         </w:rPr>
         <w:t>[00:54:08.710] 那这个即，物种相聚有，对我们生命的影响。这个其实这个家族传承再一个是一个是这一条，我们是这一条线上的就是物种从你的组合中遗传下来，一条是你自己无数生这样辗转传来的那些东西，现在，到你这个身体里面，它就交叉在。</w:t>
       </w:r>
@@ -2737,7 +2721,7 @@
     <w:p>
       <w:r>
         <w:rPr>
-          <w:sz w:val="21"/>
+          <w:b w:val="0"/>
         </w:rPr>
         <w:t>[00:54:32.730] 对，所以这边，是你这个物种的传承，就是祖宗的传承，</w:t>
       </w:r>
@@ -2745,7 +2729,7 @@
     <w:p>
       <w:r>
         <w:rPr>
-          <w:sz w:val="21"/>
+          <w:b w:val="0"/>
         </w:rPr>
         <w:t>[00:54:38.455] 这一条，就是你无始以来，你每一期每一期生命留下来的这些习惯，在你这一生汇聚你那么我们是很难有自主意识。你就被自己的西朋友吃掉，如果我们不能够去追查。</w:t>
       </w:r>
@@ -2753,7 +2737,7 @@
     <w:p>
       <w:r>
         <w:rPr>
-          <w:sz w:val="21"/>
+          <w:b w:val="0"/>
         </w:rPr>
         <w:t>[00:54:54.280] 好，那。这个佛陀？他说我们这个生命，就叫五蕴对，大家听说过。五蕴，是哪五蕴？色受想行识对。色是什么？对，就是身体，物质的部分受想行识。就是精神的部分，好受，是受心所想，是想心说这个食，就是师之的心。好行，剩下的行，我们就是在阿里达摩里面称有五十二个心所。好，五十二个心锁，把这个受单独拿出来，想单独拿出来，剩下的所有这个，都称为行。又称为行，五十二个星座，</w:t>
       </w:r>
@@ -2761,7 +2745,7 @@
     <w:p>
       <w:r>
         <w:rPr>
-          <w:sz w:val="21"/>
+          <w:b w:val="0"/>
         </w:rPr>
         <w:t>[00:55:58.790] 为什么佛陀把兽和相单独打出来？佛陀说，一切法齐集于此。受，一切法齐集于说，</w:t>
       </w:r>
@@ -2769,7 +2753,7 @@
     <w:p>
       <w:r>
         <w:rPr>
-          <w:sz w:val="21"/>
+          <w:b w:val="0"/>
         </w:rPr>
         <w:t>[00:56:10.875] 怎么理解，一定。就是作为一个生命来讲。那他是每一天所面对，或者所去执行，或者是体验，或者去照做，他都是最后要靠这个受来去做一个评价，对？即诶这个感受不错，就是做评价。就这个感受不错，这个感受不好，我们都要其实去感觉一下这个行不行，评判一下。对吧所以那么简单来讲，即所有的生命都是靠感受活的。我们就是为那个感受而生存的。但另外一个，就是一切法，被响应所标记。这个响应，在I里面叫闪压。</w:t>
       </w:r>
@@ -2777,122 +2761,88 @@
     <w:p>
       <w:r>
         <w:rPr>
-          <w:sz w:val="21"/>
+          <w:b w:val="0"/>
         </w:rPr>
         <w:t>[00:57:15.420] 它叫三亚，三亚，就是这个中国人把它翻译成想。想了我想了是。它不是我们思考的象，而是取的这个象形字，就是心上面的象。对，心上面的像心上面的相，就是我们说简单来讲，像这个记忆或者是这个标记。在阿比达摩里面，可以这个想清楚。</w:t>
       </w:r>
     </w:p>
     <w:p>
-      <w:pPr>
-        <w:spacing w:before="120" w:after="80"/>
-      </w:pPr>
-      <w:r>
-        <w:rPr>
-          <w:rFonts w:ascii="Microsoft YaHei" w:hAnsi="Microsoft YaHei" w:eastAsia="Microsoft YaHei"/>
+      <w:r>
+        <w:rPr>
           <w:b/>
           <w:color w:val="1F3864"/>
-          <w:sz w:val="25"/>
+          <w:sz w:val="23"/>
         </w:rPr>
         <w:t>材料④ ★核心：《突破生命的束缚·哈佛演讲-古源尊者-20241108》（依据录音转写整理，已校对明显同音错字）</w:t>
       </w:r>
     </w:p>
     <w:p>
       <w:pPr>
-        <w:ind w:left="340"/>
+        <w:pStyle w:val="ListBullet"/>
       </w:pPr>
       <w:r>
         <w:rPr>
-          <w:color w:val="1F3864"/>
-          <w:sz w:val="21"/>
-        </w:rPr>
-        <w:t xml:space="preserve">• </w:t>
-      </w:r>
-      <w:r>
-        <w:rPr>
-          <w:sz w:val="21"/>
+          <w:b w:val="0"/>
         </w:rPr>
         <w:t>文件类型：音声</w:t>
       </w:r>
     </w:p>
     <w:p>
       <w:pPr>
-        <w:ind w:left="340"/>
+        <w:pStyle w:val="ListBullet"/>
       </w:pPr>
       <w:r>
         <w:rPr>
-          <w:color w:val="1F3864"/>
-          <w:sz w:val="21"/>
-        </w:rPr>
-        <w:t xml:space="preserve">• </w:t>
-      </w:r>
-      <w:r>
-        <w:rPr>
-          <w:sz w:val="21"/>
+          <w:b w:val="0"/>
         </w:rPr>
         <w:t>知识库出处：古源尊者开示及上座部佛教资料</w:t>
       </w:r>
     </w:p>
     <w:p>
       <w:pPr>
-        <w:ind w:left="340"/>
+        <w:pStyle w:val="ListBullet"/>
       </w:pPr>
       <w:r>
         <w:rPr>
-          <w:color w:val="1F3864"/>
-          <w:sz w:val="21"/>
-        </w:rPr>
-        <w:t xml:space="preserve">• </w:t>
-      </w:r>
-      <w:r>
-        <w:rPr>
-          <w:sz w:val="21"/>
-        </w:rPr>
-        <w:t>media_id：`soundrecording_d0dd1c0cd17209afe241ece24bf6b7b4_46285f145f5fde1d30658a811373aca27439961422831605`</w:t>
+          <w:b w:val="0"/>
+        </w:rPr>
+        <w:t>media_id：soundrecording_d0dd1c0cd17209afe241ece24bf6b7b4_46285f145f5fde1d30658a811373aca27439961422831605</w:t>
       </w:r>
     </w:p>
     <w:p>
       <w:pPr>
-        <w:ind w:left="340"/>
+        <w:pStyle w:val="ListBullet"/>
       </w:pPr>
       <w:r>
         <w:rPr>
-          <w:color w:val="1F3864"/>
-          <w:sz w:val="21"/>
-        </w:rPr>
-        <w:t xml:space="preserve">• </w:t>
-      </w:r>
-      <w:r>
-        <w:rPr>
-          <w:sz w:val="21"/>
+          <w:b w:val="0"/>
         </w:rPr>
         <w:t>打开方式：ima知识库搜索「哈佛演讲 突破生命的束缚 古源尊者 20241108」</w:t>
       </w:r>
     </w:p>
     <w:p>
       <w:pPr>
-        <w:spacing w:before="40" w:after="80"/>
-        <w:ind w:left="283"/>
-        <w:shd w:val="clear" w:color="auto" w:fill="EEF2F8"/>
+        <w:ind w:left="170"/>
         <w:pBdr>
-          <w:left w:val="single" w:sz="20" w:space="6" w:color="1F3864"/>
+          <w:left w:val="single" w:sz="18" w:space="4" w:color="1F3864"/>
         </w:pBdr>
+        <w:shd w:val="clear" w:fill="F2F5FA"/>
       </w:pPr>
       <w:r>
         <w:rPr>
-          <w:sz w:val="20"/>
+          <w:b w:val="0"/>
         </w:rPr>
         <w:t>⚠️ 主持人操作：本讲为双重束缚总纲，W1–W8 多周复用不同章节，</w:t>
       </w:r>
       <w:r>
         <w:rPr>
           <w:b/>
-          <w:sz w:val="20"/>
         </w:rPr>
         <w:t>本周只取[00:20:49]–[00:30:43]「双重束缚总纲与六种心理余势」段</w:t>
       </w:r>
       <w:r>
         <w:rPr>
-          <w:sz w:val="20"/>
+          <w:b w:val="0"/>
         </w:rPr>
         <w:t>；四圣谛八正道段留第5周、快乐分层段留第6周，勿串读。</w:t>
       </w:r>
@@ -2900,7 +2850,7 @@
     <w:p>
       <w:r>
         <w:rPr>
-          <w:sz w:val="21"/>
+          <w:b w:val="0"/>
         </w:rPr>
         <w:t>[00:20:49.480] 好，那今天，我们跟大家报告的主题是突破生命的束缚。首先。就是生命有什么样的束缚？那我们要知道，佛教徒的修行，它是基于对自由与解脱的。深切的渴望和不懈的追求。那为什么要突破生命的束缚？大家觉得生命都那么宝贵，对？大家都觉得很好。但是，没人敢讲你的生命是很圆满的，你的生命是可控的。</w:t>
       </w:r>
@@ -2908,7 +2858,7 @@
     <w:p>
       <w:r>
         <w:rPr>
-          <w:sz w:val="21"/>
+          <w:b w:val="0"/>
         </w:rPr>
         <w:t>[00:21:32.060] 我们的生命充满了种种的不确定，你再努力也不确定。听说昨天哈佛放假做心理疏导是？不确定，那对生命不可控。这个。</w:t>
       </w:r>
@@ -2916,7 +2866,7 @@
     <w:p>
       <w:r>
         <w:rPr>
-          <w:sz w:val="21"/>
+          <w:b w:val="0"/>
         </w:rPr>
         <w:t>[00:21:54.380] 无始以来，我们在六道里面生存轮回，这个是佛教徒，这个基本认识，它也是事实。那。如果我们能够知道无始以来这个轮回的现状？可能我们对于现在的这种生命状态就会有不一样的看法。根据佛陀的观察，也根据我们后面弟子们，佛陀的弟子们，根据佛陀的教导，我们可以去去观察。</w:t>
       </w:r>
@@ -2924,7 +2874,7 @@
     <w:p>
       <w:r>
         <w:rPr>
-          <w:sz w:val="21"/>
+          <w:b w:val="0"/>
         </w:rPr>
         <w:t>[00:22:27.220] 我们发现，生命，它被两股力量，紧紧的束缚。第一个，是因为你有无始以来轮回的生命，所以无始以来轮回的生命，流传他每一生的这种习惯，它会顺着我们这个生命之流，不断的传流下来。</w:t>
       </w:r>
@@ -2932,7 +2882,7 @@
     <w:p>
       <w:r>
         <w:rPr>
-          <w:sz w:val="21"/>
+          <w:b w:val="0"/>
         </w:rPr>
         <w:t>[00:22:51.120] 经典里面说是六种心理预示，比如说业力，烦恼，喜好，性格习惯。那第二一种，是物种香气流的基因，以及我们称为生存环境的模因。的束缚，那举个例子讲，你来找实医生来做人对？对，那来做人，那你就不会像狗一样。狗的生命它就是狗的状态，人的生命就是人的状态。男人就我们就马上看得出来这是个男人。男人的特征有喉结，对？有胡子，女中就是没有那个个人的特征很明显，你说要变性，那是另外的，那你的特征就是这样，你就被这个物种的特征完全的困死掉了，</w:t>
       </w:r>
@@ -2940,7 +2890,7 @@
     <w:p>
       <w:r>
         <w:rPr>
-          <w:sz w:val="21"/>
+          <w:b w:val="0"/>
         </w:rPr>
         <w:t>[00:23:41.330] 你是没有办法不做的，按照这个来的对，就是这个，这个是顾总本身对我们的影响。再一个，就是你出生在什么样的解放体，你受什么样的教育，在什么样的国家，以什么样的文化被熏陶，那对我们这个生命影响非常的大。</w:t>
       </w:r>
@@ -2948,7 +2898,7 @@
     <w:p>
       <w:r>
         <w:rPr>
-          <w:sz w:val="21"/>
+          <w:b w:val="0"/>
         </w:rPr>
         <w:t>[00:24:01.470] 这个心理学都都这叫魔音，你一出生就入魔，融入这个魔去了，那这个对你影响很大。</w:t>
       </w:r>
@@ -2956,7 +2906,7 @@
     <w:p>
       <w:r>
         <w:rPr>
-          <w:sz w:val="21"/>
+          <w:b w:val="0"/>
         </w:rPr>
         <w:t>[00:24:09.095] 我们现在每天对年轻人做了大量的解决的问题，就是原生家庭的问题，那佛教也解决原生家庭的问题，因为原生家庭的问题不解决的禅修很难上去。所以说，我不是要去搞心理学，或者被逼没有办法，只好去要去研究心理学。就发现说，这佛教本来就是心理学，这是一个很科学很彻底的，很系统的心理学。</w:t>
       </w:r>
@@ -2964,7 +2914,7 @@
     <w:p>
       <w:r>
         <w:rPr>
-          <w:sz w:val="21"/>
+          <w:b w:val="0"/>
         </w:rPr>
         <w:t>[00:25:01.415] 我们明显的看到这个两个，这个双胞胎乃乃至于是同一个卵分裂出来的双胞胎，性格都完全不同。那是不是同一个父母生的对？那就是一个受精卵。同样的，甚至父母亲都是给他穿同样的衣服，上同样的学校，跟他吃同样的东西。那也没长成一样的。为什么？就是我们的过去不一样。那。所以，这两种这个。这个我们说这个心理，这个两股力量，会把我们捆死，那六种心理，</w:t>
       </w:r>
@@ -2972,7 +2922,7 @@
     <w:p>
       <w:r>
         <w:rPr>
-          <w:sz w:val="21"/>
+          <w:b w:val="0"/>
         </w:rPr>
         <w:t>[00:25:43.490] 于是我们简单知道一下，一种就叫业，过去我们说业力。那。这个业，这个很多人佛教徒，或者在讨论这个业放在哪里？业就在你的生命流里面，在你的当下的这一刻，你无始以来的所有的信息全在这里，不需要有另外一个地方存放。</w:t>
       </w:r>
@@ -2980,7 +2930,7 @@
     <w:p>
       <w:r>
         <w:rPr>
-          <w:sz w:val="21"/>
+          <w:b w:val="0"/>
         </w:rPr>
         <w:t>[00:26:31.970] 那第一个是叶，第二个。我们叫做随眠的烦恼，这个睡眠烦恼比如说欲贪，这个有爱无有爱，嗔慧，傲慢，邪见，怀疑，无名，这些，这佛教的语言，就是叫做随眠烦恼。</w:t>
       </w:r>
@@ -2988,7 +2938,7 @@
     <w:p>
       <w:r>
         <w:rPr>
-          <w:sz w:val="21"/>
+          <w:b w:val="0"/>
         </w:rPr>
         <w:t>[00:26:50.640] 第三一个，我们北方翻译成波罗蜜的这个翻译是巴拉密。巴拉密是一种善的心理仪式。就是，你总是过去习惯于，这个人就很慷慨，这个人天生就很慷慨，这个人天生就很有原则，很慷慨，就是布施，就很有原则，就是持戒，对，那就有很好的生活习惯。这个处理，就是他就是没有那么强的抓取性习惯，有些人就是很粘着，有些人，他就就是这个很放得下，然。那有些人就很有智慧，有些人，他就比较不容易，那有些人很努力，</w:t>
       </w:r>
@@ -2996,7 +2946,7 @@
     <w:p>
       <w:r>
         <w:rPr>
-          <w:sz w:val="21"/>
+          <w:b w:val="0"/>
         </w:rPr>
         <w:t>[00:27:37.900] 比方说中国人，华人的特点就是很勤劳，那是忍辱就是我们忍辱，我们特别要说一下。</w:t>
       </w:r>
@@ -3004,7 +2954,7 @@
     <w:p>
       <w:r>
         <w:rPr>
-          <w:sz w:val="21"/>
+          <w:b w:val="0"/>
         </w:rPr>
         <w:t>[00:29:19.640] 那第四一种，叫意向性，叫阿加菲亚。阿加菲亚喜好厌恶，就是，简单来讲，有些人，他天生就喜欢某一类东西，天生就不喜欢某一类东西，这是意向，他跟那个善恶没有关系的。</w:t>
       </w:r>
@@ -3012,7 +2962,7 @@
     <w:p>
       <w:r>
         <w:rPr>
-          <w:sz w:val="21"/>
+          <w:b w:val="0"/>
         </w:rPr>
         <w:t>[00:29:35.790] 第五个，叫做习气，叫哇纳瓦斯瓦斯达，那瓦斯达那就是习惯，这个习惯跟上面的喜好它其实不大一样。</w:t>
       </w:r>
@@ -3020,7 +2970,7 @@
     <w:p>
       <w:r>
         <w:rPr>
-          <w:sz w:val="21"/>
+          <w:b w:val="0"/>
         </w:rPr>
         <w:t>[00:29:46.565] 举个例子，佛陀，有一个弟子出家，就是他就是要铺红地毯，才能够好好禅修，不然，他就修不了。佛陀知道他就说给他铺上地毯，他很快就修上去了。也有一个弟子，那他就是已经证了阿罗汉了。他每天碰到人就说，诶，你这个贱人呐，你这个低等人呐，所以，很多人就找佛陀投诉，说这个人老骂人。佛陀说，不是骂人，他这个人五百生过去都是佛罗门，他已经说习惯掉了，那这个就叫做习惯了。</w:t>
       </w:r>
@@ -3028,109 +2978,76 @@
     <w:p>
       <w:r>
         <w:rPr>
-          <w:sz w:val="21"/>
+          <w:b w:val="0"/>
         </w:rPr>
         <w:t>[00:30:22.540] 那还有一种，叫做性行，我们说性情就好恶习性，这个在经典里面把它人的分成这种六种性行叫贪性行者、嗔性行者、痴性行者、性行者、觉行者和学行者。好就大部分人就是贪嗔贪贪行者、嗔行者、痴行者。</w:t>
       </w:r>
     </w:p>
     <w:p>
-      <w:pPr>
-        <w:spacing w:before="120" w:after="80"/>
-      </w:pPr>
-      <w:r>
-        <w:rPr>
-          <w:rFonts w:ascii="Microsoft YaHei" w:hAnsi="Microsoft YaHei" w:eastAsia="Microsoft YaHei"/>
+      <w:r>
+        <w:rPr>
           <w:b/>
           <w:color w:val="1F3864"/>
-          <w:sz w:val="25"/>
+          <w:sz w:val="23"/>
         </w:rPr>
         <w:t>材料⑤ ◈扩展：《突破生命的束缚1-浓缩版-古源尊者-20241130》（依据录音转写整理，已校对明显同音错字）</w:t>
       </w:r>
     </w:p>
     <w:p>
       <w:pPr>
-        <w:ind w:left="340"/>
+        <w:pStyle w:val="ListBullet"/>
       </w:pPr>
       <w:r>
         <w:rPr>
-          <w:color w:val="1F3864"/>
-          <w:sz w:val="21"/>
-        </w:rPr>
-        <w:t xml:space="preserve">• </w:t>
-      </w:r>
-      <w:r>
-        <w:rPr>
-          <w:sz w:val="21"/>
+          <w:b w:val="0"/>
         </w:rPr>
         <w:t>文件类型：音声</w:t>
       </w:r>
     </w:p>
     <w:p>
       <w:pPr>
-        <w:ind w:left="340"/>
+        <w:pStyle w:val="ListBullet"/>
       </w:pPr>
       <w:r>
         <w:rPr>
-          <w:color w:val="1F3864"/>
-          <w:sz w:val="21"/>
-        </w:rPr>
-        <w:t xml:space="preserve">• </w:t>
-      </w:r>
-      <w:r>
-        <w:rPr>
-          <w:sz w:val="21"/>
+          <w:b w:val="0"/>
         </w:rPr>
         <w:t>知识库出处：古源尊者开示及上座部佛教资料</w:t>
       </w:r>
     </w:p>
     <w:p>
       <w:pPr>
-        <w:ind w:left="340"/>
+        <w:pStyle w:val="ListBullet"/>
       </w:pPr>
       <w:r>
         <w:rPr>
-          <w:color w:val="1F3864"/>
-          <w:sz w:val="21"/>
-        </w:rPr>
-        <w:t xml:space="preserve">• </w:t>
-      </w:r>
-      <w:r>
-        <w:rPr>
-          <w:sz w:val="21"/>
-        </w:rPr>
-        <w:t>media_id：`soundrecording_d0dd1c0cd17209afe241ece24bf6b7b4_a23c76f199d0b4caf91e7defafc069497439961422831605`</w:t>
+          <w:b w:val="0"/>
+        </w:rPr>
+        <w:t>media_id：soundrecording_d0dd1c0cd17209afe241ece24bf6b7b4_a23c76f199d0b4caf91e7defafc069497439961422831605</w:t>
       </w:r>
     </w:p>
     <w:p>
       <w:pPr>
-        <w:ind w:left="340"/>
+        <w:pStyle w:val="ListBullet"/>
       </w:pPr>
       <w:r>
         <w:rPr>
-          <w:color w:val="1F3864"/>
-          <w:sz w:val="21"/>
-        </w:rPr>
-        <w:t xml:space="preserve">• </w:t>
-      </w:r>
-      <w:r>
-        <w:rPr>
-          <w:sz w:val="21"/>
+          <w:b w:val="0"/>
         </w:rPr>
         <w:t>打开方式：ima知识库搜索「突破生命的束缚1 浓缩版 古源尊者 20241130」</w:t>
       </w:r>
     </w:p>
     <w:p>
       <w:pPr>
-        <w:spacing w:before="40" w:after="80"/>
-        <w:ind w:left="283"/>
-        <w:shd w:val="clear" w:color="auto" w:fill="EEF2F8"/>
+        <w:ind w:left="170"/>
         <w:pBdr>
-          <w:left w:val="single" w:sz="20" w:space="6" w:color="1F3864"/>
+          <w:left w:val="single" w:sz="18" w:space="4" w:color="1F3864"/>
         </w:pBdr>
+        <w:shd w:val="clear" w:fill="F2F5FA"/>
       </w:pPr>
       <w:r>
         <w:rPr>
-          <w:sz w:val="20"/>
+          <w:b w:val="0"/>
         </w:rPr>
         <w:t>⚠️ 主持人操作：浓缩版为◈扩展材料，时间富余时使用。读[00:03:42]–[00:08:31]世界如何被「构建」，再读[00:14:12]–[00:18:44]两大束缚术语界定，收于[00:18:52]–[00:21:56]「基因＋模因」界定。读前可请已读过前四材料的成员先串讲。</w:t>
       </w:r>
@@ -3138,7 +3055,7 @@
     <w:p>
       <w:r>
         <w:rPr>
-          <w:sz w:val="21"/>
+          <w:b w:val="0"/>
         </w:rPr>
         <w:t>[00:03:42.140] 或者说我们从终极解读，我们是模糊的，对对，如果我们不认识，不能认识这一点，其他的我们往下讲，那就没有意义。因为每一个当下，我们都被这个生命所束缚着，那我们如果不能觉察它的时候，你就不会觉得生命有束缚，你也不觉得需不需要突破，对？对。那我们来看，就是我们的世界是怎么构建出来的。</w:t>
       </w:r>
@@ -3146,7 +3063,7 @@
     <w:p>
       <w:r>
         <w:rPr>
-          <w:sz w:val="21"/>
+          <w:b w:val="0"/>
         </w:rPr>
         <w:t>[00:04:13.380] 那举个例子讲，我们刚生下来的时候，那小孩子对，这个。这个他不会说话，好，那虽然，小孩子内心里面都是很清楚的，但是，他对于后面，我们说他的身份认同，甚至时空伦理这些，这真没有概念，对？</w:t>
       </w:r>
@@ -3154,7 +3071,7 @@
     <w:p>
       <w:r>
         <w:rPr>
-          <w:sz w:val="21"/>
+          <w:b w:val="0"/>
         </w:rPr>
         <w:t>[00:05:15.310] 所以一生下来，他首先是就是生存，就生存的是在我们基因里面就有的，就是一生下来那个小孩子，你给他喂奶，他马上就哒哒哒就吃了对？你们做妈妈的都很清楚对？所以生存是与生俱来的这样一种所有的这种生物的这种能力，那物种的繁衍，是等到它这个性成熟的时候，它才会有这个物种繁衍。好，接下来，我们就开始帮他构建一个身份认同。</w:t>
       </w:r>
@@ -3162,7 +3079,7 @@
     <w:p>
       <w:r>
         <w:rPr>
-          <w:sz w:val="21"/>
+          <w:b w:val="0"/>
         </w:rPr>
         <w:t>[00:05:48.590] 一生下来你就会跟他讲，宝贝，宝贝，宝贝，你是我儿子，你是我儿子，对？好，那接着下来说，你喊爸爸，你喊爸爸，你喊妈妈，你喊妈妈，对？我们就要去教他，就是这个是爸爸，这个是妈妈，这个是爷爷，这个是奶奶。好，这个然后就告诉他说，你看这个车子，这是什么东西，就开始教他。</w:t>
       </w:r>
@@ -3170,7 +3087,7 @@
     <w:p>
       <w:r>
         <w:rPr>
-          <w:sz w:val="21"/>
+          <w:b w:val="0"/>
         </w:rPr>
         <w:t>[00:06:08.565] 那这个过程，他就是一个身份的认同。那包括时空，也是那个时候开始的，喏。对，就是这个天暗下来，亮，现在几点，这些就是从小一点点给他构建起来。如果一个孩子生下来，你没有这样一个认这样一个过程，他就不会有身份认同，对？我们说这个有些这个孩子生下来就被什么狼叼走了，或者被什么其他的动物抱去养，抓去养了。它只会跟那个动物一样的，这样的生存方式，他就不会有这样的一个身份认同。</w:t>
       </w:r>
@@ -3178,7 +3095,7 @@
     <w:p>
       <w:r>
         <w:rPr>
-          <w:sz w:val="21"/>
+          <w:b w:val="0"/>
         </w:rPr>
         <w:t>[00:07:11.350] 但是一步一步的，我们的这个世界是这样被构建出来的。</w:t>
       </w:r>
@@ -3186,7 +3103,7 @@
     <w:p>
       <w:r>
         <w:rPr>
-          <w:sz w:val="21"/>
+          <w:b w:val="0"/>
         </w:rPr>
         <w:t>[00:07:17.400] 如果你没有这样的一个环境的话，你对这些东西除了生存，除了生存和物种繁衍，它是这个基因里面带的其他下面这些所有东西。你都没有概念，包括语言这些对？如果是你跟狼在一起的话，他就只能嚎叫对这个印度男孩对？这个后面还有一些，这个我记得还有什么这么报道，即其他的动物，什么猴子，什么熊也把孩子抓去了。好，养了好多，好了好几年以后再被抢救回来的这，在这样的孩子的生命这个他的世界里面，那就没有我们人类的这样的一种这个构建。</w:t>
       </w:r>
@@ -3194,7 +3111,7 @@
     <w:p>
       <w:r>
         <w:rPr>
-          <w:sz w:val="21"/>
+          <w:b w:val="0"/>
         </w:rPr>
         <w:t>[00:08:31.100] 那生存，它就必然好护动物繁衍，它就必然是要打交道，所以那么佛陀讲一切众生依食而住，就是你不管是你前面的基于这个，所有的这些这些构建，构建的目的，它就是为了生存呐生存，就是觅食的过程。生存就是觅食的过程。</w:t>
       </w:r>
@@ -3202,7 +3119,7 @@
     <w:p>
       <w:r>
         <w:rPr>
-          <w:sz w:val="21"/>
+          <w:b w:val="0"/>
         </w:rPr>
         <w:t>[00:14:12.740] 我们的烦恼有关，跟我们的习性有关。我们说生命，被两股力量紧紧的束缚，一种，是无始以来的六种心理仪式，这个还有一种，是我们物种相气流里面的基因，还有生存环境里面的模因对。六种心理，于是，我们称为叫做这个。</w:t>
       </w:r>
@@ -3210,7 +3127,7 @@
     <w:p>
       <w:r>
         <w:rPr>
-          <w:sz w:val="21"/>
+          <w:b w:val="0"/>
         </w:rPr>
         <w:t>[00:14:42.740] 业力，巴拉密，烦恼随眠，这个喜好，这个习性，很有性情。那也就是好坏都是会从过去生带来的。包括业，业是善业不善业，那巴拉密，就是导向解脱的这种，这个包括导向解脱的业，还有服行，以及你的心理素质良好的心理素质。</w:t>
       </w:r>
@@ -3218,7 +3135,7 @@
     <w:p>
       <w:r>
         <w:rPr>
-          <w:sz w:val="21"/>
+          <w:b w:val="0"/>
         </w:rPr>
         <w:t>[00:15:18.610] 我们讲十种巴拉密，布施，持戒，这个出离，那这些，它是在心流里面的，它是跟我们的心有关系的，跟我们心的数字有关系的。那烦恼，就是相反的，就贪嗔痴慢疑，七种随眠，那喜好，就是天生下来就是会喜欢哪一些的性情它就是它的习性。好，这个我们讲汤进行者，</w:t>
       </w:r>
@@ -3226,7 +3143,7 @@
     <w:p>
       <w:r>
         <w:rPr>
-          <w:sz w:val="21"/>
+          <w:b w:val="0"/>
         </w:rPr>
         <w:t>[00:15:46.120] 三进行者四进行者像这些。那这个，就是有两个方面一个方面。一个方面，就是。无始以来过去生流传下来的内容。还有一个是什么？</w:t>
       </w:r>
@@ -3234,7 +3151,7 @@
     <w:p>
       <w:r>
         <w:rPr>
-          <w:sz w:val="21"/>
+          <w:b w:val="0"/>
         </w:rPr>
         <w:t>[00:16:37.295] 还有一个是上一生临死前，就临终成熟的这个无明爱取心业那一种心业，他对这一生的这个我们的这个心理仪式，他也产生很大的影响。我们举个例子说，你过去生如果是一个非常乐善好施的人，好，那你临终的时候成熟的是一个布施的业。它是无贪的那么你这一生的结生心跟后面的有分心，它这个无贪心所的力量就会很强。</w:t>
       </w:r>
@@ -3242,7 +3159,7 @@
     <w:p>
       <w:r>
         <w:rPr>
-          <w:sz w:val="21"/>
+          <w:b w:val="0"/>
         </w:rPr>
         <w:t>[00:17:16.530] 那如果我们上一生临死前成熟的业，它是这种，就是我们学习阿毗达摩的业，那你这一生，一碰到阿比达摩你就会很喜欢，因为你自己就会懂，就不要人讲。那这个就是这个你这一深的这个心流里面它就会存留的，那你上一生，</w:t>
       </w:r>
@@ -3250,7 +3167,7 @@
     <w:p>
       <w:r>
         <w:rPr>
-          <w:sz w:val="21"/>
+          <w:b w:val="0"/>
         </w:rPr>
         <w:t>[00:17:42.875] 如果你这个非常喜欢这个就是来禅修，那你这一生里面那个意境性就会很强。好，就你随便一做你就能进入状态。好，那这个就是临死前的越成熟的这个那个相关的，那包括你的无名爱曲，你倾向好，那你有什么样的倾向？好，那这个，你发愿，你上一生临死前的那个成熟的那个善业，比如当时你去供养僧团，你发愿是，意思我供养僧团的功德，愿我早日证悟灭法。这样的越成熟，你这一生，这种出离的心就会很强，有机会就会想出家。所以这个就是临死前的这个无明爱去行业，那跟这一生的这个心流的关系，</w:t>
       </w:r>
@@ -3258,7 +3175,7 @@
     <w:p>
       <w:r>
         <w:rPr>
-          <w:sz w:val="21"/>
+          <w:b w:val="0"/>
         </w:rPr>
         <w:t>[00:18:44.980] 还有就是更早的过去生留下来的那一些，这个我们都称为叫心理仪式了。</w:t>
       </w:r>
@@ -3266,7 +3183,7 @@
     <w:p>
       <w:r>
         <w:rPr>
-          <w:sz w:val="21"/>
+          <w:b w:val="0"/>
         </w:rPr>
         <w:t>[00:18:52.840] 第二一个，就是我们物种的基因，就是你的传承这个父母亲的这种遗传那这些内容，它是属于这个物种相气流里面的基因。还有你出生的这个环境。</w:t>
       </w:r>
@@ -3274,7 +3191,7 @@
     <w:p>
       <w:r>
         <w:rPr>
-          <w:sz w:val="21"/>
+          <w:b w:val="0"/>
         </w:rPr>
         <w:t>[00:19:14.030] 生存环境我们称为模因，你出生在这样的父母的家庭里面，这个家庭的父母亲的教育，附近的这个文化背景，这个社会，</w:t>
       </w:r>
@@ -3282,7 +3199,7 @@
     <w:p>
       <w:r>
         <w:rPr>
-          <w:sz w:val="21"/>
+          <w:b w:val="0"/>
         </w:rPr>
         <w:t>[00:19:29.980] 它会对我们产生很大的影响好。这个阿布利亚娜，说这个五岁之前又被这个抚养人换了六七个，对？那显然，他这个他留下来的模因，就很不安全，好随时随地都可能被换一个，所以这就是他的模因。这个魔因他这个会什么原因？一定是，这个他临死前成熟的业一定是个善业，不然不会做人。但是，那个这个临善一生临死前陈述的那个业的前后一定有一堆不善业。那堆不善业，就成为他这一生出生后的很多的阻碍业。所以，这个业，往往都是同一组的业。</w:t>
       </w:r>
@@ -3290,7 +3207,7 @@
     <w:p>
       <w:r>
         <w:rPr>
-          <w:sz w:val="21"/>
+          <w:b w:val="0"/>
         </w:rPr>
         <w:t>[00:20:30.690] 好，所以那所以为什么建议大家？比如说你来做义工对？那你就欢欢喜喜的做，不然你就不要报名诶。你如果报了名，你做义工，烦烦恼恼的，你下一如果这一生临死的时候，这个做义工商业成熟，下一生你就是各种颠簸，对你是成于人呐，但是，就各种各样的这种，</w:t>
       </w:r>
@@ -3298,7 +3215,7 @@
     <w:p>
       <w:r>
         <w:rPr>
-          <w:sz w:val="21"/>
+          <w:b w:val="0"/>
         </w:rPr>
         <w:t>[00:20:57.990] 这个不如意，电影。那这个老是被抛弃的这种，这个或者被这个没有被人带的这个业，我们就想过去就是讲这个业，它就是排斥了。不接受，这样的业，就很容易出现这样的情况，那以后自己去看，有机会所以那么这个即这两股力量，我们是被捆死掉了。这个我用这个图，就是你是被捆死的，你看起来好像你强调你的自由，你是你的生命是完全被捆死掉了那。</w:t>
       </w:r>
@@ -3306,21 +3223,17 @@
     <w:p>
       <w:r>
         <w:rPr>
-          <w:sz w:val="21"/>
+          <w:b w:val="0"/>
         </w:rPr>
         <w:t>[00:21:56.860] 包括我们禅修的时候，让大家分析，你是什么性情，这些性情，它也是，你会发现完全被这种性情所所所所捆的所捆死了。</w:t>
       </w:r>
     </w:p>
     <w:p>
-      <w:pPr>
-        <w:spacing w:before="160" w:after="80"/>
-      </w:pPr>
-      <w:r>
-        <w:rPr>
-          <w:rFonts w:ascii="Microsoft YaHei" w:hAnsi="Microsoft YaHei" w:eastAsia="Microsoft YaHei"/>
+      <w:r>
+        <w:rPr>
           <w:b/>
           <w:color w:val="1F3864"/>
-          <w:sz w:val="28"/>
+          <w:sz w:val="26"/>
         </w:rPr>
         <w:t>💬 第一轮分享（20 min）</w:t>
       </w:r>
@@ -3329,13 +3242,12 @@
       <w:r>
         <w:rPr>
           <w:b/>
-          <w:sz w:val="21"/>
         </w:rPr>
         <w:t>分享规则</w:t>
       </w:r>
       <w:r>
         <w:rPr>
-          <w:sz w:val="21"/>
+          <w:b w:val="0"/>
         </w:rPr>
         <w:t>：每人 2–3 分钟；只讲自己的体会与例子，不评判他人；可说「我暂时没想到」；主持人计时但不打断情绪；不追问他人隐私，不逼问细节。</w:t>
       </w:r>
@@ -3344,67 +3256,45 @@
       <w:r>
         <w:rPr>
           <w:b/>
-          <w:sz w:val="21"/>
         </w:rPr>
         <w:t>起手问题</w:t>
       </w:r>
       <w:r>
         <w:rPr>
-          <w:sz w:val="21"/>
+          <w:b w:val="0"/>
         </w:rPr>
         <w:t>：</w:t>
       </w:r>
     </w:p>
     <w:p>
       <w:pPr>
-        <w:ind w:left="340"/>
+        <w:pStyle w:val="ListNumber"/>
       </w:pPr>
       <w:r>
         <w:rPr>
-          <w:b/>
-          <w:sz w:val="21"/>
-        </w:rPr>
-        <w:t xml:space="preserve">1. </w:t>
-      </w:r>
-      <w:r>
-        <w:rPr>
-          <w:sz w:val="21"/>
+          <w:b w:val="0"/>
         </w:rPr>
         <w:t>今天读到的五段里，哪一句最像在说你？可以先念出那句话，再说说为什么。</w:t>
       </w:r>
     </w:p>
     <w:p>
       <w:pPr>
-        <w:ind w:left="340"/>
+        <w:pStyle w:val="ListNumber"/>
       </w:pPr>
       <w:r>
         <w:rPr>
-          <w:b/>
-          <w:sz w:val="21"/>
-        </w:rPr>
-        <w:t xml:space="preserve">2. </w:t>
-      </w:r>
-      <w:r>
-        <w:rPr>
-          <w:sz w:val="21"/>
+          <w:b w:val="0"/>
         </w:rPr>
         <w:t>回顾这一周，有没有一个瞬间，你事后发现「那不是我决定的，是惯性在替我决定」？</w:t>
       </w:r>
     </w:p>
     <w:p>
       <w:pPr>
-        <w:ind w:left="340"/>
+        <w:pStyle w:val="ListNumber"/>
       </w:pPr>
       <w:r>
         <w:rPr>
-          <w:b/>
-          <w:sz w:val="21"/>
-        </w:rPr>
-        <w:t xml:space="preserve">3. </w:t>
-      </w:r>
-      <w:r>
-        <w:rPr>
-          <w:sz w:val="21"/>
+          <w:b w:val="0"/>
         </w:rPr>
         <w:t>「身份认同」「模因」这些词，让你想到自己身上哪些被家庭、社会装上去的标签？</w:t>
       </w:r>
@@ -3412,21 +3302,17 @@
     <w:p>
       <w:r>
         <w:rPr>
-          <w:sz w:val="21"/>
+          <w:b w:val="0"/>
         </w:rPr>
         <w:t>（每问后留 5 秒静默再请人回应；若冷场，主持人先示范一个自己的小例子，例如「我遇到批评第一反应就是辩解，可能来自从小被要求完美」。分享中若有人开始指责他人或自责过度，主持人可温和地把话题拉回「我自己的观察」。）</w:t>
       </w:r>
     </w:p>
     <w:p>
-      <w:pPr>
-        <w:spacing w:before="160" w:after="80"/>
-      </w:pPr>
-      <w:r>
-        <w:rPr>
-          <w:rFonts w:ascii="Microsoft YaHei" w:hAnsi="Microsoft YaHei" w:eastAsia="Microsoft YaHei"/>
+      <w:r>
+        <w:rPr>
           <w:b/>
           <w:color w:val="1F3864"/>
-          <w:sz w:val="28"/>
+          <w:sz w:val="26"/>
         </w:rPr>
         <w:t>🎯 主题讨论（35 min）</w:t>
       </w:r>
@@ -3435,7 +3321,6 @@
       <w:r>
         <w:rPr>
           <w:b/>
-          <w:sz w:val="21"/>
         </w:rPr>
         <w:t>第1问：两股力量里，哪一股对你影响更大——是内心无始的习性，还是外在的基因与模因？</w:t>
       </w:r>
@@ -3443,7 +3328,7 @@
     <w:p>
       <w:r>
         <w:rPr>
-          <w:sz w:val="21"/>
+          <w:b w:val="0"/>
         </w:rPr>
         <w:t>提示：尊者用「左边一张图＝六道轮回的心理余势，右边一张图＝这一生物种+环境」来讲。可以引导成员分两组：一组举「天生的性情（贪性/嗔性/痴性行者）」，一组举「家庭/文化装进来的模因」。强调两股力量常常纠缠在一起，很难切分，看清纠缠本身就是收获。</w:t>
       </w:r>
@@ -3452,7 +3337,6 @@
       <w:r>
         <w:rPr>
           <w:b/>
-          <w:sz w:val="21"/>
         </w:rPr>
         <w:t>第2问：如果我们的选择「是在过去六种心理余势里来回横跳」，那「修行」到底在改变什么？</w:t>
       </w:r>
@@ -3460,7 +3344,7 @@
     <w:p>
       <w:r>
         <w:rPr>
-          <w:sz w:val="21"/>
+          <w:b w:val="0"/>
         </w:rPr>
         <w:t>提示：回到[00:16:30]那段——连觉知呼吸都管不了，何况人生大事。引导聚焦「觉察」本身即改变的开始，不是要立刻消灭习性。可引用鼓励机制段：多巴胺式的短暂快乐让人一直往外抓，修行是学会在抓取发生的当下「知道」。</w:t>
       </w:r>
@@ -3469,7 +3353,6 @@
       <w:r>
         <w:rPr>
           <w:b/>
-          <w:sz w:val="21"/>
         </w:rPr>
         <w:t>第3问：看清「生命被捆死」之后，会不会很无力？我们要不要给自己一点慈悲？</w:t>
       </w:r>
@@ -3477,7 +3360,7 @@
     <w:p>
       <w:r>
         <w:rPr>
-          <w:sz w:val="21"/>
+          <w:b w:val="0"/>
         </w:rPr>
         <w:t>提示：此处必须接入心理安全语——「看清束缚是了解心的自然运作，不是审判自己；能观察到，即正念在运作」。让成员彼此分担「看清」带来的情绪。若有人提到原生家庭伤痛，主持人只需倾听与共情，不做心理分析，必要时建议寻求专业帮助。</w:t>
       </w:r>
@@ -3485,7 +3368,7 @@
     <w:p>
       <w:r>
         <w:rPr>
-          <w:sz w:val="21"/>
+          <w:b w:val="0"/>
         </w:rPr>
         <w:t>（时间安排建议：第1问 12 min、第2问 12 min、第3问 11 min；如时间紧，第3问改为全场静默一分钟＋每人一句感受。）</w:t>
       </w:r>
@@ -3494,371 +3377,315 @@
       <w:r>
         <w:rPr>
           <w:b/>
-          <w:sz w:val="21"/>
         </w:rPr>
         <w:t>深化追问（视时间选用，主持人挑 2–3 个即可）</w:t>
       </w:r>
     </w:p>
     <w:p>
       <w:pPr>
-        <w:ind w:left="340"/>
+        <w:pStyle w:val="ListNumber"/>
       </w:pPr>
       <w:r>
         <w:rPr>
+          <w:b w:val="0"/>
+        </w:rPr>
+        <w:t>（对第1问）你说「这是我天生的」，那么回想一下，你最早注意到自己这个反应是在什么时候？它是不是也出现在家里某个人身上？——这一问轻轻指向「模因」的来源，但不要逼出隐私，成员可以不答。</w:t>
+      </w:r>
+    </w:p>
+    <w:p>
+      <w:pPr>
+        <w:pStyle w:val="ListNumber"/>
+      </w:pPr>
+      <w:r>
+        <w:rPr>
+          <w:b w:val="0"/>
+        </w:rPr>
+        <w:t>（对第1问）如果把你从小放在一个完全不同的家庭和文化里长大，你身上哪些部分可能还是一样？哪些会不一样？——帮助成员区分「物种基因带来的底色」与「环境模因写进去的东西」。</w:t>
+      </w:r>
+    </w:p>
+    <w:p>
+      <w:pPr>
+        <w:pStyle w:val="ListNumber"/>
+      </w:pPr>
+      <w:r>
+        <w:rPr>
+          <w:b w:val="0"/>
+        </w:rPr>
+        <w:t>（对第2问）如果连选择都「是在习气里来回横跳」，那么「有一次你多停了一秒、看清了惯性」，算不算一种突破？——让成员把「突破」从「终极大解脱」放宽到「当下的一次觉察」。</w:t>
+      </w:r>
+    </w:p>
+    <w:p>
+      <w:pPr>
+        <w:pStyle w:val="ListNumber"/>
+      </w:pPr>
+      <w:r>
+        <w:rPr>
+          <w:b w:val="0"/>
+        </w:rPr>
+        <w:t>（对第2问）尊者用「苹果树结果」来比喻业与习气存在在哪里，这对你理解「我过去的所作所为到底去了哪里」有什么启发？——引导体会「不必有个仓库，它就活在当下身心」。</w:t>
+      </w:r>
+    </w:p>
+    <w:p>
+      <w:pPr>
+        <w:pStyle w:val="ListNumber"/>
+      </w:pPr>
+      <w:r>
+        <w:rPr>
+          <w:b w:val="0"/>
+        </w:rPr>
+        <w:t>（对第3问）如果说「看清本身也是一种进步」，那么今天你多看清了一点点什么？请用一句话送给自己，说不说出口都可以，也可以只在心里对自己说。——给情绪一个温柔的落点。</w:t>
+      </w:r>
+    </w:p>
+    <w:p>
+      <w:pPr>
+        <w:pStyle w:val="ListNumber"/>
+      </w:pPr>
+      <w:r>
+        <w:rPr>
+          <w:b w:val="0"/>
+        </w:rPr>
+        <w:t>（对第3问）看清之后，我们可以做的「最小的一步小事」是什么？——把可能的无力感转化为一个可执行的小行动，例如「下周对家人少顶一句」「每天觉察呼吸三分钟」「惯性发作时先深呼吸一次」。</w:t>
+      </w:r>
+    </w:p>
+    <w:p>
+      <w:pPr>
+        <w:pStyle w:val="ListNumber"/>
+      </w:pPr>
+      <w:r>
+        <w:rPr>
+          <w:b w:val="0"/>
+        </w:rPr>
+        <w:t>（贯穿）五份材料里反复出现「两种力量」，你觉得它们在你身上是「打架」的，还是「合谋」的？——引导成员看见习性会借用基因/模因来强化自己。</w:t>
+      </w:r>
+    </w:p>
+    <w:p>
+      <w:pPr>
+        <w:pStyle w:val="ListNumber"/>
+      </w:pPr>
+      <w:r>
+        <w:rPr>
+          <w:b w:val="0"/>
+        </w:rPr>
+        <w:t>（贯穿）听完今天，你对「自由」的理解有没有一点变化？——收束到本周主题「突破生命的束缚」的日常含义。</w:t>
+      </w:r>
+    </w:p>
+    <w:p>
+      <w:r>
+        <w:rPr>
           <w:b/>
-          <w:sz w:val="21"/>
-        </w:rPr>
-        <w:t xml:space="preserve">1. </w:t>
-      </w:r>
-      <w:r>
-        <w:rPr>
-          <w:sz w:val="21"/>
-        </w:rPr>
-        <w:t>（对第1问）你说「这是我天生的」，那么回想一下，你最早注意到自己这个反应是在什么时候？它是不是也出现在家里某个人身上？——这一问轻轻指向「模因」的来源，但不要逼出隐私，成员可以不答。</w:t>
+        </w:rPr>
+        <w:t>分组方案（若人数≥8人）</w:t>
+      </w:r>
+      <w:r>
+        <w:rPr>
+          <w:b w:val="0"/>
+        </w:rPr>
+        <w:t>：分成「内在组」（无始习性）与「外在组」（基因与模因），各自用 8 分钟列出自己身上来自这一股力量的具体例子，再回到大组交换。主持人负责在收束时指出：两组其实是交织的，很难截然分开——看清这份交织，本身就是收获。</w:t>
+      </w:r>
+    </w:p>
+    <w:p>
+      <w:r>
+        <w:rPr>
+          <w:b/>
+        </w:rPr>
+        <w:t>可能出现的反应与应对</w:t>
       </w:r>
     </w:p>
     <w:p>
       <w:pPr>
-        <w:ind w:left="340"/>
+        <w:pStyle w:val="ListBullet"/>
       </w:pPr>
       <w:r>
         <w:rPr>
           <w:b/>
-          <w:sz w:val="21"/>
-        </w:rPr>
-        <w:t xml:space="preserve">2. </w:t>
-      </w:r>
-      <w:r>
-        <w:rPr>
-          <w:sz w:val="21"/>
-        </w:rPr>
-        <w:t>（对第1问）如果把你从小放在一个完全不同的家庭和文化里长大，你身上哪些部分可能还是一样？哪些会不一样？——帮助成员区分「物种基因带来的底色」与「环境模因写进去的东西」。</w:t>
+        </w:rPr>
+        <w:t>有人陷入自责</w:t>
+      </w:r>
+      <w:r>
+        <w:rPr>
+          <w:b w:val="0"/>
+        </w:rPr>
+        <w:t>（「原来我这么糟，都是我的习气」）→ 立刻重申「看清不是审判」，请对方把手轻轻放在胸口，做三次深呼吸，对自己说一句「我看见你了，谢谢你告诉我」。这不是安慰话术，而是把觉察带回身体。</w:t>
       </w:r>
     </w:p>
     <w:p>
       <w:pPr>
-        <w:ind w:left="340"/>
+        <w:pStyle w:val="ListBullet"/>
       </w:pPr>
       <w:r>
         <w:rPr>
           <w:b/>
-          <w:sz w:val="21"/>
-        </w:rPr>
-        <w:t xml:space="preserve">3. </w:t>
-      </w:r>
-      <w:r>
-        <w:rPr>
-          <w:sz w:val="21"/>
-        </w:rPr>
-        <w:t>（对第2问）如果连选择都「是在习气里来回横跳」，那么「有一次你多停了一秒、看清了惯性」，算不算一种突破？——让成员把「突破」从「终极大解脱」放宽到「当下的一次觉察」。</w:t>
+        </w:rPr>
+        <w:t>有人把它当玄谈</w:t>
+      </w:r>
+      <w:r>
+        <w:rPr>
+          <w:b w:val="0"/>
+        </w:rPr>
+        <w:t>（「反正是过去生的事，反正改不了」）→ 温和拉回「当下这一刻可以做什么」，聚焦可观察、可行动的部分，避免讨论滑向不可验证的宿命论。</w:t>
       </w:r>
     </w:p>
     <w:p>
       <w:pPr>
-        <w:ind w:left="340"/>
+        <w:pStyle w:val="ListBullet"/>
       </w:pPr>
       <w:r>
         <w:rPr>
           <w:b/>
-          <w:sz w:val="21"/>
-        </w:rPr>
-        <w:t xml:space="preserve">4. </w:t>
-      </w:r>
-      <w:r>
-        <w:rPr>
-          <w:sz w:val="21"/>
-        </w:rPr>
-        <w:t>（对第2问）尊者用「苹果树结果」来比喻业与习气存在在哪里，这对你理解「我过去的所作所为到底去了哪里」有什么启发？——引导体会「不必有个仓库，它就活在当下身心」。</w:t>
+        </w:rPr>
+        <w:t>有人回避、沉默</w:t>
+      </w:r>
+      <w:r>
+        <w:rPr>
+          <w:b w:val="0"/>
+        </w:rPr>
+        <w:t xml:space="preserve"> → 不逼问、不点名，允许旁听。可以补一句「不分享也完全可以，你的在场本身就很好」，让安静的人也有安全感。</w:t>
       </w:r>
     </w:p>
     <w:p>
       <w:pPr>
-        <w:ind w:left="340"/>
+        <w:pStyle w:val="ListBullet"/>
       </w:pPr>
       <w:r>
         <w:rPr>
           <w:b/>
-          <w:sz w:val="21"/>
-        </w:rPr>
-        <w:t xml:space="preserve">5. </w:t>
-      </w:r>
-      <w:r>
-        <w:rPr>
-          <w:sz w:val="21"/>
-        </w:rPr>
-        <w:t>（对第3问）如果说「看清本身也是一种进步」，那么今天你多看清了一点点什么？请用一句话送给自己，说不说出口都可以，也可以只在心里对自己说。——给情绪一个温柔的落点。</w:t>
+        </w:rPr>
+        <w:t>有人争论科学与佛法</w:t>
+      </w:r>
+      <w:r>
+        <w:rPr>
+          <w:b w:val="0"/>
+        </w:rPr>
+        <w:t>（如进化论、基因决定论）→ 主持人不必站队，只需说明「尊者是从心的运作与道德向度来谈，可以与科学视角并存」，然后把话题拉回个人体会。</w:t>
+      </w:r>
+    </w:p>
+    <w:p>
+      <w:r>
+        <w:rPr>
+          <w:b/>
+        </w:rPr>
+        <w:t>若时间只剩 10 分钟的最小方案</w:t>
+      </w:r>
+      <w:r>
+        <w:rPr>
+          <w:b w:val="0"/>
+        </w:rPr>
+        <w:t>：跳过深化追问，只做一题——「今天哪一句最像在说你？用一句话说说」；每人不超过 1 分钟，走完一圈即可，务必留出收尾时间。</w:t>
+      </w:r>
+    </w:p>
+    <w:p>
+      <w:r>
+        <w:rPr>
+          <w:b/>
+        </w:rPr>
+        <w:t>主持人小结（讨论收束语，照读）</w:t>
+      </w:r>
+      <w:r>
+        <w:rPr>
+          <w:b w:val="0"/>
+        </w:rPr>
+        <w:t>：「今天我们看的这些束缚，不是用来给自己判罪的。它们只是条件——是过去生留下的习惯，是这一生家庭与环境的印记。条件可以被看见，也可以被慢慢转化。愿我们记住：能看见，就是自由的开始。」</w:t>
       </w:r>
     </w:p>
     <w:p>
       <w:pPr>
-        <w:ind w:left="340"/>
+        <w:ind w:left="170"/>
+        <w:pBdr>
+          <w:left w:val="single" w:sz="18" w:space="4" w:color="1F3864"/>
+        </w:pBdr>
+        <w:shd w:val="clear" w:fill="F2F5FA"/>
       </w:pPr>
       <w:r>
         <w:rPr>
           <w:b/>
-          <w:sz w:val="21"/>
-        </w:rPr>
-        <w:t xml:space="preserve">6. </w:t>
-      </w:r>
-      <w:r>
-        <w:rPr>
-          <w:sz w:val="21"/>
-        </w:rPr>
-        <w:t>（对第3问）看清之后，我们可以做的「最小的一步小事」是什么？——把可能的无力感转化为一个可执行的小行动，例如「下周对家人少顶一句」「每天觉察呼吸三分钟」「惯性发作时先深呼吸一次」。</w:t>
+        </w:rPr>
+        <w:t>分层追问</w:t>
+      </w:r>
+      <w:r>
+        <w:rPr>
+          <w:b w:val="0"/>
+        </w:rPr>
+        <w:t>（可视时间取用，由浅入深）：</w:t>
       </w:r>
     </w:p>
     <w:p>
       <w:pPr>
-        <w:ind w:left="340"/>
+        <w:ind w:left="170"/>
+        <w:pBdr>
+          <w:left w:val="single" w:sz="18" w:space="4" w:color="1F3864"/>
+        </w:pBdr>
+        <w:shd w:val="clear" w:fill="F2F5FA"/>
       </w:pPr>
       <w:r>
         <w:rPr>
-          <w:b/>
-          <w:sz w:val="21"/>
-        </w:rPr>
-        <w:t xml:space="preserve">7. </w:t>
-      </w:r>
-      <w:r>
-        <w:rPr>
-          <w:sz w:val="21"/>
-        </w:rPr>
-        <w:t>（贯穿）五份材料里反复出现「两种力量」，你觉得它们在你身上是「打架」的，还是「合谋」的？——引导成员看见习性会借用基因/模因来强化自己。</w:t>
+          <w:b w:val="0"/>
+        </w:rPr>
+        <w:t>- 【现象】你觉得自己每天的「决定」，有多少是当下选的，多少像被推着走？</w:t>
       </w:r>
     </w:p>
     <w:p>
       <w:pPr>
-        <w:ind w:left="340"/>
+        <w:ind w:left="170"/>
+        <w:pBdr>
+          <w:left w:val="single" w:sz="18" w:space="4" w:color="1F3864"/>
+        </w:pBdr>
+        <w:shd w:val="clear" w:fill="F2F5FA"/>
       </w:pPr>
       <w:r>
         <w:rPr>
-          <w:b/>
-          <w:sz w:val="21"/>
-        </w:rPr>
-        <w:t xml:space="preserve">8. </w:t>
-      </w:r>
-      <w:r>
-        <w:rPr>
-          <w:sz w:val="21"/>
-        </w:rPr>
-        <w:t>（贯穿）听完今天，你对「自由」的理解有没有一点变化？——收束到本周主题「突破生命的束缚」的日常含义。</w:t>
-      </w:r>
-    </w:p>
-    <w:p>
-      <w:r>
-        <w:rPr>
-          <w:b/>
-          <w:sz w:val="21"/>
-        </w:rPr>
-        <w:t>分组方案（若人数≥8人）</w:t>
-      </w:r>
-      <w:r>
-        <w:rPr>
-          <w:sz w:val="21"/>
-        </w:rPr>
-        <w:t>：分成「内在组」（无始习性）与「外在组」（基因与模因），各自用 8 分钟列出自己身上来自这一股力量的具体例子，再回到大组交换。主持人负责在收束时指出：两组其实是交织的，很难截然分开——看清这份交织，本身就是收获。</w:t>
-      </w:r>
-    </w:p>
-    <w:p>
-      <w:r>
-        <w:rPr>
-          <w:b/>
-          <w:sz w:val="21"/>
-        </w:rPr>
-        <w:t>可能出现的反应与应对</w:t>
+          <w:b w:val="0"/>
+        </w:rPr>
+        <w:t>- 【影响】如果说有两股力量一直在裹着你，你最近哪件事上感觉最明显？</w:t>
       </w:r>
     </w:p>
     <w:p>
       <w:pPr>
-        <w:ind w:left="340"/>
+        <w:ind w:left="170"/>
+        <w:pBdr>
+          <w:left w:val="single" w:sz="18" w:space="4" w:color="1F3864"/>
+        </w:pBdr>
+        <w:shd w:val="clear" w:fill="F2F5FA"/>
       </w:pPr>
       <w:r>
         <w:rPr>
-          <w:color w:val="1F3864"/>
-          <w:sz w:val="21"/>
-        </w:rPr>
-        <w:t xml:space="preserve">• </w:t>
-      </w:r>
-      <w:r>
-        <w:rPr>
-          <w:b/>
-          <w:sz w:val="21"/>
-        </w:rPr>
-        <w:t>有人陷入自责</w:t>
-      </w:r>
-      <w:r>
-        <w:rPr>
-          <w:sz w:val="21"/>
-        </w:rPr>
-        <w:t>（「原来我这么糟，都是我的习气」）→ 立刻重申「看清不是审判」，请对方把手轻轻放在胸口，做三次深呼吸，对自己说一句「我看见你了，谢谢你告诉我」。这不是安慰话术，而是把觉察带回身体。</w:t>
-      </w:r>
-    </w:p>
-    <w:p>
-      <w:pPr>
-        <w:ind w:left="340"/>
-      </w:pPr>
-      <w:r>
-        <w:rPr>
-          <w:color w:val="1F3864"/>
-          <w:sz w:val="21"/>
-        </w:rPr>
-        <w:t xml:space="preserve">• </w:t>
-      </w:r>
-      <w:r>
-        <w:rPr>
-          <w:b/>
-          <w:sz w:val="21"/>
-        </w:rPr>
-        <w:t>有人把它当玄谈</w:t>
-      </w:r>
-      <w:r>
-        <w:rPr>
-          <w:sz w:val="21"/>
-        </w:rPr>
-        <w:t>（「反正是过去生的事，反正改不了」）→ 温和拉回「当下这一刻可以做什么」，聚焦可观察、可行动的部分，避免讨论滑向不可验证的宿命论。</w:t>
-      </w:r>
-    </w:p>
-    <w:p>
-      <w:pPr>
-        <w:ind w:left="340"/>
-      </w:pPr>
-      <w:r>
-        <w:rPr>
-          <w:color w:val="1F3864"/>
-          <w:sz w:val="21"/>
-        </w:rPr>
-        <w:t xml:space="preserve">• </w:t>
-      </w:r>
-      <w:r>
-        <w:rPr>
-          <w:b/>
-          <w:sz w:val="21"/>
-        </w:rPr>
-        <w:t>有人回避、沉默</w:t>
-      </w:r>
-      <w:r>
-        <w:rPr>
-          <w:sz w:val="21"/>
-        </w:rPr>
-        <w:t xml:space="preserve"> → 不逼问、不点名，允许旁听。可以补一句「不分享也完全可以，你的在场本身就很好」，让安静的人也有安全感。</w:t>
-      </w:r>
-    </w:p>
-    <w:p>
-      <w:pPr>
-        <w:ind w:left="340"/>
-      </w:pPr>
-      <w:r>
-        <w:rPr>
-          <w:color w:val="1F3864"/>
-          <w:sz w:val="21"/>
-        </w:rPr>
-        <w:t xml:space="preserve">• </w:t>
-      </w:r>
-      <w:r>
-        <w:rPr>
-          <w:b/>
-          <w:sz w:val="21"/>
-        </w:rPr>
-        <w:t>有人争论科学与佛法</w:t>
-      </w:r>
-      <w:r>
-        <w:rPr>
-          <w:sz w:val="21"/>
-        </w:rPr>
-        <w:t>（如进化论、基因决定论）→ 主持人不必站队，只需说明「尊者是从心的运作与道德向度来谈，可以与科学视角并存」，然后把话题拉回个人体会。</w:t>
-      </w:r>
-    </w:p>
-    <w:p>
-      <w:r>
-        <w:rPr>
-          <w:b/>
-          <w:sz w:val="21"/>
-        </w:rPr>
-        <w:t>若时间只剩 10 分钟的最小方案</w:t>
-      </w:r>
-      <w:r>
-        <w:rPr>
-          <w:sz w:val="21"/>
-        </w:rPr>
-        <w:t>：跳过深化追问，只做一题——「今天哪一句最像在说你？用一句话说说」；每人不超过 1 分钟，走完一圈即可，务必留出收尾时间。</w:t>
-      </w:r>
-    </w:p>
-    <w:p>
-      <w:r>
-        <w:rPr>
-          <w:b/>
-          <w:sz w:val="21"/>
-        </w:rPr>
-        <w:t>主持人小结（讨论收束语，照读）</w:t>
-      </w:r>
-      <w:r>
-        <w:rPr>
-          <w:sz w:val="21"/>
-        </w:rPr>
-        <w:t>：「今天我们看的这些束缚，不是用来给自己判罪的。它们只是条件——是过去生留下的习惯，是这一生家庭与环境的印记。条件可以被看见，也可以被慢慢转化。愿我们记住：能看见，就是自由的开始。」</w:t>
-      </w:r>
-    </w:p>
-    <w:p>
-      <w:pPr>
-        <w:spacing w:before="40" w:after="80"/>
-        <w:ind w:left="283"/>
-        <w:shd w:val="clear" w:color="auto" w:fill="EEF2F8"/>
-        <w:pBdr>
-          <w:left w:val="single" w:sz="20" w:space="6" w:color="1F3864"/>
-        </w:pBdr>
-      </w:pPr>
-      <w:r>
-        <w:rPr>
-          <w:b/>
-          <w:sz w:val="20"/>
-        </w:rPr>
-        <w:t>分层追问</w:t>
-      </w:r>
-      <w:r>
-        <w:rPr>
-          <w:sz w:val="20"/>
-        </w:rPr>
-        <w:t>（可视时间取用，由浅入深）： - 【现象】你觉得自己每天的「决定」，有多少是当下选的，多少像被推着走？ - 【影响】如果说有两股力量一直在裹着你，你最近哪件事上感觉最明显？ - 【应对】这周挑一个反复出现的小习惯，只记录它出现的时刻，先不急着改。</w:t>
-      </w:r>
-    </w:p>
-    <w:p>
-      <w:pPr>
-        <w:spacing w:before="160" w:after="80"/>
-      </w:pPr>
-      <w:r>
-        <w:rPr>
-          <w:rFonts w:ascii="Microsoft YaHei" w:hAnsi="Microsoft YaHei" w:eastAsia="Microsoft YaHei"/>
+          <w:b w:val="0"/>
+        </w:rPr>
+        <w:t>- 【应对】这周挑一个反复出现的小习惯，只记录它出现的时刻，先不急着改。</w:t>
+      </w:r>
+    </w:p>
+    <w:p>
+      <w:r>
+        <w:rPr>
           <w:b/>
           <w:color w:val="1F3864"/>
-          <w:sz w:val="28"/>
+          <w:sz w:val="26"/>
         </w:rPr>
         <w:t>🧘 禅修练习（15 min）</w:t>
       </w:r>
     </w:p>
     <w:p>
       <w:pPr>
-        <w:spacing w:before="40" w:after="80"/>
-        <w:ind w:left="283"/>
-        <w:shd w:val="clear" w:color="auto" w:fill="EEF2F8"/>
+        <w:ind w:left="170"/>
         <w:pBdr>
-          <w:left w:val="single" w:sz="20" w:space="6" w:color="1F3864"/>
+          <w:left w:val="single" w:sz="18" w:space="4" w:color="1F3864"/>
         </w:pBdr>
+        <w:shd w:val="clear" w:fill="F2F5FA"/>
       </w:pPr>
       <w:r>
         <w:rPr>
-          <w:sz w:val="20"/>
+          <w:b w:val="0"/>
         </w:rPr>
         <w:t xml:space="preserve">⚠️ </w:t>
       </w:r>
       <w:r>
         <w:rPr>
           <w:b/>
-          <w:sz w:val="20"/>
         </w:rPr>
         <w:t>禅修禁忌提示</w:t>
       </w:r>
       <w:r>
         <w:rPr>
-          <w:sz w:val="20"/>
+          <w:b w:val="0"/>
         </w:rPr>
         <w:t>：若你正处在严重抑郁、焦虑、创伤后应激，或精神类疾病的发作／用药期，或正经历强烈的情绪危机，请先咨询医生或心理师，再决定是否练习；练习中若出现明显不适（如心悸、胸闷、情绪失控），请立即停止，睁开眼睛，把注意力放回呼吸与身体，必要时离场休息。</w:t>
       </w:r>
@@ -3867,7 +3694,6 @@
       <w:r>
         <w:rPr>
           <w:b/>
-          <w:sz w:val="21"/>
         </w:rPr>
         <w:t>本周练习：觉察一个惯性（引导词，照读）</w:t>
       </w:r>
@@ -3875,7 +3701,7 @@
     <w:p>
       <w:r>
         <w:rPr>
-          <w:sz w:val="21"/>
+          <w:b w:val="0"/>
         </w:rPr>
         <w:t>「请大家坐好，闭上眼睛，先做三次深长呼吸，把身体安顿下来。（停顿）</w:t>
       </w:r>
@@ -3883,7 +3709,7 @@
     <w:p>
       <w:r>
         <w:rPr>
-          <w:sz w:val="21"/>
+          <w:b w:val="0"/>
         </w:rPr>
         <w:t>现在，不要去改变任何东西，只是观察：此刻心里有没有一点想要动、想要抓、想要抗拒的倾向？也许是一个念头，也许是一点身体的不舒服，也许是一点想要快点结束的感觉。都不要紧，只是看着它，像看一片飘过的云。</w:t>
       </w:r>
@@ -3891,7 +3717,7 @@
     <w:p>
       <w:r>
         <w:rPr>
-          <w:sz w:val="21"/>
+          <w:b w:val="0"/>
         </w:rPr>
         <w:t>（停顿 20 秒）</w:t>
       </w:r>
@@ -3899,7 +3725,7 @@
     <w:p>
       <w:r>
         <w:rPr>
-          <w:sz w:val="21"/>
+          <w:b w:val="0"/>
         </w:rPr>
         <w:t>你可能会发现，心总是很忙——它要么在想过去，要么在计划未来，就是不太愿意留在此刻。这不奇怪，这正是「心被习性带着走」的样子。能看到它忙，就已经很好了。</w:t>
       </w:r>
@@ -3907,7 +3733,7 @@
     <w:p>
       <w:r>
         <w:rPr>
-          <w:sz w:val="21"/>
+          <w:b w:val="0"/>
         </w:rPr>
         <w:t>（停顿 20 秒）</w:t>
       </w:r>
@@ -3915,7 +3741,7 @@
     <w:p>
       <w:r>
         <w:rPr>
-          <w:sz w:val="21"/>
+          <w:b w:val="0"/>
         </w:rPr>
         <w:t>现在，把这个倾向轻轻放下，回到呼吸。吸气，知道自己在吸气；呼气，知道自己在呼气。如果又跑掉了，没关系，再回来，一次、一次。</w:t>
       </w:r>
@@ -3923,7 +3749,7 @@
     <w:p>
       <w:r>
         <w:rPr>
-          <w:sz w:val="21"/>
+          <w:b w:val="0"/>
         </w:rPr>
         <w:t>（停顿 1 分钟）</w:t>
       </w:r>
@@ -3931,7 +3757,7 @@
     <w:p>
       <w:r>
         <w:rPr>
-          <w:sz w:val="21"/>
+          <w:b w:val="0"/>
         </w:rPr>
         <w:t>如果这段练习里，你看见了自己的一个惯性——哪怕只是「我总是想控制」这样一个念头——那就已经够了。看清它，就是正念在运作。不用急着改，先认识它、善待它。</w:t>
       </w:r>
@@ -3939,7 +3765,7 @@
     <w:p>
       <w:r>
         <w:rPr>
-          <w:sz w:val="21"/>
+          <w:b w:val="0"/>
         </w:rPr>
         <w:t>（停顿 1 分钟）</w:t>
       </w:r>
@@ -3947,7 +3773,7 @@
     <w:p>
       <w:r>
         <w:rPr>
-          <w:sz w:val="21"/>
+          <w:b w:val="0"/>
         </w:rPr>
         <w:t>好，现在带着这份清明与温柔，慢慢睁开眼睛。」</w:t>
       </w:r>
@@ -3956,97 +3782,61 @@
       <w:r>
         <w:rPr>
           <w:b/>
-          <w:sz w:val="21"/>
         </w:rPr>
         <w:t>练习要点（主持人掌握）</w:t>
       </w:r>
     </w:p>
     <w:p>
       <w:pPr>
-        <w:ind w:left="340"/>
+        <w:pStyle w:val="ListBullet"/>
       </w:pPr>
       <w:r>
         <w:rPr>
-          <w:color w:val="1F3864"/>
-          <w:sz w:val="21"/>
-        </w:rPr>
-        <w:t xml:space="preserve">• </w:t>
-      </w:r>
-      <w:r>
-        <w:rPr>
-          <w:sz w:val="21"/>
+          <w:b w:val="0"/>
         </w:rPr>
         <w:t>时长分配：安顿呼吸 3 min → 观察习性 5 min → 回到呼吸 5 min → 收束 2 min；人多时可略减观察段。</w:t>
       </w:r>
     </w:p>
     <w:p>
       <w:pPr>
-        <w:ind w:left="340"/>
+        <w:pStyle w:val="ListBullet"/>
       </w:pPr>
       <w:r>
         <w:rPr>
-          <w:color w:val="1F3864"/>
-          <w:sz w:val="21"/>
-        </w:rPr>
-        <w:t xml:space="preserve">• </w:t>
-      </w:r>
-      <w:r>
-        <w:rPr>
-          <w:sz w:val="21"/>
+          <w:b w:val="0"/>
         </w:rPr>
         <w:t>不追求「没有念头」；念头来了，知道它来了，就是练习成功了一次。修行的对手不是念头，而是「不知道自己在起念头」。</w:t>
       </w:r>
     </w:p>
     <w:p>
       <w:pPr>
-        <w:ind w:left="340"/>
+        <w:pStyle w:val="ListBullet"/>
       </w:pPr>
       <w:r>
         <w:rPr>
-          <w:color w:val="1F3864"/>
-          <w:sz w:val="21"/>
-        </w:rPr>
-        <w:t xml:space="preserve">• </w:t>
-      </w:r>
-      <w:r>
-        <w:rPr>
-          <w:sz w:val="21"/>
+          <w:b w:val="0"/>
         </w:rPr>
         <w:t>若有人盘腿疼痛，请其换成椅子坐、或伸直腿；身体舒服是前提，禅修从来不是比谁更能忍痛。</w:t>
       </w:r>
     </w:p>
     <w:p>
       <w:pPr>
-        <w:ind w:left="340"/>
+        <w:pStyle w:val="ListBullet"/>
       </w:pPr>
       <w:r>
         <w:rPr>
-          <w:color w:val="1F3864"/>
-          <w:sz w:val="21"/>
-        </w:rPr>
-        <w:t xml:space="preserve">• </w:t>
-      </w:r>
-      <w:r>
-        <w:rPr>
-          <w:sz w:val="21"/>
+          <w:b w:val="0"/>
         </w:rPr>
         <w:t>若有人情绪上涌，引导其睁眼、做三次深呼吸、喝口水，必要时暂离片刻——这不是失败，而是照顾自己。</w:t>
       </w:r>
     </w:p>
     <w:p>
       <w:pPr>
-        <w:ind w:left="340"/>
+        <w:pStyle w:val="ListBullet"/>
       </w:pPr>
       <w:r>
         <w:rPr>
-          <w:color w:val="1F3864"/>
-          <w:sz w:val="21"/>
-        </w:rPr>
-        <w:t xml:space="preserve">• </w:t>
-      </w:r>
-      <w:r>
-        <w:rPr>
-          <w:sz w:val="21"/>
+          <w:b w:val="0"/>
         </w:rPr>
         <w:t>结束时不必急着讲话，先留 30 秒静默，再进入收尾环节。</w:t>
       </w:r>
@@ -4055,79 +3845,50 @@
       <w:r>
         <w:rPr>
           <w:b/>
-          <w:sz w:val="21"/>
         </w:rPr>
         <w:t>常见疑问与应答</w:t>
       </w:r>
     </w:p>
     <w:p>
       <w:pPr>
-        <w:ind w:left="340"/>
+        <w:pStyle w:val="ListBullet"/>
       </w:pPr>
       <w:r>
         <w:rPr>
-          <w:color w:val="1F3864"/>
-          <w:sz w:val="21"/>
-        </w:rPr>
-        <w:t xml:space="preserve">• </w:t>
-      </w:r>
-      <w:r>
-        <w:rPr>
-          <w:sz w:val="21"/>
+          <w:b w:val="0"/>
         </w:rPr>
         <w:t>「我一坐下就昏沉怎么办？」→ 微微睁眼、挺直后背、把注意力放在腹部起伏，或改做经行。</w:t>
       </w:r>
     </w:p>
     <w:p>
       <w:pPr>
-        <w:ind w:left="340"/>
+        <w:pStyle w:val="ListBullet"/>
       </w:pPr>
       <w:r>
         <w:rPr>
-          <w:color w:val="1F3864"/>
-          <w:sz w:val="21"/>
-        </w:rPr>
-        <w:t xml:space="preserve">• </w:t>
-      </w:r>
-      <w:r>
-        <w:rPr>
-          <w:sz w:val="21"/>
+          <w:b w:val="0"/>
         </w:rPr>
         <w:t>「我观察不到自己的惯性？」→ 观察不到也是一种观察；能意识到「我不知道」，已经是觉察在运作。</w:t>
       </w:r>
     </w:p>
     <w:p>
       <w:pPr>
-        <w:ind w:left="340"/>
+        <w:pStyle w:val="ListBullet"/>
       </w:pPr>
       <w:r>
         <w:rPr>
-          <w:color w:val="1F3864"/>
-          <w:sz w:val="21"/>
-        </w:rPr>
-        <w:t xml:space="preserve">• </w:t>
-      </w:r>
-      <w:r>
-        <w:rPr>
-          <w:sz w:val="21"/>
+          <w:b w:val="0"/>
         </w:rPr>
         <w:t>「练习时想到过去的事很难受怎么办？」→ 不追、不压，把注意力带回呼吸；若难受持续，睁眼休息，不必勉强。</w:t>
       </w:r>
     </w:p>
     <w:p>
       <w:pPr>
-        <w:ind w:left="340"/>
+        <w:pStyle w:val="ListBullet"/>
       </w:pPr>
       <w:r>
         <w:rPr>
-          <w:color w:val="1F3864"/>
-          <w:sz w:val="21"/>
-        </w:rPr>
-        <w:t xml:space="preserve">• </w:t>
-      </w:r>
-      <w:r>
-        <w:rPr>
-          <w:sz w:val="21"/>
+          <w:b w:val="0"/>
         </w:rPr>
         <w:t>「我总想快点结束，是不是很失败？」→ 那正是「想抓取」的惯性在现形，看见它，本身就是练习的收获。</w:t>
       </w:r>
@@ -4136,27 +3897,22 @@
       <w:r>
         <w:rPr>
           <w:b/>
-          <w:sz w:val="21"/>
         </w:rPr>
         <w:t>收束练习（1 分钟，照读）</w:t>
       </w:r>
       <w:r>
         <w:rPr>
-          <w:sz w:val="21"/>
+          <w:b w:val="0"/>
         </w:rPr>
         <w:t>：「请对自己说一句：今天我愿意看见自己一点点，这就很好。愿这份清明，陪伴我这一周的生活。」</w:t>
       </w:r>
     </w:p>
     <w:p>
-      <w:pPr>
-        <w:spacing w:before="160" w:after="80"/>
-      </w:pPr>
-      <w:r>
-        <w:rPr>
-          <w:rFonts w:ascii="Microsoft YaHei" w:hAnsi="Microsoft YaHei" w:eastAsia="Microsoft YaHei"/>
+      <w:r>
+        <w:rPr>
           <w:b/>
           <w:color w:val="1F3864"/>
-          <w:sz w:val="28"/>
+          <w:sz w:val="26"/>
         </w:rPr>
         <w:t>📚 扩展内容包（时间富余时使用）</w:t>
       </w:r>
@@ -4165,132 +3921,91 @@
       <w:r>
         <w:rPr>
           <w:b/>
-          <w:sz w:val="21"/>
         </w:rPr>
         <w:t>（一）可展开话题</w:t>
       </w:r>
     </w:p>
     <w:p>
       <w:pPr>
-        <w:ind w:left="340"/>
+        <w:pStyle w:val="ListBullet"/>
       </w:pPr>
       <w:r>
         <w:rPr>
-          <w:color w:val="1F3864"/>
-          <w:sz w:val="21"/>
-        </w:rPr>
-        <w:t xml:space="preserve">• </w:t>
-      </w:r>
-      <w:r>
-        <w:rPr>
           <w:b/>
-          <w:sz w:val="21"/>
         </w:rPr>
         <w:t>扩展话题A：模因的力量</w:t>
       </w:r>
       <w:r>
         <w:rPr>
-          <w:sz w:val="21"/>
+          <w:b w:val="0"/>
         </w:rPr>
         <w:t>。请读材料⑤[00:18:52]–[00:20:30]，讨论「五岁前被换七任抚养人」的例子：一个人的「不安全感」如何被生存环境写进去？这对我们理解他人有何启发？（提示：理解≠纵容，而是少一点「你怎么这样」的评判。）</w:t>
       </w:r>
     </w:p>
     <w:p>
       <w:pPr>
-        <w:ind w:left="340"/>
+        <w:pStyle w:val="ListBullet"/>
       </w:pPr>
       <w:r>
         <w:rPr>
-          <w:color w:val="1F3864"/>
-          <w:sz w:val="21"/>
-        </w:rPr>
-        <w:t xml:space="preserve">• </w:t>
-      </w:r>
-      <w:r>
-        <w:rPr>
           <w:b/>
-          <w:sz w:val="21"/>
         </w:rPr>
         <w:t>扩展话题B：双胞胎之谜</w:t>
       </w:r>
       <w:r>
         <w:rPr>
-          <w:sz w:val="21"/>
+          <w:b w:val="0"/>
         </w:rPr>
         <w:t>。请回想材料④[00:25:01]段的双胞胎例子，讨论：同样的父母、同样的环境，为什么性格不同？这怎样说明「无始习性」这一股力量的存在？</w:t>
       </w:r>
     </w:p>
     <w:p>
       <w:pPr>
-        <w:ind w:left="340"/>
+        <w:pStyle w:val="ListBullet"/>
       </w:pPr>
       <w:r>
         <w:rPr>
-          <w:color w:val="1F3864"/>
-          <w:sz w:val="21"/>
-        </w:rPr>
-        <w:t xml:space="preserve">• </w:t>
-      </w:r>
-      <w:r>
-        <w:rPr>
           <w:b/>
-          <w:sz w:val="21"/>
         </w:rPr>
         <w:t>扩展话题C：鼓励机制与苦</w:t>
       </w:r>
       <w:r>
         <w:rPr>
-          <w:sz w:val="21"/>
+          <w:b w:val="0"/>
         </w:rPr>
         <w:t>。请读材料①[00:18:41]–[00:22:14]，讨论：为什么「快乐必须短暂、边际递减」反而是保护？如果快乐永不消退，会发生什么？（引导成员体会：有些看似「不公平」的设计，其实是生命得以延续的护栏。）</w:t>
       </w:r>
     </w:p>
     <w:p>
       <w:pPr>
-        <w:ind w:left="340"/>
+        <w:pStyle w:val="ListBullet"/>
       </w:pPr>
       <w:r>
         <w:rPr>
-          <w:color w:val="1F3864"/>
-          <w:sz w:val="21"/>
-        </w:rPr>
-        <w:t xml:space="preserve">• </w:t>
-      </w:r>
-      <w:r>
-        <w:rPr>
           <w:b/>
-          <w:sz w:val="21"/>
         </w:rPr>
         <w:t>扩展话题D：生命如搓麻绳</w:t>
       </w:r>
       <w:r>
         <w:rPr>
-          <w:sz w:val="21"/>
+          <w:b w:val="0"/>
         </w:rPr>
         <w:t>。请读材料③[00:06:33]–[00:10:44]，讨论「色法＋名法＋缘力」三股麻绳的比喻：为什么尊者说「我们每个当下都在搓麻绳」？身体的不适、心里的不快乐、随后的烦恼，是怎样一环扣一环的？</w:t>
       </w:r>
     </w:p>
     <w:p>
       <w:pPr>
-        <w:ind w:left="340"/>
+        <w:pStyle w:val="ListBullet"/>
       </w:pPr>
       <w:r>
         <w:rPr>
-          <w:color w:val="1F3864"/>
-          <w:sz w:val="21"/>
-        </w:rPr>
-        <w:t xml:space="preserve">• </w:t>
-      </w:r>
-      <w:r>
-        <w:rPr>
           <w:b/>
-          <w:sz w:val="21"/>
         </w:rPr>
         <w:t>扩展材料</w:t>
       </w:r>
       <w:r>
         <w:rPr>
-          <w:sz w:val="21"/>
+          <w:b w:val="0"/>
         </w:rPr>
         <w:t>：见文末「延伸阅读」表，可指定成员预读第2周《突破生命的束缚2-20250421》。</w:t>
       </w:r>
@@ -4299,7 +4014,6 @@
       <w:r>
         <w:rPr>
           <w:b/>
-          <w:sz w:val="21"/>
         </w:rPr>
         <w:t>（二）主持人串讲引导卡（备用，30 秒讲清本周主线）</w:t>
       </w:r>
@@ -4307,7 +4021,7 @@
     <w:p>
       <w:r>
         <w:rPr>
-          <w:sz w:val="21"/>
+          <w:b w:val="0"/>
         </w:rPr>
         <w:t>本周的引导主线共四拍：①先承认生命确实有束缚（这不是口号，是每个人都有的经验）→②看见第一股力量：无始心理习性如何在当下悄悄运作（六种心理余势）→③看见第二股力量：物种基因与生存环境模因如何把我们塑形→④最后以「觉察」回应，而不是以「自责」回应。串讲时，每一拍都尽量用成员自己刚才说过的一个例子来收束，让道理落在具体经验上。</w:t>
       </w:r>
@@ -4316,26 +4030,17 @@
       <w:r>
         <w:rPr>
           <w:b/>
-          <w:sz w:val="21"/>
         </w:rPr>
         <w:t>（三）主持人备用·常见问答（应对成员提问）</w:t>
       </w:r>
     </w:p>
     <w:p>
       <w:pPr>
-        <w:ind w:left="340"/>
+        <w:pStyle w:val="ListBullet"/>
       </w:pPr>
       <w:r>
         <w:rPr>
-          <w:color w:val="1F3864"/>
-          <w:sz w:val="21"/>
-        </w:rPr>
-        <w:t xml:space="preserve">• </w:t>
-      </w:r>
-      <w:r>
-        <w:rPr>
           <w:b/>
-          <w:sz w:val="21"/>
         </w:rPr>
         <w:t>Q1：如果我天生就是这个脾气，那还改得了吗？</w:t>
       </w:r>
@@ -4343,26 +4048,18 @@
     <w:p>
       <w:r>
         <w:rPr>
-          <w:sz w:val="21"/>
-        </w:rPr>
-        <w:t>A：尊者说的不是「消灭你的天性」，而是减少「被天性自动牵着走」的程度。看清它、在它发动时多一秒觉察，就是改变的开始；不要求立刻消灭，先学会认识它。</w:t>
+          <w:b w:val="0"/>
+        </w:rPr>
+        <w:t xml:space="preserve">  A：尊者说的不是「消灭你的天性」，而是减少「被天性自动牵着走」的程度。看清它、在它发动时多一秒觉察，就是改变的开始；不要求立刻消灭，先学会认识它。</w:t>
       </w:r>
     </w:p>
     <w:p>
       <w:pPr>
-        <w:ind w:left="340"/>
+        <w:pStyle w:val="ListBullet"/>
       </w:pPr>
       <w:r>
         <w:rPr>
-          <w:color w:val="1F3864"/>
-          <w:sz w:val="21"/>
-        </w:rPr>
-        <w:t xml:space="preserve">• </w:t>
-      </w:r>
-      <w:r>
-        <w:rPr>
           <w:b/>
-          <w:sz w:val="21"/>
         </w:rPr>
         <w:t>Q2：把一切都归于基因和模因，会不会变成宿命论、推卸责任？</w:t>
       </w:r>
@@ -4370,26 +4067,18 @@
     <w:p>
       <w:r>
         <w:rPr>
-          <w:sz w:val="21"/>
-        </w:rPr>
-        <w:t>A：恰好相反。尊者讲的是「看清来源」，不是「以此为借口」。正因为来源是条件性的（缘起），所以条件一改变、结果就能改变——这是希望，不是宿命。</w:t>
+          <w:b w:val="0"/>
+        </w:rPr>
+        <w:t xml:space="preserve">  A：恰好相反。尊者讲的是「看清来源」，不是「以此为借口」。正因为来源是条件性的（缘起），所以条件一改变、结果就能改变——这是希望，不是宿命。</w:t>
       </w:r>
     </w:p>
     <w:p>
       <w:pPr>
-        <w:ind w:left="340"/>
+        <w:pStyle w:val="ListBullet"/>
       </w:pPr>
       <w:r>
         <w:rPr>
-          <w:color w:val="1F3864"/>
-          <w:sz w:val="21"/>
-        </w:rPr>
-        <w:t xml:space="preserve">• </w:t>
-      </w:r>
-      <w:r>
-        <w:rPr>
           <w:b/>
-          <w:sz w:val="21"/>
         </w:rPr>
         <w:t>Q3：为什么快乐要短暂、要递减？这不是很惨吗？</w:t>
       </w:r>
@@ -4397,26 +4086,18 @@
     <w:p>
       <w:r>
         <w:rPr>
-          <w:sz w:val="21"/>
-        </w:rPr>
-        <w:t>A：这是生命的保护机制：若快乐永不消退，我们就不会再去找食物、繁衍后代，生命根本无法延续。明白这一点，能少一点对「快乐必须一直有」的执取。</w:t>
+          <w:b w:val="0"/>
+        </w:rPr>
+        <w:t xml:space="preserve">  A：这是生命的保护机制：若快乐永不消退，我们就不会再去找食物、繁衍后代，生命根本无法延续。明白这一点，能少一点对「快乐必须一直有」的执取。</w:t>
       </w:r>
     </w:p>
     <w:p>
       <w:pPr>
-        <w:ind w:left="340"/>
+        <w:pStyle w:val="ListBullet"/>
       </w:pPr>
       <w:r>
         <w:rPr>
-          <w:color w:val="1F3864"/>
-          <w:sz w:val="21"/>
-        </w:rPr>
-        <w:t xml:space="preserve">• </w:t>
-      </w:r>
-      <w:r>
-        <w:rPr>
           <w:b/>
-          <w:sz w:val="21"/>
         </w:rPr>
         <w:t>Q4：家族真的有「诅咒」吗？我家里也有类似的重复。</w:t>
       </w:r>
@@ -4424,26 +4105,18 @@
     <w:p>
       <w:r>
         <w:rPr>
-          <w:sz w:val="21"/>
-        </w:rPr>
-        <w:t>A：尊者用「家族基因／相似遭遇」形容一种代际传递的现象。重点不在神秘，而在于——看见重复，才有机会不再重复。若涉及创伤经历，请温和建议寻求专业心理帮助，主持人只倾听、不分析。</w:t>
+          <w:b w:val="0"/>
+        </w:rPr>
+        <w:t xml:space="preserve">  A：尊者用「家族基因／相似遭遇」形容一种代际传递的现象。重点不在神秘，而在于——看见重复，才有机会不再重复。若涉及创伤经历，请温和建议寻求专业心理帮助，主持人只倾听、不分析。</w:t>
       </w:r>
     </w:p>
     <w:p>
       <w:pPr>
-        <w:ind w:left="340"/>
+        <w:pStyle w:val="ListBullet"/>
       </w:pPr>
       <w:r>
         <w:rPr>
-          <w:color w:val="1F3864"/>
-          <w:sz w:val="21"/>
-        </w:rPr>
-        <w:t xml:space="preserve">• </w:t>
-      </w:r>
-      <w:r>
-        <w:rPr>
           <w:b/>
-          <w:sz w:val="21"/>
         </w:rPr>
         <w:t>Q5：我没有明显的不快乐，是不是就不用修行？</w:t>
       </w:r>
@@ -4451,21 +4124,17 @@
     <w:p>
       <w:r>
         <w:rPr>
-          <w:sz w:val="21"/>
-        </w:rPr>
-        <w:t>A：本讲开头尊者也问过——没人敢说自己的生命「圆满、可控」。看清生命终究受老病死与不确定性限制，是修行的起点，不是悲观，也不是要求你现在必须「感觉苦」。</w:t>
-      </w:r>
-    </w:p>
-    <w:p>
-      <w:pPr>
-        <w:spacing w:before="160" w:after="80"/>
-      </w:pPr>
-      <w:r>
-        <w:rPr>
-          <w:rFonts w:ascii="Microsoft YaHei" w:hAnsi="Microsoft YaHei" w:eastAsia="Microsoft YaHei"/>
+          <w:b w:val="0"/>
+        </w:rPr>
+        <w:t xml:space="preserve">  A：本讲开头尊者也问过——没人敢说自己的生命「圆满、可控」。看清生命终究受老病死与不确定性限制，是修行的起点，不是悲观，也不是要求你现在必须「感觉苦」。</w:t>
+      </w:r>
+    </w:p>
+    <w:p>
+      <w:r>
+        <w:rPr>
           <w:b/>
           <w:color w:val="1F3864"/>
-          <w:sz w:val="28"/>
+          <w:sz w:val="26"/>
         </w:rPr>
         <w:t>🔚 收尾与回向（15 min）</w:t>
       </w:r>
@@ -4474,13 +4143,12 @@
       <w:r>
         <w:rPr>
           <w:b/>
-          <w:sz w:val="21"/>
         </w:rPr>
         <w:t>总结（主持人）</w:t>
       </w:r>
       <w:r>
         <w:rPr>
-          <w:sz w:val="21"/>
+          <w:b w:val="0"/>
         </w:rPr>
         <w:t>：今天我们用一小时，只做了一件事——看清生命被什么绑住。</w:t>
       </w:r>
@@ -4488,7 +4156,7 @@
     <w:p>
       <w:r>
         <w:rPr>
-          <w:sz w:val="21"/>
+          <w:b w:val="0"/>
         </w:rPr>
         <w:t>第一股力量，来自无始轮回里留下的六种心理余势：业、随眠（烦恼）、巴拉密、意乐性、习气、性行。它们并不在别处的某个「仓库」里，就在当下这一念中潜藏着，像苹果树储存着开花结果的潜能——条件一到，它就显现。</w:t>
       </w:r>
@@ -4496,7 +4164,7 @@
     <w:p>
       <w:r>
         <w:rPr>
-          <w:sz w:val="21"/>
+          <w:b w:val="0"/>
         </w:rPr>
         <w:t>第二股力量，来自这一生物种的基因与生存环境的模因：生存与繁衍的本能、身体的构造、性情底色，以及家庭、社会、文化悄悄写进我们心里的反应模式。尊者用「同一个受精卵长成性格迥异的双胞胎」来提醒我们：同样的父母、同样的环境，也长不出同样的人，因为还有一股「过去」在起作用。</w:t>
       </w:r>
@@ -4504,7 +4172,7 @@
     <w:p>
       <w:r>
         <w:rPr>
-          <w:sz w:val="21"/>
+          <w:b w:val="0"/>
         </w:rPr>
         <w:t>这两股力量常常合谋：习性会借用基因和模因来强化自己，让我们以为「是自己在决定」，其实多半是被惯性带着走。尊者甚至说，我们每天以为在做的那些重大决策，「也是在六种心理余势里来回横跳而已」。</w:t>
       </w:r>
@@ -4512,7 +4180,7 @@
     <w:p>
       <w:r>
         <w:rPr>
-          <w:sz w:val="21"/>
+          <w:b w:val="0"/>
         </w:rPr>
         <w:t>看清，不是为了自责，而是为了不再被它自动牵着走。修行不是消灭自己，而是拿回那一点点觉察的空间：惯性发动时，你能多一秒钟的「知道」。这一秒钟，就是自由的起点，也正是本周作业要你去留意的东西——不是要你立刻改变，而是先学会认识它、善待它。</w:t>
       </w:r>
@@ -4520,14 +4188,13 @@
     <w:p>
       <w:r>
         <w:rPr>
-          <w:sz w:val="21"/>
+          <w:b w:val="0"/>
         </w:rPr>
         <w:t>最后，请把今天的一句话记在心里：</w:t>
       </w:r>
       <w:r>
         <w:rPr>
           <w:b/>
-          <w:sz w:val="21"/>
         </w:rPr>
         <w:t>能看见，就是自由的开始。</w:t>
       </w:r>
@@ -4536,13 +4203,12 @@
       <w:r>
         <w:rPr>
           <w:b/>
-          <w:sz w:val="21"/>
         </w:rPr>
         <w:t>（若还有余裕）现场小结练习</w:t>
       </w:r>
       <w:r>
         <w:rPr>
-          <w:sz w:val="21"/>
+          <w:b w:val="0"/>
         </w:rPr>
         <w:t>：请每人用一句话完成「今天我看见了自己的 ______ 一次」。主持人先示范，例如「今天我看见了自己在想要掌控时的那一下紧张」。不必点评、不追问，听完即散，让每一份「看见」被温和地承认。</w:t>
       </w:r>
@@ -4551,13 +4217,12 @@
       <w:r>
         <w:rPr>
           <w:b/>
-          <w:sz w:val="21"/>
         </w:rPr>
         <w:t>下周预告</w:t>
       </w:r>
       <w:r>
         <w:rPr>
-          <w:sz w:val="21"/>
+          <w:b w:val="0"/>
         </w:rPr>
         <w:t>：第2周《六种心理余势与心理机制》——我们将逐一深入业、随眠、巴拉密、意乐、习性、性行，并看看鼓励机制与防御机制如何在心理层面运作。请带着本周作业里记录的那个「被惯性带走的瞬间」来。</w:t>
       </w:r>
@@ -4566,13 +4231,12 @@
       <w:r>
         <w:rPr>
           <w:b/>
-          <w:sz w:val="21"/>
         </w:rPr>
         <w:t>回向前的一句提醒</w:t>
       </w:r>
       <w:r>
         <w:rPr>
-          <w:sz w:val="21"/>
+          <w:b w:val="0"/>
         </w:rPr>
         <w:t>：回向不是走过场的仪式，而是把今天这份清明与善意，扩展给一切众生。请放慢语速，跟随念诵。</w:t>
       </w:r>
@@ -4581,13 +4245,12 @@
       <w:r>
         <w:rPr>
           <w:b/>
-          <w:sz w:val="21"/>
         </w:rPr>
         <w:t>回向词（照读）</w:t>
       </w:r>
       <w:r>
         <w:rPr>
-          <w:sz w:val="21"/>
+          <w:b w:val="0"/>
         </w:rPr>
         <w:t>：</w:t>
       </w:r>
@@ -4595,7 +4258,7 @@
     <w:p>
       <w:r>
         <w:rPr>
-          <w:sz w:val="21"/>
+          <w:b w:val="0"/>
         </w:rPr>
         <w:t>「愿以此功德，回向给一切有情、一切众生，无怨敌、无嗔害、无恼乱，保持自己的快乐，脱离诸苦，不失去所得的成就。</w:t>
       </w:r>
@@ -4603,7 +4266,7 @@
     <w:p>
       <w:r>
         <w:rPr>
-          <w:sz w:val="21"/>
+          <w:b w:val="0"/>
         </w:rPr>
         <w:t>愿正法久住，愿一切有情得安乐。</w:t>
       </w:r>
@@ -4611,7 +4274,7 @@
     <w:p>
       <w:r>
         <w:rPr>
-          <w:sz w:val="21"/>
+          <w:b w:val="0"/>
         </w:rPr>
         <w:t>以此法随法行，我敬奉佛；以此法随法行，我敬奉法；以此法随法行，我敬奉僧。</w:t>
       </w:r>
@@ -4619,256 +4282,176 @@
     <w:p>
       <w:r>
         <w:rPr>
-          <w:sz w:val="21"/>
+          <w:b w:val="0"/>
         </w:rPr>
         <w:t>萨度，萨度，萨度。」</w:t>
       </w:r>
     </w:p>
     <w:p>
-      <w:pPr>
-        <w:spacing w:before="160" w:after="80"/>
-      </w:pPr>
-      <w:r>
-        <w:rPr>
-          <w:rFonts w:ascii="Microsoft YaHei" w:hAnsi="Microsoft YaHei" w:eastAsia="Microsoft YaHei"/>
+      <w:r>
+        <w:rPr>
           <w:b/>
           <w:color w:val="1F3864"/>
-          <w:sz w:val="28"/>
+          <w:sz w:val="26"/>
         </w:rPr>
         <w:t>📌 本讲主持人特别提醒</w:t>
       </w:r>
     </w:p>
     <w:p>
       <w:pPr>
-        <w:ind w:left="340"/>
+        <w:pStyle w:val="ListNumber"/>
       </w:pPr>
       <w:r>
         <w:rPr>
           <w:b/>
-          <w:sz w:val="21"/>
-        </w:rPr>
-        <w:t xml:space="preserve">1. </w:t>
+        </w:rPr>
+        <w:t>心理安全第一</w:t>
+      </w:r>
+      <w:r>
+        <w:rPr>
+          <w:b w:val="0"/>
+        </w:rPr>
+        <w:t>：本周涉「无明、习气、束缚」，请务必在开场与讨论第3问处重申——「</w:t>
       </w:r>
       <w:r>
         <w:rPr>
           <w:b/>
-          <w:sz w:val="21"/>
-        </w:rPr>
-        <w:t>心理安全第一</w:t>
-      </w:r>
-      <w:r>
-        <w:rPr>
-          <w:sz w:val="21"/>
-        </w:rPr>
-        <w:t>：本周涉「无明、习气、束缚」，请务必在开场与讨论第3问处重申——「</w:t>
-      </w:r>
+        </w:rPr>
+        <w:t>看清束缚是了解心的自然运作，不是审判自己；能观察到即正念在运作</w:t>
+      </w:r>
+      <w:r>
+        <w:rPr>
+          <w:b w:val="0"/>
+        </w:rPr>
+        <w:t>」。不要把「看清习性」变成成员的自责工具。</w:t>
+      </w:r>
+    </w:p>
+    <w:p>
+      <w:pPr>
+        <w:pStyle w:val="ListNumber"/>
+      </w:pPr>
       <w:r>
         <w:rPr>
           <w:b/>
-          <w:sz w:val="21"/>
-        </w:rPr>
-        <w:t>看清束缚是了解心的自然运作，不是审判自己；能观察到即正念在运作</w:t>
-      </w:r>
-      <w:r>
-        <w:rPr>
-          <w:sz w:val="21"/>
-        </w:rPr>
-        <w:t>」。不要把「看清习性」变成成员的自责工具。</w:t>
+        </w:rPr>
+        <w:t>不诊断、不贴标签</w:t>
+      </w:r>
+      <w:r>
+        <w:rPr>
+          <w:b w:val="0"/>
+        </w:rPr>
+        <w:t>：谈到「原生家庭、模因、家族习气」时，主持人不做心理诊断、不评判成员的家庭。成员情绪波动时，提供深呼吸放松或暂离现场的选择。</w:t>
       </w:r>
     </w:p>
     <w:p>
       <w:pPr>
-        <w:ind w:left="340"/>
+        <w:pStyle w:val="ListNumber"/>
       </w:pPr>
       <w:r>
         <w:rPr>
           <w:b/>
-          <w:sz w:val="21"/>
-        </w:rPr>
-        <w:t xml:space="preserve">2. </w:t>
-      </w:r>
+        </w:rPr>
+        <w:t>照录纪律</w:t>
+      </w:r>
+      <w:r>
+        <w:rPr>
+          <w:b w:val="0"/>
+        </w:rPr>
+        <w:t>：共读原文为知识库逐字照录，可跳读、不可改写；音声括注（）为整理注记，朗读时跳过；[generated, not original text] 标注保留，不必向成员解释技术细节。</w:t>
+      </w:r>
+    </w:p>
+    <w:p>
+      <w:pPr>
+        <w:pStyle w:val="ListNumber"/>
+      </w:pPr>
       <w:r>
         <w:rPr>
           <w:b/>
-          <w:sz w:val="21"/>
-        </w:rPr>
-        <w:t>不诊断、不贴标签</w:t>
-      </w:r>
-      <w:r>
-        <w:rPr>
-          <w:sz w:val="21"/>
-        </w:rPr>
-        <w:t>：谈到「原生家庭、模因、家族习气」时，主持人不做心理诊断、不评判成员的家庭。成员情绪波动时，提供深呼吸放松或暂离现场的选择。</w:t>
+        </w:rPr>
+        <w:t>时间纪律</w:t>
+      </w:r>
+      <w:r>
+        <w:rPr>
+          <w:b w:val="0"/>
+        </w:rPr>
+        <w:t>：120 分钟流程不得随意改动；如时间不足，优先保共读（材料①③）与第1问讨论，扩展内容可整体略去。</w:t>
       </w:r>
     </w:p>
     <w:p>
       <w:pPr>
-        <w:ind w:left="340"/>
+        <w:pStyle w:val="ListNumber"/>
       </w:pPr>
       <w:r>
         <w:rPr>
           <w:b/>
-          <w:sz w:val="21"/>
-        </w:rPr>
-        <w:t xml:space="preserve">3. </w:t>
-      </w:r>
+        </w:rPr>
+        <w:t>跳读提示</w:t>
+      </w:r>
+      <w:r>
+        <w:rPr>
+          <w:b w:val="0"/>
+        </w:rPr>
+        <w:t>：材料①的「铺红地毯/骂人证果」等公案较长，可只读要点；材料③的家族实例冲击较强，读后立即接心理安全提醒；材料②的「进化其实是退化」段易引发争论，主持人只需说明「这是尊者从道德下滑角度的解读」，不必站队。</w:t>
+      </w:r>
+    </w:p>
+    <w:p>
+      <w:pPr>
+        <w:pStyle w:val="ListNumber"/>
+      </w:pPr>
       <w:r>
         <w:rPr>
           <w:b/>
-          <w:sz w:val="21"/>
-        </w:rPr>
-        <w:t>照录纪律</w:t>
-      </w:r>
-      <w:r>
-        <w:rPr>
-          <w:sz w:val="21"/>
-        </w:rPr>
-        <w:t>：共读原文为知识库逐字照录，可跳读、不可改写；音声括注（）为整理注记，朗读时跳过；`[generated, not original text]` 标注保留，不必向成员解释技术细节。</w:t>
+        </w:rPr>
+        <w:t>术语一致性</w:t>
+      </w:r>
+      <w:r>
+        <w:rPr>
+          <w:b w:val="0"/>
+        </w:rPr>
+        <w:t>：本系列术语「心理余势／随眠／巴拉密／意乐性／模因」以知识库原文为准，讲解时可用白话对照（如「模因≈环境的潜移默化」），但不改原文表述。</w:t>
       </w:r>
     </w:p>
     <w:p>
       <w:pPr>
-        <w:ind w:left="340"/>
+        <w:pStyle w:val="ListNumber"/>
       </w:pPr>
       <w:r>
         <w:rPr>
           <w:b/>
-          <w:sz w:val="21"/>
-        </w:rPr>
-        <w:t xml:space="preserve">4. </w:t>
-      </w:r>
+        </w:rPr>
+        <w:t>下周衔接</w:t>
+      </w:r>
+      <w:r>
+        <w:rPr>
+          <w:b w:val="0"/>
+        </w:rPr>
+        <w:t>：本周只讲「束缚是什么」，涉及缘起细支、业报分类处，注明「详见读书会11/12、13/14」，不在本周展开；涉巴拉密处注明「详见读书会17」。</w:t>
+      </w:r>
+    </w:p>
+    <w:p>
+      <w:pPr>
+        <w:pStyle w:val="ListNumber"/>
+      </w:pPr>
       <w:r>
         <w:rPr>
           <w:b/>
-          <w:sz w:val="21"/>
-        </w:rPr>
-        <w:t>时间纪律</w:t>
-      </w:r>
-      <w:r>
-        <w:rPr>
-          <w:sz w:val="21"/>
-        </w:rPr>
-        <w:t>：120 分钟流程不得随意改动；如时间不足，优先保共读（材料①③）与第1问讨论，扩展内容可整体略去。</w:t>
-      </w:r>
-    </w:p>
-    <w:p>
-      <w:pPr>
-        <w:ind w:left="340"/>
-      </w:pPr>
-      <w:r>
-        <w:rPr>
-          <w:b/>
-          <w:sz w:val="21"/>
-        </w:rPr>
-        <w:t xml:space="preserve">5. </w:t>
-      </w:r>
-      <w:r>
-        <w:rPr>
-          <w:b/>
-          <w:sz w:val="21"/>
-        </w:rPr>
-        <w:t>跳读提示</w:t>
-      </w:r>
-      <w:r>
-        <w:rPr>
-          <w:sz w:val="21"/>
-        </w:rPr>
-        <w:t>：材料①的「铺红地毯/骂人证果」等公案较长，可只读要点；材料③的家族实例冲击较强，读后立即接心理安全提醒；材料②的「进化其实是退化」段易引发争论，主持人只需说明「这是尊者从道德下滑角度的解读」，不必站队。</w:t>
-      </w:r>
-    </w:p>
-    <w:p>
-      <w:pPr>
-        <w:ind w:left="340"/>
-      </w:pPr>
-      <w:r>
-        <w:rPr>
-          <w:b/>
-          <w:sz w:val="21"/>
-        </w:rPr>
-        <w:t xml:space="preserve">6. </w:t>
-      </w:r>
-      <w:r>
-        <w:rPr>
-          <w:b/>
-          <w:sz w:val="21"/>
-        </w:rPr>
-        <w:t>术语一致性</w:t>
-      </w:r>
-      <w:r>
-        <w:rPr>
-          <w:sz w:val="21"/>
-        </w:rPr>
-        <w:t>：本系列术语「心理余势／随眠／巴拉密／意乐性／模因」以知识库原文为准，讲解时可用白话对照（如「模因≈环境的潜移默化」），但不改原文表述。</w:t>
-      </w:r>
-    </w:p>
-    <w:p>
-      <w:pPr>
-        <w:ind w:left="340"/>
-      </w:pPr>
-      <w:r>
-        <w:rPr>
-          <w:b/>
-          <w:sz w:val="21"/>
-        </w:rPr>
-        <w:t xml:space="preserve">7. </w:t>
-      </w:r>
-      <w:r>
-        <w:rPr>
-          <w:b/>
-          <w:sz w:val="21"/>
-        </w:rPr>
-        <w:t>下周衔接</w:t>
-      </w:r>
-      <w:r>
-        <w:rPr>
-          <w:sz w:val="21"/>
-        </w:rPr>
-        <w:t>：本周只讲「束缚是什么」，涉及缘起细支、业报分类处，注明「详见读书会11/12、13/14」，不在本周展开；涉巴拉密处注明「详见读书会17」。</w:t>
-      </w:r>
-    </w:p>
-    <w:p>
-      <w:pPr>
-        <w:ind w:left="340"/>
-      </w:pPr>
-      <w:r>
-        <w:rPr>
-          <w:b/>
-          <w:sz w:val="21"/>
-        </w:rPr>
-        <w:t xml:space="preserve">8. </w:t>
-      </w:r>
-      <w:r>
-        <w:rPr>
-          <w:b/>
-          <w:sz w:val="21"/>
         </w:rPr>
         <w:t>收尾从容</w:t>
       </w:r>
       <w:r>
         <w:rPr>
-          <w:sz w:val="21"/>
+          <w:b w:val="0"/>
         </w:rPr>
         <w:t>：无论时间多紧，回向词务必读完，给成员一个安住的收束。</w:t>
       </w:r>
     </w:p>
-    <w:p>
-      <w:r>
-        <w:rPr>
-          <w:sz w:val="21"/>
-        </w:rPr>
-        <w:t>&lt;!--EXT_READ--&gt;</w:t>
-      </w:r>
-    </w:p>
-    <w:p>
-      <w:pPr>
-        <w:spacing w:before="160" w:after="80"/>
-      </w:pPr>
-      <w:r>
-        <w:rPr>
-          <w:rFonts w:ascii="Microsoft YaHei" w:hAnsi="Microsoft YaHei" w:eastAsia="Microsoft YaHei"/>
+    <w:p/>
+    <w:p>
+      <w:r>
+        <w:rPr>
           <w:b/>
           <w:color w:val="1F3864"/>
-          <w:sz w:val="28"/>
+          <w:sz w:val="26"/>
         </w:rPr>
         <w:t>📖 延伸阅读</w:t>
       </w:r>
@@ -4877,7 +4460,6 @@
       <w:tblPr>
         <w:tblStyle w:val="TableGrid"/>
         <w:tblW w:type="auto" w:w="0"/>
-        <w:jc w:val="center"/>
         <w:tblLook w:firstColumn="1" w:firstRow="1" w:lastColumn="0" w:lastRow="0" w:noHBand="0" w:noVBand="1" w:val="04A0"/>
       </w:tblPr>
       <w:tblGrid>
@@ -4890,17 +4472,20 @@
         <w:tc>
           <w:tcPr>
             <w:tcW w:type="dxa" w:w="2409"/>
-            <w:shd w:val="clear" w:color="auto" w:fill="1F3864"/>
+            <w:shd w:val="clear" w:fill="1F3864"/>
           </w:tcPr>
           <w:p>
-            <w:pPr>
-              <w:spacing w:after="20"/>
-            </w:pPr>
             <w:r>
               <w:rPr>
-                <w:b/>
                 <w:color w:val="FFFFFF"/>
-                <w:sz w:val="19"/>
+                <w:sz w:val="18"/>
+              </w:rPr>
+            </w:r>
+            <w:r>
+              <w:rPr>
+                <w:b w:val="0"/>
+                <w:color w:val="FFFFFF"/>
+                <w:sz w:val="18"/>
               </w:rPr>
               <w:t>材料</w:t>
             </w:r>
@@ -4909,17 +4494,20 @@
         <w:tc>
           <w:tcPr>
             <w:tcW w:type="dxa" w:w="2409"/>
-            <w:shd w:val="clear" w:color="auto" w:fill="1F3864"/>
+            <w:shd w:val="clear" w:fill="1F3864"/>
           </w:tcPr>
           <w:p>
-            <w:pPr>
-              <w:spacing w:after="20"/>
-            </w:pPr>
             <w:r>
               <w:rPr>
-                <w:b/>
                 <w:color w:val="FFFFFF"/>
-                <w:sz w:val="19"/>
+                <w:sz w:val="18"/>
+              </w:rPr>
+            </w:r>
+            <w:r>
+              <w:rPr>
+                <w:b w:val="0"/>
+                <w:color w:val="FFFFFF"/>
+                <w:sz w:val="18"/>
               </w:rPr>
               <w:t>出处</w:t>
             </w:r>
@@ -4928,17 +4516,20 @@
         <w:tc>
           <w:tcPr>
             <w:tcW w:type="dxa" w:w="2409"/>
-            <w:shd w:val="clear" w:color="auto" w:fill="1F3864"/>
+            <w:shd w:val="clear" w:fill="1F3864"/>
           </w:tcPr>
           <w:p>
-            <w:pPr>
-              <w:spacing w:after="20"/>
-            </w:pPr>
             <w:r>
               <w:rPr>
-                <w:b/>
                 <w:color w:val="FFFFFF"/>
-                <w:sz w:val="19"/>
+                <w:sz w:val="18"/>
+              </w:rPr>
+            </w:r>
+            <w:r>
+              <w:rPr>
+                <w:b w:val="0"/>
+                <w:color w:val="FFFFFF"/>
+                <w:sz w:val="18"/>
               </w:rPr>
               <w:t>media_id</w:t>
             </w:r>
@@ -4947,17 +4538,20 @@
         <w:tc>
           <w:tcPr>
             <w:tcW w:type="dxa" w:w="2409"/>
-            <w:shd w:val="clear" w:color="auto" w:fill="1F3864"/>
+            <w:shd w:val="clear" w:fill="1F3864"/>
           </w:tcPr>
           <w:p>
-            <w:pPr>
-              <w:spacing w:after="20"/>
-            </w:pPr>
             <w:r>
               <w:rPr>
-                <w:b/>
                 <w:color w:val="FFFFFF"/>
-                <w:sz w:val="19"/>
+                <w:sz w:val="18"/>
+              </w:rPr>
+            </w:r>
+            <w:r>
+              <w:rPr>
+                <w:b w:val="0"/>
+                <w:color w:val="FFFFFF"/>
+                <w:sz w:val="18"/>
               </w:rPr>
               <w:t>说明</w:t>
             </w:r>
@@ -4970,12 +4564,15 @@
             <w:tcW w:type="dxa" w:w="2409"/>
           </w:tcPr>
           <w:p>
-            <w:pPr>
-              <w:spacing w:after="20"/>
-            </w:pPr>
             <w:r>
               <w:rPr>
-                <w:sz w:val="19"/>
+                <w:sz w:val="18"/>
+              </w:rPr>
+            </w:r>
+            <w:r>
+              <w:rPr>
+                <w:b w:val="0"/>
+                <w:sz w:val="18"/>
               </w:rPr>
               <w:t>突破生命的束缚2-古源尊者-20250421（音声）</w:t>
             </w:r>
@@ -4986,12 +4583,15 @@
             <w:tcW w:type="dxa" w:w="2409"/>
           </w:tcPr>
           <w:p>
-            <w:pPr>
-              <w:spacing w:after="20"/>
-            </w:pPr>
             <w:r>
               <w:rPr>
-                <w:sz w:val="19"/>
+                <w:sz w:val="18"/>
+              </w:rPr>
+            </w:r>
+            <w:r>
+              <w:rPr>
+                <w:b w:val="0"/>
+                <w:sz w:val="18"/>
               </w:rPr>
               <w:t>古源尊者开示及上座部佛教资料</w:t>
             </w:r>
@@ -5002,14 +4602,17 @@
             <w:tcW w:type="dxa" w:w="2409"/>
           </w:tcPr>
           <w:p>
-            <w:pPr>
-              <w:spacing w:after="20"/>
-            </w:pPr>
             <w:r>
               <w:rPr>
-                <w:sz w:val="19"/>
+                <w:sz w:val="18"/>
               </w:rPr>
-              <w:t>`soundrecording_d0dd1c0cd17209afe241ece24bf6b7b4_2757888d86865a7a3c80ccff8eebdbe17439961422831605`</w:t>
+            </w:r>
+            <w:r>
+              <w:rPr>
+                <w:b w:val="0"/>
+                <w:sz w:val="18"/>
+              </w:rPr>
+              <w:t>soundrecording_d0dd1c0cd17209afe241ece24bf6b7b4_2757888d86865a7a3c80ccff8eebdbe17439961422831605</w:t>
             </w:r>
           </w:p>
         </w:tc>
@@ -5018,12 +4621,15 @@
             <w:tcW w:type="dxa" w:w="2409"/>
           </w:tcPr>
           <w:p>
-            <w:pPr>
-              <w:spacing w:after="20"/>
-            </w:pPr>
             <w:r>
               <w:rPr>
-                <w:sz w:val="19"/>
+                <w:sz w:val="18"/>
+              </w:rPr>
+            </w:r>
+            <w:r>
+              <w:rPr>
+                <w:b w:val="0"/>
+                <w:sz w:val="18"/>
               </w:rPr>
               <w:t>第2周六种心理余势与心理机制主材料，可请成员预读</w:t>
             </w:r>
@@ -5034,15 +4640,18 @@
         <w:tc>
           <w:tcPr>
             <w:tcW w:type="dxa" w:w="2409"/>
-            <w:shd w:val="clear" w:color="auto" w:fill="F2F2F2"/>
+            <w:shd w:val="clear" w:fill="F2F5FA"/>
           </w:tcPr>
           <w:p>
-            <w:pPr>
-              <w:spacing w:after="20"/>
-            </w:pPr>
             <w:r>
               <w:rPr>
-                <w:sz w:val="19"/>
+                <w:sz w:val="18"/>
+              </w:rPr>
+            </w:r>
+            <w:r>
+              <w:rPr>
+                <w:b w:val="0"/>
+                <w:sz w:val="18"/>
               </w:rPr>
               <w:t>突破生命的束缚5-古源尊者-20250424（音声）</w:t>
             </w:r>
@@ -5051,15 +4660,18 @@
         <w:tc>
           <w:tcPr>
             <w:tcW w:type="dxa" w:w="2409"/>
-            <w:shd w:val="clear" w:color="auto" w:fill="F2F2F2"/>
+            <w:shd w:val="clear" w:fill="F2F5FA"/>
           </w:tcPr>
           <w:p>
-            <w:pPr>
-              <w:spacing w:after="20"/>
-            </w:pPr>
             <w:r>
               <w:rPr>
-                <w:sz w:val="19"/>
+                <w:sz w:val="18"/>
+              </w:rPr>
+            </w:r>
+            <w:r>
+              <w:rPr>
+                <w:b w:val="0"/>
+                <w:sz w:val="18"/>
               </w:rPr>
               <w:t>古源尊者开示及上座部佛教资料</w:t>
             </w:r>
@@ -5068,32 +4680,38 @@
         <w:tc>
           <w:tcPr>
             <w:tcW w:type="dxa" w:w="2409"/>
-            <w:shd w:val="clear" w:color="auto" w:fill="F2F2F2"/>
+            <w:shd w:val="clear" w:fill="F2F5FA"/>
           </w:tcPr>
           <w:p>
-            <w:pPr>
-              <w:spacing w:after="20"/>
-            </w:pPr>
             <w:r>
               <w:rPr>
-                <w:sz w:val="19"/>
+                <w:sz w:val="18"/>
               </w:rPr>
-              <w:t>`soundrecording_d0dd1c0cd17209afe241ece24bf6b7b4_a137e869732ad4e234b493f6fe59d6bb7439961422831605`</w:t>
+            </w:r>
+            <w:r>
+              <w:rPr>
+                <w:b w:val="0"/>
+                <w:sz w:val="18"/>
+              </w:rPr>
+              <w:t>soundrecording_d0dd1c0cd17209afe241ece24bf6b7b4_a137e869732ad4e234b493f6fe59d6bb7439961422831605</w:t>
             </w:r>
           </w:p>
         </w:tc>
         <w:tc>
           <w:tcPr>
             <w:tcW w:type="dxa" w:w="2409"/>
-            <w:shd w:val="clear" w:color="auto" w:fill="F2F2F2"/>
+            <w:shd w:val="clear" w:fill="F2F5FA"/>
           </w:tcPr>
           <w:p>
-            <w:pPr>
-              <w:spacing w:after="20"/>
-            </w:pPr>
             <w:r>
               <w:rPr>
-                <w:sz w:val="19"/>
+                <w:sz w:val="18"/>
+              </w:rPr>
+            </w:r>
+            <w:r>
+              <w:rPr>
+                <w:b w:val="0"/>
+                <w:sz w:val="18"/>
               </w:rPr>
               <w:t>第5周四圣谛与八正道主材料，为「突破路径」预读</w:t>
             </w:r>
@@ -5106,12 +4724,15 @@
             <w:tcW w:type="dxa" w:w="2409"/>
           </w:tcPr>
           <w:p>
-            <w:pPr>
-              <w:spacing w:after="20"/>
-            </w:pPr>
             <w:r>
               <w:rPr>
-                <w:sz w:val="19"/>
+                <w:sz w:val="18"/>
+              </w:rPr>
+            </w:r>
+            <w:r>
+              <w:rPr>
+                <w:b w:val="0"/>
+                <w:sz w:val="18"/>
               </w:rPr>
               <w:t>突破生命的束缚·哈佛演讲-20241108（音声）</w:t>
             </w:r>
@@ -5122,12 +4743,15 @@
             <w:tcW w:type="dxa" w:w="2409"/>
           </w:tcPr>
           <w:p>
-            <w:pPr>
-              <w:spacing w:after="20"/>
-            </w:pPr>
             <w:r>
               <w:rPr>
-                <w:sz w:val="19"/>
+                <w:sz w:val="18"/>
+              </w:rPr>
+            </w:r>
+            <w:r>
+              <w:rPr>
+                <w:b w:val="0"/>
+                <w:sz w:val="18"/>
               </w:rPr>
               <w:t>古源尊者开示及上座部佛教资料</w:t>
             </w:r>
@@ -5138,14 +4762,17 @@
             <w:tcW w:type="dxa" w:w="2409"/>
           </w:tcPr>
           <w:p>
-            <w:pPr>
-              <w:spacing w:after="20"/>
-            </w:pPr>
             <w:r>
               <w:rPr>
-                <w:sz w:val="19"/>
+                <w:sz w:val="18"/>
               </w:rPr>
-              <w:t>`soundrecording_d0dd1c0cd17209afe241ece24bf6b7b4_46285f145f5fde1d30658a811373aca27439961422831605`</w:t>
+            </w:r>
+            <w:r>
+              <w:rPr>
+                <w:b w:val="0"/>
+                <w:sz w:val="18"/>
+              </w:rPr>
+              <w:t>soundrecording_d0dd1c0cd17209afe241ece24bf6b7b4_46285f145f5fde1d30658a811373aca27439961422831605</w:t>
             </w:r>
           </w:p>
         </w:tc>
@@ -5154,12 +4781,15 @@
             <w:tcW w:type="dxa" w:w="2409"/>
           </w:tcPr>
           <w:p>
-            <w:pPr>
-              <w:spacing w:after="20"/>
-            </w:pPr>
             <w:r>
               <w:rPr>
-                <w:sz w:val="19"/>
+                <w:sz w:val="18"/>
+              </w:rPr>
+            </w:r>
+            <w:r>
+              <w:rPr>
+                <w:b w:val="0"/>
+                <w:sz w:val="18"/>
               </w:rPr>
               <w:t>本讲材料④同文件；四圣谛八正道段（[01:13:56]起）留第5周、快乐分层段留第6周取用</w:t>
             </w:r>
@@ -5167,38 +4797,17 @@
         </w:tc>
       </w:tr>
     </w:tbl>
-    <w:p>
-      <w:r>
-        <w:rPr>
-          <w:sz w:val="21"/>
-        </w:rPr>
-        <w:t>&lt;!--/EXT_READ--&gt;</w:t>
-      </w:r>
-    </w:p>
-    <w:p>
-      <w:r>
-        <w:rPr>
-          <w:sz w:val="21"/>
-        </w:rPr>
-        <w:t>&lt;!--W_LEAD--&gt;</w:t>
-      </w:r>
-    </w:p>
-    <w:p>
-      <w:r>
-        <w:rPr>
-          <w:sz w:val="21"/>
+    <w:p/>
+    <w:p/>
+    <w:p>
+      <w:r>
+        <w:rPr>
+          <w:b w:val="0"/>
         </w:rPr>
         <w:t>主持人开场提示：今天不急着求解脱，先安静地看清——生命到底被什么绑住。看得清，是解开的第一步；而你能坐下来观察，本身就说明正念正在运作。</w:t>
       </w:r>
     </w:p>
-    <w:p>
-      <w:r>
-        <w:rPr>
-          <w:sz w:val="21"/>
-        </w:rPr>
-        <w:t>&lt;!--/W_LEAD--&gt;</w:t>
-      </w:r>
-    </w:p>
+    <w:p/>
     <w:sectPr>
       <w:headerReference w:type="default" r:id="rId9"/>
       <w:footerReference w:type="default" r:id="rId10"/>
@@ -5218,7 +4827,11 @@
       <w:pStyle w:val="Footer"/>
       <w:jc w:val="center"/>
     </w:pPr>
-    <w:fldSimple w:instr="PAGE"/>
+    <w:r>
+      <w:fldChar w:fldCharType="begin"/>
+      <w:instrText xml:space="preserve">PAGE</w:instrText>
+      <w:fldChar w:fldCharType="end"/>
+    </w:r>
   </w:p>
 </w:ftr>
 </file>
@@ -5232,10 +4845,10 @@
     </w:pPr>
     <w:r>
       <w:rPr>
-        <w:color w:val="808080"/>
+        <w:color w:val="1F3864"/>
         <w:sz w:val="16"/>
       </w:rPr>
-      <w:t>读书会16·第1周·生命被什么束缚——两大束缚（朗读优化版）</w:t>
+      <w:t>读书会16 · 第1周 · 朗读优化版（8周版） · 主持人版</w:t>
     </w:r>
   </w:p>
 </w:hdr>
@@ -5604,11 +5217,8 @@
     <w:name w:val="Normal"/>
     <w:qFormat/>
     <w:rsid w:val="00FC693F"/>
-    <w:pPr>
-      <w:spacing w:line="324" w:lineRule="auto" w:after="60"/>
-    </w:pPr>
     <w:rPr>
-      <w:rFonts w:ascii="Microsoft YaHei" w:hAnsi="Microsoft YaHei" w:eastAsia="Microsoft YaHei"/>
+      <w:rFonts w:ascii="等线" w:hAnsi="等线" w:eastAsia="宋体"/>
       <w:sz w:val="21"/>
     </w:rPr>
   </w:style>
